--- a/Knowledge/3-Work knowledge/1-Software Engineering/1-Software Engineering Fundamentals/5-My Source/1-Network Traffic/1-Types of Network Traffic/6-Multicast.docx
+++ b/Knowledge/3-Work knowledge/1-Software Engineering/1-Software Engineering Fundamentals/5-My Source/1-Network Traffic/1-Types of Network Traffic/6-Multicast.docx
@@ -4,565 +4,990 @@
   <w:body>
     <w:p>
       <w:pPr>
-        <w:pStyle w:val="Heading1"/>
+        <w:keepNext/>
+        <w:keepLines/>
+        <w:spacing w:before="360" w:after="80" w:line="276" w:lineRule="auto"/>
+        <w:outlineLvl w:val="0"/>
+        <w:rPr>
+          <w:rFonts w:asciiTheme="majorHAnsi" w:eastAsiaTheme="majorEastAsia" w:hAnsiTheme="majorHAnsi" w:cstheme="majorBidi"/>
+          <w:color w:val="2F5496" w:themeColor="accent1" w:themeShade="BF"/>
+          <w:kern w:val="0"/>
+          <w:sz w:val="40"/>
+          <w:szCs w:val="40"/>
+          <w:lang w:val="en"/>
+          <w14:ligatures w14:val="none"/>
+        </w:rPr>
       </w:pPr>
       <w:bookmarkStart w:id="0" w:name="_gyul2quk3rme" w:colFirst="0" w:colLast="0"/>
       <w:bookmarkEnd w:id="0"/>
       <w:r>
+        <w:rPr>
+          <w:rFonts w:asciiTheme="majorHAnsi" w:eastAsiaTheme="majorEastAsia" w:hAnsiTheme="majorHAnsi" w:cstheme="majorBidi"/>
+          <w:color w:val="2F5496" w:themeColor="accent1" w:themeShade="BF"/>
+          <w:kern w:val="0"/>
+          <w:sz w:val="40"/>
+          <w:szCs w:val="40"/>
+          <w:lang w:val="en"/>
+          <w14:ligatures w14:val="none"/>
+        </w:rPr>
         <w:t>Multicast</w:t>
       </w:r>
     </w:p>
     <w:p>
       <w:pPr>
-        <w:pStyle w:val="Heading2"/>
-        <w:keepNext w:val="0"/>
-        <w:keepLines w:val="0"/>
-        <w:spacing w:before="280"/>
+        <w:spacing w:before="280" w:after="80" w:line="276" w:lineRule="auto"/>
+        <w:outlineLvl w:val="1"/>
+        <w:rPr>
+          <w:rFonts w:asciiTheme="majorHAnsi" w:eastAsiaTheme="majorEastAsia" w:hAnsiTheme="majorHAnsi" w:cstheme="majorBidi"/>
+          <w:color w:val="2F5496" w:themeColor="accent1" w:themeShade="BF"/>
+          <w:kern w:val="0"/>
+          <w:sz w:val="32"/>
+          <w:szCs w:val="32"/>
+          <w:lang w:val="en"/>
+          <w14:ligatures w14:val="none"/>
+        </w:rPr>
       </w:pPr>
       <w:bookmarkStart w:id="1" w:name="_55lu3qnrogbd" w:colFirst="0" w:colLast="0"/>
       <w:bookmarkEnd w:id="1"/>
       <w:r>
         <w:rPr>
-          <w:rFonts w:ascii="Segoe UI Emoji" w:hAnsi="Segoe UI Emoji" w:cs="Segoe UI Emoji"/>
+          <w:rFonts w:ascii="Segoe UI Emoji" w:eastAsiaTheme="majorEastAsia" w:hAnsi="Segoe UI Emoji" w:cs="Segoe UI Emoji"/>
+          <w:color w:val="2F5496" w:themeColor="accent1" w:themeShade="BF"/>
+          <w:kern w:val="0"/>
+          <w:sz w:val="32"/>
+          <w:szCs w:val="32"/>
+          <w:lang w:val="en"/>
+          <w14:ligatures w14:val="none"/>
         </w:rPr>
         <w:t>📶</w:t>
       </w:r>
       <w:r>
+        <w:rPr>
+          <w:rFonts w:asciiTheme="majorHAnsi" w:eastAsiaTheme="majorEastAsia" w:hAnsiTheme="majorHAnsi" w:cstheme="majorBidi"/>
+          <w:color w:val="2F5496" w:themeColor="accent1" w:themeShade="BF"/>
+          <w:kern w:val="0"/>
+          <w:sz w:val="32"/>
+          <w:szCs w:val="32"/>
+          <w:lang w:val="en"/>
+          <w14:ligatures w14:val="none"/>
+        </w:rPr>
         <w:t xml:space="preserve"> What Is Multicast in Networking?</w:t>
       </w:r>
     </w:p>
     <w:p>
       <w:pPr>
-        <w:rPr>
-          <w:rFonts w:ascii="Roboto Mono" w:hAnsi="Roboto Mono"/>
-        </w:rPr>
-      </w:pPr>
-      <w:r>
-        <w:rPr>
-          <w:rFonts w:ascii="Arial" w:hAnsi="Arial" w:eastAsia="Arial"/>
-          <w:b/>
-          <w:sz w:val="22"/>
+        <w:spacing w:after="0" w:line="276" w:lineRule="auto"/>
+        <w:rPr>
+          <w:rFonts w:ascii="Roboto Mono" w:eastAsia="Arial" w:hAnsi="Roboto Mono" w:cs="Arial"/>
+          <w:kern w:val="0"/>
+          <w:sz w:val="22"/>
+          <w:szCs w:val="22"/>
+          <w:lang w:val="en"/>
+          <w14:ligatures w14:val="none"/>
+        </w:rPr>
+      </w:pPr>
+      <w:r>
+        <w:rPr>
+          <w:rFonts w:ascii="Arial" w:eastAsia="Arial" w:hAnsi="Arial" w:cs="Arial"/>
+          <w:b/>
+          <w:kern w:val="0"/>
+          <w:sz w:val="22"/>
+          <w:szCs w:val="22"/>
           <w:shd w:val="clear" w:color="auto" w:fill="B7B7B7"/>
+          <w:lang w:val="en"/>
+          <w14:ligatures w14:val="none"/>
         </w:rPr>
         <w:t># Source</w:t>
       </w:r>
       <w:r>
         <w:rPr>
-          <w:rFonts w:ascii="Arial" w:hAnsi="Arial" w:eastAsia="Arial"/>
-          <w:sz w:val="22"/>
+          <w:rFonts w:ascii="Arial" w:eastAsia="Arial" w:hAnsi="Arial" w:cs="Arial"/>
+          <w:kern w:val="0"/>
+          <w:sz w:val="22"/>
+          <w:szCs w:val="22"/>
           <w:shd w:val="clear" w:color="auto" w:fill="B7B7B7"/>
+          <w:lang w:val="en"/>
+          <w14:ligatures w14:val="none"/>
         </w:rPr>
         <w:t xml:space="preserve">: </w:t>
       </w:r>
       <w:r>
         <w:rPr>
-          <w:rFonts w:ascii="Arial" w:hAnsi="Arial" w:eastAsia="Arial"/>
-          <w:b/>
-          <w:sz w:val="22"/>
+          <w:rFonts w:ascii="Arial" w:eastAsia="Arial" w:hAnsi="Arial" w:cs="Arial"/>
+          <w:b/>
+          <w:kern w:val="0"/>
+          <w:sz w:val="22"/>
+          <w:szCs w:val="22"/>
           <w:shd w:val="clear" w:color="auto" w:fill="B7B7B7"/>
+          <w:lang w:val="en"/>
+          <w14:ligatures w14:val="none"/>
         </w:rPr>
         <w:t xml:space="preserve">Chatgpt </w:t>
       </w:r>
       <w:r>
         <w:rPr>
-          <w:rFonts w:ascii="Arial" w:hAnsi="Arial" w:eastAsia="Arial"/>
-          <w:b/>
+          <w:rFonts w:ascii="Arial" w:eastAsia="Arial" w:hAnsi="Arial" w:cs="Arial"/>
+          <w:b/>
+          <w:kern w:val="0"/>
           <w:sz w:val="22"/>
           <w:szCs w:val="14"/>
           <w:shd w:val="clear" w:color="auto" w:fill="B7B7B7"/>
+          <w:lang w:val="en"/>
+          <w14:ligatures w14:val="none"/>
         </w:rPr>
         <w:t>(GPT</w:t>
       </w:r>
       <w:r>
         <w:rPr>
-          <w:rFonts w:ascii="Arial" w:hAnsi="Arial" w:cs="Cambria Math" w:eastAsia="Arial"/>
-          <w:b/>
+          <w:rFonts w:ascii="Cambria Math" w:eastAsia="Arial" w:hAnsi="Cambria Math" w:cs="Cambria Math"/>
+          <w:b/>
+          <w:kern w:val="0"/>
           <w:sz w:val="22"/>
           <w:szCs w:val="14"/>
           <w:shd w:val="clear" w:color="auto" w:fill="B7B7B7"/>
+          <w:lang w:val="en"/>
+          <w14:ligatures w14:val="none"/>
         </w:rPr>
         <w:t>‑</w:t>
       </w:r>
       <w:r>
         <w:rPr>
-          <w:rFonts w:ascii="Arial" w:hAnsi="Arial" w:eastAsia="Arial"/>
-          <w:b/>
+          <w:rFonts w:ascii="Arial" w:eastAsia="Arial" w:hAnsi="Arial" w:cs="Arial"/>
+          <w:b/>
+          <w:kern w:val="0"/>
           <w:sz w:val="22"/>
           <w:szCs w:val="14"/>
           <w:shd w:val="clear" w:color="auto" w:fill="B7B7B7"/>
+          <w:lang w:val="en"/>
+          <w14:ligatures w14:val="none"/>
         </w:rPr>
         <w:t>5 Mini) at [12/9/2025]</w:t>
       </w:r>
     </w:p>
     <w:p>
       <w:pPr>
-        <w:spacing w:before="240" w:after="240"/>
-        <w:rPr>
-          <w:rFonts w:ascii="Roboto Mono" w:hAnsi="Roboto Mono"/>
-        </w:rPr>
-      </w:pPr>
-      <w:r>
-        <w:rPr>
-          <w:rFonts w:ascii="Roboto Mono" w:hAnsi="Roboto Mono"/>
+        <w:spacing w:before="240" w:after="240" w:line="276" w:lineRule="auto"/>
+        <w:rPr>
+          <w:rFonts w:ascii="Roboto Mono" w:eastAsia="Arial" w:hAnsi="Roboto Mono" w:cs="Arial"/>
+          <w:kern w:val="0"/>
+          <w:sz w:val="22"/>
+          <w:szCs w:val="22"/>
+          <w:lang w:val="en"/>
+          <w14:ligatures w14:val="none"/>
+        </w:rPr>
+      </w:pPr>
+      <w:r>
+        <w:rPr>
+          <w:rFonts w:ascii="Roboto Mono" w:eastAsia="Arial" w:hAnsi="Roboto Mono" w:cs="Arial"/>
           <w:b/>
           <w:bCs/>
+          <w:kern w:val="0"/>
+          <w:sz w:val="22"/>
+          <w:szCs w:val="22"/>
+          <w:lang w:val="en"/>
+          <w14:ligatures w14:val="none"/>
         </w:rPr>
         <w:t>Multicast</w:t>
       </w:r>
       <w:r>
         <w:rPr>
-          <w:rFonts w:ascii="Roboto Mono" w:hAnsi="Roboto Mono"/>
+          <w:rFonts w:ascii="Roboto Mono" w:eastAsia="Arial" w:hAnsi="Roboto Mono" w:cs="Arial"/>
+          <w:kern w:val="0"/>
+          <w:sz w:val="22"/>
+          <w:szCs w:val="22"/>
+          <w:lang w:val="en"/>
+          <w14:ligatures w14:val="none"/>
         </w:rPr>
         <w:t xml:space="preserve"> is a </w:t>
       </w:r>
       <w:r>
         <w:rPr>
-          <w:rFonts w:ascii="Roboto Mono" w:hAnsi="Roboto Mono"/>
+          <w:rFonts w:ascii="Roboto Mono" w:eastAsia="Arial" w:hAnsi="Roboto Mono" w:cs="Arial"/>
           <w:b/>
           <w:bCs/>
+          <w:kern w:val="0"/>
+          <w:sz w:val="22"/>
+          <w:szCs w:val="22"/>
+          <w:lang w:val="en"/>
+          <w14:ligatures w14:val="none"/>
         </w:rPr>
         <w:t>one-to-many</w:t>
       </w:r>
       <w:r>
         <w:rPr>
-          <w:rFonts w:ascii="Roboto Mono" w:hAnsi="Roboto Mono"/>
+          <w:rFonts w:ascii="Roboto Mono" w:eastAsia="Arial" w:hAnsi="Roboto Mono" w:cs="Arial"/>
+          <w:kern w:val="0"/>
+          <w:sz w:val="22"/>
+          <w:szCs w:val="22"/>
+          <w:lang w:val="en"/>
+          <w14:ligatures w14:val="none"/>
         </w:rPr>
         <w:t xml:space="preserve"> communication method where a device sends data to </w:t>
       </w:r>
       <w:r>
         <w:rPr>
-          <w:rFonts w:ascii="Roboto Mono" w:hAnsi="Roboto Mono"/>
+          <w:rFonts w:ascii="Roboto Mono" w:eastAsia="Arial" w:hAnsi="Roboto Mono" w:cs="Arial"/>
           <w:b/>
           <w:bCs/>
+          <w:kern w:val="0"/>
+          <w:sz w:val="22"/>
+          <w:szCs w:val="22"/>
+          <w:lang w:val="en"/>
+          <w14:ligatures w14:val="none"/>
         </w:rPr>
         <w:t>a specific group of interested devices</w:t>
       </w:r>
       <w:r>
         <w:rPr>
-          <w:rFonts w:ascii="Roboto Mono" w:hAnsi="Roboto Mono"/>
+          <w:rFonts w:ascii="Roboto Mono" w:eastAsia="Arial" w:hAnsi="Roboto Mono" w:cs="Arial"/>
+          <w:kern w:val="0"/>
+          <w:sz w:val="22"/>
+          <w:szCs w:val="22"/>
+          <w:lang w:val="en"/>
+          <w14:ligatures w14:val="none"/>
         </w:rPr>
         <w:t>, rather than to all devices (broadcast) or just one (unicast).</w:t>
       </w:r>
     </w:p>
     <w:p>
-      <w:r>
-        <w:pict w14:anchorId="10AF4446">
+      <w:pPr>
+        <w:spacing w:after="0" w:line="276" w:lineRule="auto"/>
+        <w:rPr>
+          <w:rFonts w:ascii="Arial" w:eastAsia="Arial" w:hAnsi="Arial" w:cs="Arial"/>
+          <w:kern w:val="0"/>
+          <w:sz w:val="22"/>
+          <w:szCs w:val="22"/>
+          <w:lang w:val="en"/>
+          <w14:ligatures w14:val="none"/>
+        </w:rPr>
+      </w:pPr>
+      <w:r>
+        <w:rPr>
+          <w:rFonts w:ascii="Arial" w:eastAsia="Arial" w:hAnsi="Arial" w:cs="Arial"/>
+          <w:kern w:val="0"/>
+          <w:sz w:val="22"/>
+          <w:szCs w:val="22"/>
+          <w:lang w:val="en"/>
+          <w14:ligatures w14:val="none"/>
+        </w:rPr>
+        <w:pict w14:anchorId="202A2F9C">
           <v:rect id="_x0000_i1025" style="width:0;height:1.5pt" o:hralign="center" o:hrstd="t" o:hr="t" fillcolor="#a0a0a0" stroked="f"/>
         </w:pict>
       </w:r>
     </w:p>
     <w:p>
       <w:pPr>
-        <w:pStyle w:val="Heading2"/>
-        <w:keepNext w:val="0"/>
-        <w:keepLines w:val="0"/>
-        <w:spacing w:before="280"/>
+        <w:spacing w:before="280" w:after="80" w:line="276" w:lineRule="auto"/>
+        <w:outlineLvl w:val="1"/>
+        <w:rPr>
+          <w:rFonts w:asciiTheme="majorHAnsi" w:eastAsiaTheme="majorEastAsia" w:hAnsiTheme="majorHAnsi" w:cstheme="majorBidi"/>
+          <w:color w:val="2F5496" w:themeColor="accent1" w:themeShade="BF"/>
+          <w:kern w:val="0"/>
+          <w:sz w:val="32"/>
+          <w:szCs w:val="32"/>
+          <w:lang w:val="en"/>
+          <w14:ligatures w14:val="none"/>
+        </w:rPr>
       </w:pPr>
       <w:bookmarkStart w:id="2" w:name="_sp70g94y0ibw" w:colFirst="0" w:colLast="0"/>
       <w:bookmarkEnd w:id="2"/>
       <w:r>
         <w:rPr>
-          <w:rFonts w:ascii="Segoe UI Emoji" w:hAnsi="Segoe UI Emoji" w:cs="Segoe UI Emoji"/>
+          <w:rFonts w:ascii="Segoe UI Emoji" w:eastAsiaTheme="majorEastAsia" w:hAnsi="Segoe UI Emoji" w:cs="Segoe UI Emoji"/>
+          <w:color w:val="2F5496" w:themeColor="accent1" w:themeShade="BF"/>
+          <w:kern w:val="0"/>
+          <w:sz w:val="32"/>
+          <w:szCs w:val="32"/>
+          <w:lang w:val="en"/>
+          <w14:ligatures w14:val="none"/>
         </w:rPr>
         <w:t>📦</w:t>
       </w:r>
       <w:r>
+        <w:rPr>
+          <w:rFonts w:asciiTheme="majorHAnsi" w:eastAsiaTheme="majorEastAsia" w:hAnsiTheme="majorHAnsi" w:cstheme="majorBidi"/>
+          <w:color w:val="2F5496" w:themeColor="accent1" w:themeShade="BF"/>
+          <w:kern w:val="0"/>
+          <w:sz w:val="32"/>
+          <w:szCs w:val="32"/>
+          <w:lang w:val="en"/>
+          <w14:ligatures w14:val="none"/>
+        </w:rPr>
         <w:t xml:space="preserve"> Belongs to:</w:t>
       </w:r>
     </w:p>
     <w:p>
       <w:pPr>
-        <w:rPr>
-          <w:rFonts w:ascii="Roboto Mono" w:hAnsi="Roboto Mono"/>
-        </w:rPr>
-      </w:pPr>
-      <w:r>
-        <w:rPr>
-          <w:rFonts w:ascii="Arial" w:hAnsi="Arial" w:eastAsia="Arial"/>
-          <w:b/>
-          <w:sz w:val="22"/>
+        <w:spacing w:after="0" w:line="276" w:lineRule="auto"/>
+        <w:rPr>
+          <w:rFonts w:ascii="Roboto Mono" w:eastAsia="Arial" w:hAnsi="Roboto Mono" w:cs="Arial"/>
+          <w:kern w:val="0"/>
+          <w:sz w:val="22"/>
+          <w:szCs w:val="22"/>
+          <w:lang w:val="en"/>
+          <w14:ligatures w14:val="none"/>
+        </w:rPr>
+      </w:pPr>
+      <w:r>
+        <w:rPr>
+          <w:rFonts w:ascii="Arial" w:eastAsia="Arial" w:hAnsi="Arial" w:cs="Arial"/>
+          <w:b/>
+          <w:kern w:val="0"/>
+          <w:sz w:val="22"/>
+          <w:szCs w:val="22"/>
           <w:shd w:val="clear" w:color="auto" w:fill="B7B7B7"/>
+          <w:lang w:val="en"/>
+          <w14:ligatures w14:val="none"/>
         </w:rPr>
         <w:t># Source</w:t>
       </w:r>
       <w:r>
         <w:rPr>
-          <w:rFonts w:ascii="Arial" w:hAnsi="Arial" w:eastAsia="Arial"/>
-          <w:sz w:val="22"/>
+          <w:rFonts w:ascii="Arial" w:eastAsia="Arial" w:hAnsi="Arial" w:cs="Arial"/>
+          <w:kern w:val="0"/>
+          <w:sz w:val="22"/>
+          <w:szCs w:val="22"/>
           <w:shd w:val="clear" w:color="auto" w:fill="B7B7B7"/>
+          <w:lang w:val="en"/>
+          <w14:ligatures w14:val="none"/>
         </w:rPr>
         <w:t xml:space="preserve">: </w:t>
       </w:r>
       <w:r>
         <w:rPr>
-          <w:rFonts w:ascii="Arial" w:hAnsi="Arial" w:eastAsia="Arial"/>
-          <w:b/>
-          <w:sz w:val="22"/>
+          <w:rFonts w:ascii="Arial" w:eastAsia="Arial" w:hAnsi="Arial" w:cs="Arial"/>
+          <w:b/>
+          <w:kern w:val="0"/>
+          <w:sz w:val="22"/>
+          <w:szCs w:val="22"/>
           <w:shd w:val="clear" w:color="auto" w:fill="B7B7B7"/>
+          <w:lang w:val="en"/>
+          <w14:ligatures w14:val="none"/>
         </w:rPr>
         <w:t xml:space="preserve">Chatgpt </w:t>
       </w:r>
       <w:r>
         <w:rPr>
-          <w:rFonts w:ascii="Arial" w:hAnsi="Arial" w:eastAsia="Arial"/>
-          <w:b/>
+          <w:rFonts w:ascii="Arial" w:eastAsia="Arial" w:hAnsi="Arial" w:cs="Arial"/>
+          <w:b/>
+          <w:kern w:val="0"/>
           <w:sz w:val="22"/>
           <w:szCs w:val="14"/>
           <w:shd w:val="clear" w:color="auto" w:fill="B7B7B7"/>
+          <w:lang w:val="en"/>
+          <w14:ligatures w14:val="none"/>
         </w:rPr>
         <w:t>(GPT</w:t>
       </w:r>
       <w:r>
         <w:rPr>
-          <w:rFonts w:ascii="Arial" w:hAnsi="Arial" w:cs="Cambria Math" w:eastAsia="Arial"/>
-          <w:b/>
+          <w:rFonts w:ascii="Cambria Math" w:eastAsia="Arial" w:hAnsi="Cambria Math" w:cs="Cambria Math"/>
+          <w:b/>
+          <w:kern w:val="0"/>
           <w:sz w:val="22"/>
           <w:szCs w:val="14"/>
           <w:shd w:val="clear" w:color="auto" w:fill="B7B7B7"/>
+          <w:lang w:val="en"/>
+          <w14:ligatures w14:val="none"/>
         </w:rPr>
         <w:t>‑</w:t>
       </w:r>
       <w:r>
         <w:rPr>
-          <w:rFonts w:ascii="Arial" w:hAnsi="Arial" w:eastAsia="Arial"/>
-          <w:b/>
+          <w:rFonts w:ascii="Arial" w:eastAsia="Arial" w:hAnsi="Arial" w:cs="Arial"/>
+          <w:b/>
+          <w:kern w:val="0"/>
           <w:sz w:val="22"/>
           <w:szCs w:val="14"/>
           <w:shd w:val="clear" w:color="auto" w:fill="B7B7B7"/>
+          <w:lang w:val="en"/>
+          <w14:ligatures w14:val="none"/>
         </w:rPr>
         <w:t>5 Mini) at [12/9/2025]</w:t>
       </w:r>
     </w:p>
     <w:p>
       <w:pPr>
-        <w:spacing w:before="240" w:after="240"/>
-        <w:rPr>
-          <w:rFonts w:ascii="Roboto Mono" w:hAnsi="Roboto Mono"/>
+        <w:spacing w:before="240" w:after="240" w:line="276" w:lineRule="auto"/>
+        <w:rPr>
+          <w:rFonts w:ascii="Roboto Mono" w:eastAsia="Arial" w:hAnsi="Roboto Mono" w:cs="Arial"/>
           <w:b/>
           <w:bCs/>
+          <w:kern w:val="0"/>
+          <w:sz w:val="22"/>
+          <w:szCs w:val="22"/>
+          <w:lang w:val="en"/>
+          <w14:ligatures w14:val="none"/>
         </w:rPr>
       </w:pPr>
       <w:r>
         <w:rPr>
           <w:rFonts w:ascii="Segoe UI Emoji" w:eastAsia="Arial Unicode MS" w:hAnsi="Segoe UI Emoji" w:cs="Segoe UI Emoji"/>
+          <w:kern w:val="0"/>
+          <w:sz w:val="22"/>
+          <w:szCs w:val="22"/>
+          <w:lang w:val="en"/>
+          <w14:ligatures w14:val="none"/>
         </w:rPr>
         <w:t>✅</w:t>
       </w:r>
       <w:r>
         <w:rPr>
           <w:rFonts w:ascii="Roboto Mono" w:eastAsia="Arial Unicode MS" w:hAnsi="Roboto Mono" w:cs="Arial Unicode MS"/>
+          <w:kern w:val="0"/>
+          <w:sz w:val="22"/>
+          <w:szCs w:val="22"/>
+          <w:lang w:val="en"/>
+          <w14:ligatures w14:val="none"/>
         </w:rPr>
         <w:t xml:space="preserve"> </w:t>
       </w:r>
       <w:r>
         <w:rPr>
-          <w:rFonts w:ascii="Roboto Mono" w:hAnsi="Roboto Mono"/>
+          <w:rFonts w:ascii="Roboto Mono" w:eastAsia="Arial" w:hAnsi="Roboto Mono" w:cs="Arial"/>
           <w:b/>
           <w:bCs/>
+          <w:kern w:val="0"/>
+          <w:sz w:val="22"/>
+          <w:szCs w:val="22"/>
+          <w:lang w:val="en"/>
+          <w14:ligatures w14:val="none"/>
         </w:rPr>
         <w:t>Types of Network Transmission Modes</w:t>
       </w:r>
     </w:p>
     <w:p>
       <w:pPr>
-        <w:spacing w:before="240" w:after="240"/>
+        <w:spacing w:before="240" w:after="240" w:line="276" w:lineRule="auto"/>
         <w:ind w:left="600" w:right="600"/>
         <w:rPr>
-          <w:rFonts w:ascii="Roboto Mono" w:hAnsi="Roboto Mono"/>
-        </w:rPr>
-      </w:pPr>
-      <w:r>
-        <w:rPr>
-          <w:rFonts w:ascii="Roboto Mono" w:hAnsi="Roboto Mono"/>
+          <w:rFonts w:ascii="Roboto Mono" w:eastAsia="Arial" w:hAnsi="Roboto Mono" w:cs="Arial"/>
+          <w:kern w:val="0"/>
+          <w:sz w:val="22"/>
+          <w:szCs w:val="22"/>
+          <w:lang w:val="en"/>
+          <w14:ligatures w14:val="none"/>
+        </w:rPr>
+      </w:pPr>
+      <w:r>
+        <w:rPr>
+          <w:rFonts w:ascii="Roboto Mono" w:eastAsia="Arial" w:hAnsi="Roboto Mono" w:cs="Arial"/>
+          <w:kern w:val="0"/>
+          <w:sz w:val="22"/>
+          <w:szCs w:val="22"/>
+          <w:lang w:val="en"/>
+          <w14:ligatures w14:val="none"/>
         </w:rPr>
         <w:t xml:space="preserve">Alongside </w:t>
       </w:r>
       <w:r>
         <w:rPr>
-          <w:rFonts w:ascii="Roboto Mono" w:hAnsi="Roboto Mono"/>
+          <w:rFonts w:ascii="Roboto Mono" w:eastAsia="Arial" w:hAnsi="Roboto Mono" w:cs="Arial"/>
           <w:b/>
           <w:bCs/>
+          <w:kern w:val="0"/>
+          <w:sz w:val="22"/>
+          <w:szCs w:val="22"/>
+          <w:lang w:val="en"/>
+          <w14:ligatures w14:val="none"/>
         </w:rPr>
         <w:t>Unicast</w:t>
       </w:r>
       <w:r>
         <w:rPr>
-          <w:rFonts w:ascii="Roboto Mono" w:hAnsi="Roboto Mono"/>
+          <w:rFonts w:ascii="Roboto Mono" w:eastAsia="Arial" w:hAnsi="Roboto Mono" w:cs="Arial"/>
+          <w:kern w:val="0"/>
+          <w:sz w:val="22"/>
+          <w:szCs w:val="22"/>
+          <w:lang w:val="en"/>
+          <w14:ligatures w14:val="none"/>
         </w:rPr>
         <w:t xml:space="preserve"> (one-to-one) and </w:t>
       </w:r>
       <w:r>
         <w:rPr>
-          <w:rFonts w:ascii="Roboto Mono" w:hAnsi="Roboto Mono"/>
+          <w:rFonts w:ascii="Roboto Mono" w:eastAsia="Arial" w:hAnsi="Roboto Mono" w:cs="Arial"/>
           <w:b/>
           <w:bCs/>
+          <w:kern w:val="0"/>
+          <w:sz w:val="22"/>
+          <w:szCs w:val="22"/>
+          <w:lang w:val="en"/>
+          <w14:ligatures w14:val="none"/>
         </w:rPr>
         <w:t>Broadcast</w:t>
       </w:r>
       <w:r>
         <w:rPr>
-          <w:rFonts w:ascii="Roboto Mono" w:hAnsi="Roboto Mono"/>
+          <w:rFonts w:ascii="Roboto Mono" w:eastAsia="Arial" w:hAnsi="Roboto Mono" w:cs="Arial"/>
+          <w:kern w:val="0"/>
+          <w:sz w:val="22"/>
+          <w:szCs w:val="22"/>
+          <w:lang w:val="en"/>
+          <w14:ligatures w14:val="none"/>
         </w:rPr>
         <w:t xml:space="preserve"> (one-to-all)</w:t>
       </w:r>
     </w:p>
     <w:p>
-      <w:r>
-        <w:pict w14:anchorId="2EDAFE15">
+      <w:pPr>
+        <w:spacing w:after="0" w:line="276" w:lineRule="auto"/>
+        <w:rPr>
+          <w:rFonts w:ascii="Arial" w:eastAsia="Arial" w:hAnsi="Arial" w:cs="Arial"/>
+          <w:kern w:val="0"/>
+          <w:sz w:val="22"/>
+          <w:szCs w:val="22"/>
+          <w:lang w:val="en"/>
+          <w14:ligatures w14:val="none"/>
+        </w:rPr>
+      </w:pPr>
+      <w:r>
+        <w:rPr>
+          <w:rFonts w:ascii="Arial" w:eastAsia="Arial" w:hAnsi="Arial" w:cs="Arial"/>
+          <w:kern w:val="0"/>
+          <w:sz w:val="22"/>
+          <w:szCs w:val="22"/>
+          <w:lang w:val="en"/>
+          <w14:ligatures w14:val="none"/>
+        </w:rPr>
+        <w:pict w14:anchorId="0D71487E">
           <v:rect id="_x0000_i1026" style="width:0;height:1.5pt" o:hralign="center" o:hrstd="t" o:hr="t" fillcolor="#a0a0a0" stroked="f"/>
         </w:pict>
       </w:r>
     </w:p>
     <w:p>
       <w:pPr>
-        <w:pStyle w:val="Heading2"/>
-        <w:keepNext w:val="0"/>
-        <w:keepLines w:val="0"/>
-        <w:spacing w:before="280"/>
+        <w:spacing w:before="280" w:after="80" w:line="276" w:lineRule="auto"/>
+        <w:outlineLvl w:val="1"/>
+        <w:rPr>
+          <w:rFonts w:asciiTheme="majorHAnsi" w:eastAsiaTheme="majorEastAsia" w:hAnsiTheme="majorHAnsi" w:cstheme="majorBidi"/>
+          <w:color w:val="2F5496" w:themeColor="accent1" w:themeShade="BF"/>
+          <w:kern w:val="0"/>
+          <w:sz w:val="32"/>
+          <w:szCs w:val="32"/>
+          <w:lang w:val="en"/>
+          <w14:ligatures w14:val="none"/>
+        </w:rPr>
       </w:pPr>
       <w:bookmarkStart w:id="3" w:name="_omxjbpjfyl5f" w:colFirst="0" w:colLast="0"/>
       <w:bookmarkEnd w:id="3"/>
       <w:r>
         <w:rPr>
-          <w:rFonts w:ascii="Segoe UI Emoji" w:hAnsi="Segoe UI Emoji" w:cs="Segoe UI Emoji"/>
+          <w:rFonts w:ascii="Segoe UI Emoji" w:eastAsiaTheme="majorEastAsia" w:hAnsi="Segoe UI Emoji" w:cs="Segoe UI Emoji"/>
+          <w:color w:val="2F5496" w:themeColor="accent1" w:themeShade="BF"/>
+          <w:kern w:val="0"/>
+          <w:sz w:val="32"/>
+          <w:szCs w:val="32"/>
+          <w:lang w:val="en"/>
+          <w14:ligatures w14:val="none"/>
         </w:rPr>
         <w:t>🧠</w:t>
       </w:r>
       <w:r>
+        <w:rPr>
+          <w:rFonts w:asciiTheme="majorHAnsi" w:eastAsiaTheme="majorEastAsia" w:hAnsiTheme="majorHAnsi" w:cstheme="majorBidi"/>
+          <w:color w:val="2F5496" w:themeColor="accent1" w:themeShade="BF"/>
+          <w:kern w:val="0"/>
+          <w:sz w:val="32"/>
+          <w:szCs w:val="32"/>
+          <w:lang w:val="en"/>
+          <w14:ligatures w14:val="none"/>
+        </w:rPr>
         <w:t xml:space="preserve"> Definition:</w:t>
       </w:r>
     </w:p>
     <w:p>
       <w:pPr>
-        <w:rPr>
-          <w:rFonts w:ascii="Roboto Mono" w:hAnsi="Roboto Mono"/>
-        </w:rPr>
-      </w:pPr>
-      <w:r>
-        <w:rPr>
-          <w:rFonts w:ascii="Arial" w:hAnsi="Arial" w:eastAsia="Arial"/>
-          <w:b/>
-          <w:sz w:val="22"/>
+        <w:spacing w:after="0" w:line="276" w:lineRule="auto"/>
+        <w:rPr>
+          <w:rFonts w:ascii="Roboto Mono" w:eastAsia="Arial" w:hAnsi="Roboto Mono" w:cs="Arial"/>
+          <w:kern w:val="0"/>
+          <w:sz w:val="22"/>
+          <w:szCs w:val="22"/>
+          <w:lang w:val="en"/>
+          <w14:ligatures w14:val="none"/>
+        </w:rPr>
+      </w:pPr>
+      <w:r>
+        <w:rPr>
+          <w:rFonts w:ascii="Arial" w:eastAsia="Arial" w:hAnsi="Arial" w:cs="Arial"/>
+          <w:b/>
+          <w:kern w:val="0"/>
+          <w:sz w:val="22"/>
+          <w:szCs w:val="22"/>
           <w:shd w:val="clear" w:color="auto" w:fill="B7B7B7"/>
+          <w:lang w:val="en"/>
+          <w14:ligatures w14:val="none"/>
         </w:rPr>
         <w:t># Source</w:t>
       </w:r>
       <w:r>
         <w:rPr>
-          <w:rFonts w:ascii="Arial" w:hAnsi="Arial" w:eastAsia="Arial"/>
-          <w:sz w:val="22"/>
+          <w:rFonts w:ascii="Arial" w:eastAsia="Arial" w:hAnsi="Arial" w:cs="Arial"/>
+          <w:kern w:val="0"/>
+          <w:sz w:val="22"/>
+          <w:szCs w:val="22"/>
           <w:shd w:val="clear" w:color="auto" w:fill="B7B7B7"/>
+          <w:lang w:val="en"/>
+          <w14:ligatures w14:val="none"/>
         </w:rPr>
         <w:t xml:space="preserve">: </w:t>
       </w:r>
       <w:r>
         <w:rPr>
-          <w:rFonts w:ascii="Arial" w:hAnsi="Arial" w:eastAsia="Arial"/>
-          <w:b/>
-          <w:sz w:val="22"/>
+          <w:rFonts w:ascii="Arial" w:eastAsia="Arial" w:hAnsi="Arial" w:cs="Arial"/>
+          <w:b/>
+          <w:kern w:val="0"/>
+          <w:sz w:val="22"/>
+          <w:szCs w:val="22"/>
           <w:shd w:val="clear" w:color="auto" w:fill="B7B7B7"/>
+          <w:lang w:val="en"/>
+          <w14:ligatures w14:val="none"/>
         </w:rPr>
         <w:t xml:space="preserve">Chatgpt </w:t>
       </w:r>
       <w:r>
         <w:rPr>
-          <w:rFonts w:ascii="Arial" w:hAnsi="Arial" w:eastAsia="Arial"/>
-          <w:b/>
+          <w:rFonts w:ascii="Arial" w:eastAsia="Arial" w:hAnsi="Arial" w:cs="Arial"/>
+          <w:b/>
+          <w:kern w:val="0"/>
           <w:sz w:val="22"/>
           <w:szCs w:val="14"/>
           <w:shd w:val="clear" w:color="auto" w:fill="B7B7B7"/>
+          <w:lang w:val="en"/>
+          <w14:ligatures w14:val="none"/>
         </w:rPr>
         <w:t>(GPT</w:t>
       </w:r>
       <w:r>
         <w:rPr>
-          <w:rFonts w:ascii="Arial" w:hAnsi="Arial" w:cs="Cambria Math" w:eastAsia="Arial"/>
-          <w:b/>
+          <w:rFonts w:ascii="Cambria Math" w:eastAsia="Arial" w:hAnsi="Cambria Math" w:cs="Cambria Math"/>
+          <w:b/>
+          <w:kern w:val="0"/>
           <w:sz w:val="22"/>
           <w:szCs w:val="14"/>
           <w:shd w:val="clear" w:color="auto" w:fill="B7B7B7"/>
+          <w:lang w:val="en"/>
+          <w14:ligatures w14:val="none"/>
         </w:rPr>
         <w:t>‑</w:t>
       </w:r>
       <w:r>
         <w:rPr>
-          <w:rFonts w:ascii="Arial" w:hAnsi="Arial" w:eastAsia="Arial"/>
-          <w:b/>
+          <w:rFonts w:ascii="Arial" w:eastAsia="Arial" w:hAnsi="Arial" w:cs="Arial"/>
+          <w:b/>
+          <w:kern w:val="0"/>
           <w:sz w:val="22"/>
           <w:szCs w:val="14"/>
           <w:shd w:val="clear" w:color="auto" w:fill="B7B7B7"/>
+          <w:lang w:val="en"/>
+          <w14:ligatures w14:val="none"/>
         </w:rPr>
         <w:t>5 Mini) at [12/9/2025]</w:t>
       </w:r>
     </w:p>
     <w:p>
       <w:pPr>
-        <w:spacing w:before="240" w:after="240"/>
+        <w:spacing w:before="240" w:after="240" w:line="276" w:lineRule="auto"/>
         <w:ind w:left="600" w:right="600"/>
         <w:rPr>
-          <w:rFonts w:ascii="Roboto Mono" w:hAnsi="Roboto Mono"/>
-        </w:rPr>
-      </w:pPr>
-      <w:r>
-        <w:rPr>
-          <w:rFonts w:ascii="Roboto Mono" w:hAnsi="Roboto Mono"/>
+          <w:rFonts w:ascii="Roboto Mono" w:eastAsia="Arial" w:hAnsi="Roboto Mono" w:cs="Arial"/>
+          <w:kern w:val="0"/>
+          <w:sz w:val="22"/>
+          <w:szCs w:val="22"/>
+          <w:lang w:val="en"/>
+          <w14:ligatures w14:val="none"/>
+        </w:rPr>
+      </w:pPr>
+      <w:r>
+        <w:rPr>
+          <w:rFonts w:ascii="Roboto Mono" w:eastAsia="Arial" w:hAnsi="Roboto Mono" w:cs="Arial"/>
+          <w:kern w:val="0"/>
+          <w:sz w:val="22"/>
+          <w:szCs w:val="22"/>
+          <w:lang w:val="en"/>
+          <w14:ligatures w14:val="none"/>
         </w:rPr>
         <w:t xml:space="preserve">In </w:t>
       </w:r>
       <w:r>
         <w:rPr>
-          <w:rFonts w:ascii="Roboto Mono" w:hAnsi="Roboto Mono"/>
+          <w:rFonts w:ascii="Roboto Mono" w:eastAsia="Arial" w:hAnsi="Roboto Mono" w:cs="Arial"/>
           <w:b/>
           <w:bCs/>
+          <w:kern w:val="0"/>
+          <w:sz w:val="22"/>
+          <w:szCs w:val="22"/>
+          <w:lang w:val="en"/>
+          <w14:ligatures w14:val="none"/>
         </w:rPr>
         <w:t>multicast</w:t>
       </w:r>
       <w:r>
         <w:rPr>
-          <w:rFonts w:ascii="Roboto Mono" w:hAnsi="Roboto Mono"/>
+          <w:rFonts w:ascii="Roboto Mono" w:eastAsia="Arial" w:hAnsi="Roboto Mono" w:cs="Arial"/>
+          <w:kern w:val="0"/>
+          <w:sz w:val="22"/>
+          <w:szCs w:val="22"/>
+          <w:lang w:val="en"/>
+          <w14:ligatures w14:val="none"/>
         </w:rPr>
         <w:t xml:space="preserve">, data is transmitted </w:t>
       </w:r>
       <w:r>
         <w:rPr>
-          <w:rFonts w:ascii="Roboto Mono" w:hAnsi="Roboto Mono"/>
+          <w:rFonts w:ascii="Roboto Mono" w:eastAsia="Arial" w:hAnsi="Roboto Mono" w:cs="Arial"/>
           <w:b/>
           <w:bCs/>
+          <w:kern w:val="0"/>
+          <w:sz w:val="22"/>
+          <w:szCs w:val="22"/>
+          <w:lang w:val="en"/>
+          <w14:ligatures w14:val="none"/>
         </w:rPr>
         <w:t>once</w:t>
       </w:r>
       <w:r>
         <w:rPr>
-          <w:rFonts w:ascii="Roboto Mono" w:hAnsi="Roboto Mono"/>
+          <w:rFonts w:ascii="Roboto Mono" w:eastAsia="Arial" w:hAnsi="Roboto Mono" w:cs="Arial"/>
+          <w:kern w:val="0"/>
+          <w:sz w:val="22"/>
+          <w:szCs w:val="22"/>
+          <w:lang w:val="en"/>
+          <w14:ligatures w14:val="none"/>
         </w:rPr>
         <w:t xml:space="preserve"> by the sender and delivered to </w:t>
       </w:r>
       <w:r>
         <w:rPr>
-          <w:rFonts w:ascii="Roboto Mono" w:hAnsi="Roboto Mono"/>
+          <w:rFonts w:ascii="Roboto Mono" w:eastAsia="Arial" w:hAnsi="Roboto Mono" w:cs="Arial"/>
           <w:b/>
           <w:bCs/>
+          <w:kern w:val="0"/>
+          <w:sz w:val="22"/>
+          <w:szCs w:val="22"/>
+          <w:lang w:val="en"/>
+          <w14:ligatures w14:val="none"/>
         </w:rPr>
         <w:t>multiple selected recipients</w:t>
       </w:r>
       <w:r>
         <w:rPr>
-          <w:rFonts w:ascii="Roboto Mono" w:hAnsi="Roboto Mono"/>
+          <w:rFonts w:ascii="Roboto Mono" w:eastAsia="Arial" w:hAnsi="Roboto Mono" w:cs="Arial"/>
+          <w:kern w:val="0"/>
+          <w:sz w:val="22"/>
+          <w:szCs w:val="22"/>
+          <w:lang w:val="en"/>
+          <w14:ligatures w14:val="none"/>
         </w:rPr>
         <w:t xml:space="preserve"> who have </w:t>
       </w:r>
       <w:r>
         <w:rPr>
-          <w:rFonts w:ascii="Roboto Mono" w:hAnsi="Roboto Mono"/>
+          <w:rFonts w:ascii="Roboto Mono" w:eastAsia="Arial" w:hAnsi="Roboto Mono" w:cs="Arial"/>
           <w:b/>
           <w:bCs/>
+          <w:kern w:val="0"/>
+          <w:sz w:val="22"/>
+          <w:szCs w:val="22"/>
+          <w:lang w:val="en"/>
+          <w14:ligatures w14:val="none"/>
         </w:rPr>
         <w:t>subscribed to a multicast group</w:t>
       </w:r>
       <w:r>
         <w:rPr>
-          <w:rFonts w:ascii="Roboto Mono" w:hAnsi="Roboto Mono"/>
+          <w:rFonts w:ascii="Roboto Mono" w:eastAsia="Arial" w:hAnsi="Roboto Mono" w:cs="Arial"/>
+          <w:kern w:val="0"/>
+          <w:sz w:val="22"/>
+          <w:szCs w:val="22"/>
+          <w:lang w:val="en"/>
+          <w14:ligatures w14:val="none"/>
         </w:rPr>
         <w:t>.</w:t>
       </w:r>
     </w:p>
     <w:p>
-      <w:r>
-        <w:pict w14:anchorId="22523E80">
+      <w:pPr>
+        <w:spacing w:after="0" w:line="276" w:lineRule="auto"/>
+        <w:rPr>
+          <w:rFonts w:ascii="Arial" w:eastAsia="Arial" w:hAnsi="Arial" w:cs="Arial"/>
+          <w:kern w:val="0"/>
+          <w:sz w:val="22"/>
+          <w:szCs w:val="22"/>
+          <w:lang w:val="en"/>
+          <w14:ligatures w14:val="none"/>
+        </w:rPr>
+      </w:pPr>
+      <w:r>
+        <w:rPr>
+          <w:rFonts w:ascii="Arial" w:eastAsia="Arial" w:hAnsi="Arial" w:cs="Arial"/>
+          <w:kern w:val="0"/>
+          <w:sz w:val="22"/>
+          <w:szCs w:val="22"/>
+          <w:lang w:val="en"/>
+          <w14:ligatures w14:val="none"/>
+        </w:rPr>
+        <w:pict w14:anchorId="4DF6D4ED">
           <v:rect id="_x0000_i1027" style="width:0;height:1.5pt" o:hralign="center" o:hrstd="t" o:hr="t" fillcolor="#a0a0a0" stroked="f"/>
         </w:pict>
       </w:r>
     </w:p>
     <w:p>
       <w:pPr>
-        <w:pStyle w:val="Heading2"/>
-        <w:keepNext w:val="0"/>
-        <w:keepLines w:val="0"/>
-        <w:spacing w:before="280"/>
+        <w:spacing w:before="280" w:after="80" w:line="276" w:lineRule="auto"/>
+        <w:outlineLvl w:val="1"/>
+        <w:rPr>
+          <w:rFonts w:asciiTheme="majorHAnsi" w:eastAsiaTheme="majorEastAsia" w:hAnsiTheme="majorHAnsi" w:cstheme="majorBidi"/>
+          <w:color w:val="2F5496" w:themeColor="accent1" w:themeShade="BF"/>
+          <w:kern w:val="0"/>
+          <w:sz w:val="32"/>
+          <w:szCs w:val="32"/>
+          <w:lang w:val="en"/>
+          <w14:ligatures w14:val="none"/>
+        </w:rPr>
       </w:pPr>
       <w:bookmarkStart w:id="4" w:name="_k42pyccrsj4c" w:colFirst="0" w:colLast="0"/>
       <w:bookmarkEnd w:id="4"/>
       <w:r>
         <w:rPr>
-          <w:rFonts w:ascii="Segoe UI Emoji" w:hAnsi="Segoe UI Emoji" w:cs="Segoe UI Emoji"/>
+          <w:rFonts w:ascii="Segoe UI Emoji" w:eastAsiaTheme="majorEastAsia" w:hAnsi="Segoe UI Emoji" w:cs="Segoe UI Emoji"/>
+          <w:color w:val="2F5496" w:themeColor="accent1" w:themeShade="BF"/>
+          <w:kern w:val="0"/>
+          <w:sz w:val="32"/>
+          <w:szCs w:val="32"/>
+          <w:lang w:val="en"/>
+          <w14:ligatures w14:val="none"/>
         </w:rPr>
         <w:t>🧾</w:t>
       </w:r>
       <w:r>
+        <w:rPr>
+          <w:rFonts w:asciiTheme="majorHAnsi" w:eastAsiaTheme="majorEastAsia" w:hAnsiTheme="majorHAnsi" w:cstheme="majorBidi"/>
+          <w:color w:val="2F5496" w:themeColor="accent1" w:themeShade="BF"/>
+          <w:kern w:val="0"/>
+          <w:sz w:val="32"/>
+          <w:szCs w:val="32"/>
+          <w:lang w:val="en"/>
+          <w14:ligatures w14:val="none"/>
+        </w:rPr>
         <w:t xml:space="preserve"> Examples of Multicast Use</w:t>
       </w:r>
     </w:p>
     <w:p>
       <w:pPr>
-        <w:rPr>
-          <w:rFonts w:ascii="Roboto Mono" w:hAnsi="Roboto Mono"/>
-        </w:rPr>
-      </w:pPr>
-      <w:r>
-        <w:rPr>
-          <w:rFonts w:ascii="Arial" w:hAnsi="Arial" w:eastAsia="Arial"/>
-          <w:b/>
-          <w:sz w:val="22"/>
+        <w:spacing w:after="0" w:line="276" w:lineRule="auto"/>
+        <w:rPr>
+          <w:rFonts w:ascii="Roboto Mono" w:eastAsia="Arial" w:hAnsi="Roboto Mono" w:cs="Arial"/>
+          <w:kern w:val="0"/>
+          <w:sz w:val="22"/>
+          <w:szCs w:val="22"/>
+          <w:lang w:val="en"/>
+          <w14:ligatures w14:val="none"/>
+        </w:rPr>
+      </w:pPr>
+      <w:r>
+        <w:rPr>
+          <w:rFonts w:ascii="Arial" w:eastAsia="Arial" w:hAnsi="Arial" w:cs="Arial"/>
+          <w:b/>
+          <w:kern w:val="0"/>
+          <w:sz w:val="22"/>
+          <w:szCs w:val="22"/>
           <w:shd w:val="clear" w:color="auto" w:fill="B7B7B7"/>
+          <w:lang w:val="en"/>
+          <w14:ligatures w14:val="none"/>
         </w:rPr>
         <w:t># Source</w:t>
       </w:r>
       <w:r>
         <w:rPr>
-          <w:rFonts w:ascii="Arial" w:hAnsi="Arial" w:eastAsia="Arial"/>
-          <w:sz w:val="22"/>
+          <w:rFonts w:ascii="Arial" w:eastAsia="Arial" w:hAnsi="Arial" w:cs="Arial"/>
+          <w:kern w:val="0"/>
+          <w:sz w:val="22"/>
+          <w:szCs w:val="22"/>
           <w:shd w:val="clear" w:color="auto" w:fill="B7B7B7"/>
+          <w:lang w:val="en"/>
+          <w14:ligatures w14:val="none"/>
         </w:rPr>
         <w:t xml:space="preserve">: </w:t>
       </w:r>
       <w:r>
         <w:rPr>
-          <w:rFonts w:ascii="Arial" w:hAnsi="Arial" w:eastAsia="Arial"/>
-          <w:b/>
-          <w:sz w:val="22"/>
+          <w:rFonts w:ascii="Arial" w:eastAsia="Arial" w:hAnsi="Arial" w:cs="Arial"/>
+          <w:b/>
+          <w:kern w:val="0"/>
+          <w:sz w:val="22"/>
+          <w:szCs w:val="22"/>
           <w:shd w:val="clear" w:color="auto" w:fill="B7B7B7"/>
+          <w:lang w:val="en"/>
+          <w14:ligatures w14:val="none"/>
         </w:rPr>
         <w:t xml:space="preserve">Chatgpt </w:t>
       </w:r>
       <w:r>
         <w:rPr>
-          <w:rFonts w:ascii="Arial" w:hAnsi="Arial" w:eastAsia="Arial"/>
-          <w:b/>
+          <w:rFonts w:ascii="Arial" w:eastAsia="Arial" w:hAnsi="Arial" w:cs="Arial"/>
+          <w:b/>
+          <w:kern w:val="0"/>
           <w:sz w:val="22"/>
           <w:szCs w:val="14"/>
           <w:shd w:val="clear" w:color="auto" w:fill="B7B7B7"/>
+          <w:lang w:val="en"/>
+          <w14:ligatures w14:val="none"/>
         </w:rPr>
         <w:t>(GPT</w:t>
       </w:r>
       <w:r>
         <w:rPr>
-          <w:rFonts w:ascii="Arial" w:hAnsi="Arial" w:cs="Cambria Math" w:eastAsia="Arial"/>
-          <w:b/>
+          <w:rFonts w:ascii="Cambria Math" w:eastAsia="Arial" w:hAnsi="Cambria Math" w:cs="Cambria Math"/>
+          <w:b/>
+          <w:kern w:val="0"/>
           <w:sz w:val="22"/>
           <w:szCs w:val="14"/>
           <w:shd w:val="clear" w:color="auto" w:fill="B7B7B7"/>
+          <w:lang w:val="en"/>
+          <w14:ligatures w14:val="none"/>
         </w:rPr>
         <w:t>‑</w:t>
       </w:r>
       <w:r>
         <w:rPr>
-          <w:rFonts w:ascii="Arial" w:hAnsi="Arial" w:eastAsia="Arial"/>
-          <w:b/>
+          <w:rFonts w:ascii="Arial" w:eastAsia="Arial" w:hAnsi="Arial" w:cs="Arial"/>
+          <w:b/>
+          <w:kern w:val="0"/>
           <w:sz w:val="22"/>
           <w:szCs w:val="14"/>
           <w:shd w:val="clear" w:color="auto" w:fill="B7B7B7"/>
+          <w:lang w:val="en"/>
+          <w14:ligatures w14:val="none"/>
         </w:rPr>
         <w:t>5 Mini) at [12/9/2025]</w:t>
       </w:r>
     </w:p>
     <w:p>
-      <w:r>
-        <w:rPr>
+      <w:pPr>
+        <w:spacing w:after="0" w:line="276" w:lineRule="auto"/>
+        <w:rPr>
+          <w:rFonts w:ascii="Arial" w:eastAsia="Arial" w:hAnsi="Arial" w:cs="Arial"/>
+          <w:kern w:val="0"/>
+          <w:sz w:val="22"/>
+          <w:szCs w:val="22"/>
+          <w:lang w:val="en"/>
+          <w14:ligatures w14:val="none"/>
+        </w:rPr>
+      </w:pPr>
+      <w:r>
+        <w:rPr>
+          <w:rFonts w:ascii="Arial" w:eastAsia="Arial" w:hAnsi="Arial" w:cs="Arial"/>
           <w:noProof/>
-        </w:rPr>
-        <w:lastRenderedPageBreak/>
+          <w:kern w:val="0"/>
+          <w:sz w:val="22"/>
+          <w:szCs w:val="22"/>
+          <w:lang w:val="en"/>
+          <w14:ligatures w14:val="none"/>
+        </w:rPr>
         <w:drawing>
-          <wp:inline distT="114300" distB="114300" distL="114300" distR="114300" wp14:anchorId="5A5DD9E4" wp14:editId="5D7CED39">
+          <wp:inline distT="114300" distB="114300" distL="114300" distR="114300" wp14:anchorId="6DA97F2E" wp14:editId="1A80F748">
             <wp:extent cx="5943600" cy="1651000"/>
             <wp:effectExtent l="0" t="0" r="0" b="0"/>
             <wp:docPr id="3" name="image1.png"/>
@@ -638,16 +1063,27 @@
           </w:tcPr>
           <w:p>
             <w:pPr>
+              <w:spacing w:after="0" w:line="276" w:lineRule="auto"/>
               <w:jc w:val="center"/>
               <w:rPr>
-                <w:rFonts w:ascii="Roboto Mono" w:hAnsi="Roboto Mono"/>
+                <w:rFonts w:ascii="Roboto Mono" w:eastAsia="Arial" w:hAnsi="Roboto Mono" w:cs="Arial"/>
+                <w:kern w:val="0"/>
+                <w:sz w:val="22"/>
+                <w:szCs w:val="22"/>
+                <w:lang w:val="en"/>
+                <w14:ligatures w14:val="none"/>
               </w:rPr>
             </w:pPr>
             <w:r>
               <w:rPr>
-                <w:rFonts w:ascii="Roboto Mono" w:hAnsi="Roboto Mono"/>
+                <w:rFonts w:ascii="Roboto Mono" w:eastAsia="Arial" w:hAnsi="Roboto Mono" w:cs="Arial"/>
                 <w:b/>
                 <w:bCs/>
+                <w:kern w:val="0"/>
+                <w:sz w:val="22"/>
+                <w:szCs w:val="22"/>
+                <w:lang w:val="en"/>
+                <w14:ligatures w14:val="none"/>
               </w:rPr>
               <w:t>Scenario</w:t>
             </w:r>
@@ -671,16 +1107,27 @@
           </w:tcPr>
           <w:p>
             <w:pPr>
+              <w:spacing w:after="0" w:line="276" w:lineRule="auto"/>
               <w:jc w:val="center"/>
               <w:rPr>
-                <w:rFonts w:ascii="Roboto Mono" w:hAnsi="Roboto Mono"/>
+                <w:rFonts w:ascii="Roboto Mono" w:eastAsia="Arial" w:hAnsi="Roboto Mono" w:cs="Arial"/>
+                <w:kern w:val="0"/>
+                <w:sz w:val="22"/>
+                <w:szCs w:val="22"/>
+                <w:lang w:val="en"/>
+                <w14:ligatures w14:val="none"/>
               </w:rPr>
             </w:pPr>
             <w:r>
               <w:rPr>
-                <w:rFonts w:ascii="Roboto Mono" w:hAnsi="Roboto Mono"/>
+                <w:rFonts w:ascii="Roboto Mono" w:eastAsia="Arial" w:hAnsi="Roboto Mono" w:cs="Arial"/>
                 <w:b/>
                 <w:bCs/>
+                <w:kern w:val="0"/>
+                <w:sz w:val="22"/>
+                <w:szCs w:val="22"/>
+                <w:lang w:val="en"/>
+                <w14:ligatures w14:val="none"/>
               </w:rPr>
               <w:t>Description</w:t>
             </w:r>
@@ -709,19 +1156,35 @@
           </w:tcPr>
           <w:p>
             <w:pPr>
-              <w:rPr>
-                <w:rFonts w:ascii="Roboto Mono" w:hAnsi="Roboto Mono"/>
+              <w:spacing w:after="0" w:line="276" w:lineRule="auto"/>
+              <w:rPr>
+                <w:rFonts w:ascii="Roboto Mono" w:eastAsia="Arial" w:hAnsi="Roboto Mono" w:cs="Arial"/>
+                <w:kern w:val="0"/>
+                <w:sz w:val="22"/>
+                <w:szCs w:val="22"/>
+                <w:lang w:val="en"/>
+                <w14:ligatures w14:val="none"/>
               </w:rPr>
             </w:pPr>
             <w:r>
               <w:rPr>
-                <w:rFonts w:ascii="Segoe UI Emoji" w:hAnsi="Segoe UI Emoji" w:cs="Segoe UI Emoji"/>
+                <w:rFonts w:ascii="Segoe UI Emoji" w:eastAsia="Arial" w:hAnsi="Segoe UI Emoji" w:cs="Segoe UI Emoji"/>
+                <w:kern w:val="0"/>
+                <w:sz w:val="22"/>
+                <w:szCs w:val="22"/>
+                <w:lang w:val="en"/>
+                <w14:ligatures w14:val="none"/>
               </w:rPr>
               <w:t>📺</w:t>
             </w:r>
             <w:r>
               <w:rPr>
-                <w:rFonts w:ascii="Roboto Mono" w:hAnsi="Roboto Mono"/>
+                <w:rFonts w:ascii="Roboto Mono" w:eastAsia="Arial" w:hAnsi="Roboto Mono" w:cs="Arial"/>
+                <w:kern w:val="0"/>
+                <w:sz w:val="22"/>
+                <w:szCs w:val="22"/>
+                <w:lang w:val="en"/>
+                <w14:ligatures w14:val="none"/>
               </w:rPr>
               <w:t xml:space="preserve"> IPTV (Internet TV)</w:t>
             </w:r>
@@ -745,13 +1208,24 @@
           </w:tcPr>
           <w:p>
             <w:pPr>
-              <w:rPr>
-                <w:rFonts w:ascii="Roboto Mono" w:hAnsi="Roboto Mono"/>
+              <w:spacing w:after="0" w:line="276" w:lineRule="auto"/>
+              <w:rPr>
+                <w:rFonts w:ascii="Roboto Mono" w:eastAsia="Arial" w:hAnsi="Roboto Mono" w:cs="Arial"/>
+                <w:kern w:val="0"/>
+                <w:sz w:val="22"/>
+                <w:szCs w:val="22"/>
+                <w:lang w:val="en"/>
+                <w14:ligatures w14:val="none"/>
               </w:rPr>
             </w:pPr>
             <w:r>
               <w:rPr>
-                <w:rFonts w:ascii="Roboto Mono" w:hAnsi="Roboto Mono"/>
+                <w:rFonts w:ascii="Roboto Mono" w:eastAsia="Arial" w:hAnsi="Roboto Mono" w:cs="Arial"/>
+                <w:kern w:val="0"/>
+                <w:sz w:val="22"/>
+                <w:szCs w:val="22"/>
+                <w:lang w:val="en"/>
+                <w14:ligatures w14:val="none"/>
               </w:rPr>
               <w:t>Stream sent once, received by many users who subscribe</w:t>
             </w:r>
@@ -780,28 +1254,57 @@
           </w:tcPr>
           <w:p>
             <w:pPr>
-              <w:rPr>
-                <w:rFonts w:ascii="Roboto Mono" w:hAnsi="Roboto Mono"/>
+              <w:spacing w:after="0" w:line="276" w:lineRule="auto"/>
+              <w:rPr>
+                <w:rFonts w:ascii="Roboto Mono" w:eastAsia="Arial" w:hAnsi="Roboto Mono" w:cs="Arial"/>
+                <w:kern w:val="0"/>
+                <w:sz w:val="22"/>
+                <w:szCs w:val="22"/>
+                <w:lang w:val="en"/>
+                <w14:ligatures w14:val="none"/>
               </w:rPr>
             </w:pPr>
             <w:r>
               <w:rPr>
-                <w:rFonts w:ascii="Segoe UI Emoji" w:hAnsi="Segoe UI Emoji" w:cs="Segoe UI Emoji"/>
+                <w:rFonts w:ascii="Segoe UI Emoji" w:eastAsia="Arial" w:hAnsi="Segoe UI Emoji" w:cs="Segoe UI Emoji"/>
+                <w:kern w:val="0"/>
+                <w:sz w:val="22"/>
+                <w:szCs w:val="22"/>
+                <w:lang w:val="en"/>
+                <w14:ligatures w14:val="none"/>
               </w:rPr>
               <w:t>🧑</w:t>
             </w:r>
             <w:r>
+              <w:rPr>
+                <w:rFonts w:ascii="Arial" w:eastAsia="Arial" w:hAnsi="Arial" w:cs="Arial"/>
+                <w:kern w:val="0"/>
+                <w:sz w:val="22"/>
+                <w:szCs w:val="22"/>
+                <w:lang w:val="en"/>
+                <w14:ligatures w14:val="none"/>
+              </w:rPr>
               <w:t>‍</w:t>
             </w:r>
             <w:r>
               <w:rPr>
-                <w:rFonts w:ascii="Segoe UI Emoji" w:hAnsi="Segoe UI Emoji" w:cs="Segoe UI Emoji"/>
+                <w:rFonts w:ascii="Segoe UI Emoji" w:eastAsia="Arial" w:hAnsi="Segoe UI Emoji" w:cs="Segoe UI Emoji"/>
+                <w:kern w:val="0"/>
+                <w:sz w:val="22"/>
+                <w:szCs w:val="22"/>
+                <w:lang w:val="en"/>
+                <w14:ligatures w14:val="none"/>
               </w:rPr>
               <w:t>🏫</w:t>
             </w:r>
             <w:r>
               <w:rPr>
-                <w:rFonts w:ascii="Roboto Mono" w:hAnsi="Roboto Mono"/>
+                <w:rFonts w:ascii="Roboto Mono" w:eastAsia="Arial" w:hAnsi="Roboto Mono" w:cs="Arial"/>
+                <w:kern w:val="0"/>
+                <w:sz w:val="22"/>
+                <w:szCs w:val="22"/>
+                <w:lang w:val="en"/>
+                <w14:ligatures w14:val="none"/>
               </w:rPr>
               <w:t xml:space="preserve"> Online webinars</w:t>
             </w:r>
@@ -825,13 +1328,24 @@
           </w:tcPr>
           <w:p>
             <w:pPr>
-              <w:rPr>
-                <w:rFonts w:ascii="Roboto Mono" w:hAnsi="Roboto Mono"/>
+              <w:spacing w:after="0" w:line="276" w:lineRule="auto"/>
+              <w:rPr>
+                <w:rFonts w:ascii="Roboto Mono" w:eastAsia="Arial" w:hAnsi="Roboto Mono" w:cs="Arial"/>
+                <w:kern w:val="0"/>
+                <w:sz w:val="22"/>
+                <w:szCs w:val="22"/>
+                <w:lang w:val="en"/>
+                <w14:ligatures w14:val="none"/>
               </w:rPr>
             </w:pPr>
             <w:r>
               <w:rPr>
-                <w:rFonts w:ascii="Roboto Mono" w:hAnsi="Roboto Mono"/>
+                <w:rFonts w:ascii="Roboto Mono" w:eastAsia="Arial" w:hAnsi="Roboto Mono" w:cs="Arial"/>
+                <w:kern w:val="0"/>
+                <w:sz w:val="22"/>
+                <w:szCs w:val="22"/>
+                <w:lang w:val="en"/>
+                <w14:ligatures w14:val="none"/>
               </w:rPr>
               <w:t>Video/audio broadcast to multiple clients efficiently</w:t>
             </w:r>
@@ -860,19 +1374,35 @@
           </w:tcPr>
           <w:p>
             <w:pPr>
-              <w:rPr>
-                <w:rFonts w:ascii="Roboto Mono" w:hAnsi="Roboto Mono"/>
+              <w:spacing w:after="0" w:line="276" w:lineRule="auto"/>
+              <w:rPr>
+                <w:rFonts w:ascii="Roboto Mono" w:eastAsia="Arial" w:hAnsi="Roboto Mono" w:cs="Arial"/>
+                <w:kern w:val="0"/>
+                <w:sz w:val="22"/>
+                <w:szCs w:val="22"/>
+                <w:lang w:val="en"/>
+                <w14:ligatures w14:val="none"/>
               </w:rPr>
             </w:pPr>
             <w:r>
               <w:rPr>
-                <w:rFonts w:ascii="Segoe UI Emoji" w:hAnsi="Segoe UI Emoji" w:cs="Segoe UI Emoji"/>
+                <w:rFonts w:ascii="Segoe UI Emoji" w:eastAsia="Arial" w:hAnsi="Segoe UI Emoji" w:cs="Segoe UI Emoji"/>
+                <w:kern w:val="0"/>
+                <w:sz w:val="22"/>
+                <w:szCs w:val="22"/>
+                <w:lang w:val="en"/>
+                <w14:ligatures w14:val="none"/>
               </w:rPr>
               <w:t>📡</w:t>
             </w:r>
             <w:r>
               <w:rPr>
-                <w:rFonts w:ascii="Roboto Mono" w:hAnsi="Roboto Mono"/>
+                <w:rFonts w:ascii="Roboto Mono" w:eastAsia="Arial" w:hAnsi="Roboto Mono" w:cs="Arial"/>
+                <w:kern w:val="0"/>
+                <w:sz w:val="22"/>
+                <w:szCs w:val="22"/>
+                <w:lang w:val="en"/>
+                <w14:ligatures w14:val="none"/>
               </w:rPr>
               <w:t xml:space="preserve"> Routing protocols like OSPF</w:t>
             </w:r>
@@ -896,13 +1426,24 @@
           </w:tcPr>
           <w:p>
             <w:pPr>
-              <w:rPr>
-                <w:rFonts w:ascii="Roboto Mono" w:hAnsi="Roboto Mono"/>
+              <w:spacing w:after="0" w:line="276" w:lineRule="auto"/>
+              <w:rPr>
+                <w:rFonts w:ascii="Roboto Mono" w:eastAsia="Arial" w:hAnsi="Roboto Mono" w:cs="Arial"/>
+                <w:kern w:val="0"/>
+                <w:sz w:val="22"/>
+                <w:szCs w:val="22"/>
+                <w:lang w:val="en"/>
+                <w14:ligatures w14:val="none"/>
               </w:rPr>
             </w:pPr>
             <w:r>
               <w:rPr>
-                <w:rFonts w:ascii="Roboto Mono" w:hAnsi="Roboto Mono"/>
+                <w:rFonts w:ascii="Roboto Mono" w:eastAsia="Arial" w:hAnsi="Roboto Mono" w:cs="Arial"/>
+                <w:kern w:val="0"/>
+                <w:sz w:val="22"/>
+                <w:szCs w:val="22"/>
+                <w:lang w:val="en"/>
+                <w14:ligatures w14:val="none"/>
               </w:rPr>
               <w:t>Use multicast for neighbor discovery and updates</w:t>
             </w:r>
@@ -931,19 +1472,35 @@
           </w:tcPr>
           <w:p>
             <w:pPr>
-              <w:rPr>
-                <w:rFonts w:ascii="Roboto Mono" w:hAnsi="Roboto Mono"/>
+              <w:spacing w:after="0" w:line="276" w:lineRule="auto"/>
+              <w:rPr>
+                <w:rFonts w:ascii="Roboto Mono" w:eastAsia="Arial" w:hAnsi="Roboto Mono" w:cs="Arial"/>
+                <w:kern w:val="0"/>
+                <w:sz w:val="22"/>
+                <w:szCs w:val="22"/>
+                <w:lang w:val="en"/>
+                <w14:ligatures w14:val="none"/>
               </w:rPr>
             </w:pPr>
             <w:r>
               <w:rPr>
-                <w:rFonts w:ascii="Segoe UI Emoji" w:hAnsi="Segoe UI Emoji" w:cs="Segoe UI Emoji"/>
+                <w:rFonts w:ascii="Segoe UI Emoji" w:eastAsia="Arial" w:hAnsi="Segoe UI Emoji" w:cs="Segoe UI Emoji"/>
+                <w:kern w:val="0"/>
+                <w:sz w:val="22"/>
+                <w:szCs w:val="22"/>
+                <w:lang w:val="en"/>
+                <w14:ligatures w14:val="none"/>
               </w:rPr>
               <w:t>📤</w:t>
             </w:r>
             <w:r>
               <w:rPr>
-                <w:rFonts w:ascii="Roboto Mono" w:hAnsi="Roboto Mono"/>
+                <w:rFonts w:ascii="Roboto Mono" w:eastAsia="Arial" w:hAnsi="Roboto Mono" w:cs="Arial"/>
+                <w:kern w:val="0"/>
+                <w:sz w:val="22"/>
+                <w:szCs w:val="22"/>
+                <w:lang w:val="en"/>
+                <w14:ligatures w14:val="none"/>
               </w:rPr>
               <w:t xml:space="preserve"> Software updates to groups</w:t>
             </w:r>
@@ -967,13 +1524,24 @@
           </w:tcPr>
           <w:p>
             <w:pPr>
-              <w:rPr>
-                <w:rFonts w:ascii="Roboto Mono" w:hAnsi="Roboto Mono"/>
+              <w:spacing w:after="0" w:line="276" w:lineRule="auto"/>
+              <w:rPr>
+                <w:rFonts w:ascii="Roboto Mono" w:eastAsia="Arial" w:hAnsi="Roboto Mono" w:cs="Arial"/>
+                <w:kern w:val="0"/>
+                <w:sz w:val="22"/>
+                <w:szCs w:val="22"/>
+                <w:lang w:val="en"/>
+                <w14:ligatures w14:val="none"/>
               </w:rPr>
             </w:pPr>
             <w:r>
               <w:rPr>
-                <w:rFonts w:ascii="Roboto Mono" w:hAnsi="Roboto Mono"/>
+                <w:rFonts w:ascii="Roboto Mono" w:eastAsia="Arial" w:hAnsi="Roboto Mono" w:cs="Arial"/>
+                <w:kern w:val="0"/>
+                <w:sz w:val="22"/>
+                <w:szCs w:val="22"/>
+                <w:lang w:val="en"/>
+                <w14:ligatures w14:val="none"/>
               </w:rPr>
               <w:t>Efficient group data distribution (e.g., imaging labs)</w:t>
             </w:r>
@@ -982,101 +1550,186 @@
       </w:tr>
     </w:tbl>
     <w:p>
-      <w:r>
-        <w:pict w14:anchorId="48348A4B">
+      <w:pPr>
+        <w:spacing w:after="0" w:line="276" w:lineRule="auto"/>
+        <w:rPr>
+          <w:rFonts w:ascii="Arial" w:eastAsia="Arial" w:hAnsi="Arial" w:cs="Arial"/>
+          <w:kern w:val="0"/>
+          <w:sz w:val="22"/>
+          <w:szCs w:val="22"/>
+          <w:lang w:val="en"/>
+          <w14:ligatures w14:val="none"/>
+        </w:rPr>
+      </w:pPr>
+      <w:r>
+        <w:rPr>
+          <w:rFonts w:ascii="Arial" w:eastAsia="Arial" w:hAnsi="Arial" w:cs="Arial"/>
+          <w:kern w:val="0"/>
+          <w:sz w:val="22"/>
+          <w:szCs w:val="22"/>
+          <w:lang w:val="en"/>
+          <w14:ligatures w14:val="none"/>
+        </w:rPr>
+        <w:pict w14:anchorId="1153690F">
           <v:rect id="_x0000_i1028" style="width:0;height:1.5pt" o:hralign="center" o:hrstd="t" o:hr="t" fillcolor="#a0a0a0" stroked="f"/>
         </w:pict>
       </w:r>
     </w:p>
     <w:p>
       <w:pPr>
-        <w:pStyle w:val="Heading2"/>
-        <w:keepNext w:val="0"/>
-        <w:keepLines w:val="0"/>
-        <w:spacing w:before="280"/>
+        <w:spacing w:before="280" w:after="80" w:line="276" w:lineRule="auto"/>
+        <w:outlineLvl w:val="1"/>
+        <w:rPr>
+          <w:rFonts w:asciiTheme="majorHAnsi" w:eastAsiaTheme="majorEastAsia" w:hAnsiTheme="majorHAnsi" w:cstheme="majorBidi"/>
+          <w:color w:val="2F5496" w:themeColor="accent1" w:themeShade="BF"/>
+          <w:kern w:val="0"/>
+          <w:sz w:val="32"/>
+          <w:szCs w:val="32"/>
+          <w:lang w:val="en"/>
+          <w14:ligatures w14:val="none"/>
+        </w:rPr>
       </w:pPr>
       <w:bookmarkStart w:id="5" w:name="_c8mf31dgovz6" w:colFirst="0" w:colLast="0"/>
       <w:bookmarkEnd w:id="5"/>
       <w:r>
         <w:rPr>
-          <w:rFonts w:ascii="Segoe UI Emoji" w:hAnsi="Segoe UI Emoji" w:cs="Segoe UI Emoji"/>
+          <w:rFonts w:ascii="Segoe UI Emoji" w:eastAsiaTheme="majorEastAsia" w:hAnsi="Segoe UI Emoji" w:cs="Segoe UI Emoji"/>
+          <w:color w:val="2F5496" w:themeColor="accent1" w:themeShade="BF"/>
+          <w:kern w:val="0"/>
+          <w:sz w:val="32"/>
+          <w:szCs w:val="32"/>
+          <w:lang w:val="en"/>
+          <w14:ligatures w14:val="none"/>
         </w:rPr>
         <w:t>🧮</w:t>
       </w:r>
       <w:r>
+        <w:rPr>
+          <w:rFonts w:asciiTheme="majorHAnsi" w:eastAsiaTheme="majorEastAsia" w:hAnsiTheme="majorHAnsi" w:cstheme="majorBidi"/>
+          <w:color w:val="2F5496" w:themeColor="accent1" w:themeShade="BF"/>
+          <w:kern w:val="0"/>
+          <w:sz w:val="32"/>
+          <w:szCs w:val="32"/>
+          <w:lang w:val="en"/>
+          <w14:ligatures w14:val="none"/>
+        </w:rPr>
         <w:t xml:space="preserve"> Multicast IP Address Ranges</w:t>
       </w:r>
     </w:p>
     <w:p>
       <w:pPr>
-        <w:rPr>
-          <w:rFonts w:ascii="Roboto Mono" w:hAnsi="Roboto Mono"/>
-        </w:rPr>
-      </w:pPr>
-      <w:r>
-        <w:rPr>
-          <w:rFonts w:ascii="Arial" w:hAnsi="Arial" w:eastAsia="Arial"/>
-          <w:b/>
-          <w:sz w:val="22"/>
+        <w:spacing w:after="0" w:line="276" w:lineRule="auto"/>
+        <w:rPr>
+          <w:rFonts w:ascii="Roboto Mono" w:eastAsia="Arial" w:hAnsi="Roboto Mono" w:cs="Arial"/>
+          <w:kern w:val="0"/>
+          <w:sz w:val="22"/>
+          <w:szCs w:val="22"/>
+          <w:lang w:val="en"/>
+          <w14:ligatures w14:val="none"/>
+        </w:rPr>
+      </w:pPr>
+      <w:r>
+        <w:rPr>
+          <w:rFonts w:ascii="Arial" w:eastAsia="Arial" w:hAnsi="Arial" w:cs="Arial"/>
+          <w:b/>
+          <w:kern w:val="0"/>
+          <w:sz w:val="22"/>
+          <w:szCs w:val="22"/>
           <w:shd w:val="clear" w:color="auto" w:fill="B7B7B7"/>
+          <w:lang w:val="en"/>
+          <w14:ligatures w14:val="none"/>
         </w:rPr>
         <w:t># Source</w:t>
       </w:r>
       <w:r>
         <w:rPr>
-          <w:rFonts w:ascii="Arial" w:hAnsi="Arial" w:eastAsia="Arial"/>
-          <w:sz w:val="22"/>
+          <w:rFonts w:ascii="Arial" w:eastAsia="Arial" w:hAnsi="Arial" w:cs="Arial"/>
+          <w:kern w:val="0"/>
+          <w:sz w:val="22"/>
+          <w:szCs w:val="22"/>
           <w:shd w:val="clear" w:color="auto" w:fill="B7B7B7"/>
+          <w:lang w:val="en"/>
+          <w14:ligatures w14:val="none"/>
         </w:rPr>
         <w:t xml:space="preserve">: </w:t>
       </w:r>
       <w:r>
         <w:rPr>
-          <w:rFonts w:ascii="Arial" w:hAnsi="Arial" w:eastAsia="Arial"/>
-          <w:b/>
-          <w:sz w:val="22"/>
+          <w:rFonts w:ascii="Arial" w:eastAsia="Arial" w:hAnsi="Arial" w:cs="Arial"/>
+          <w:b/>
+          <w:kern w:val="0"/>
+          <w:sz w:val="22"/>
+          <w:szCs w:val="22"/>
           <w:shd w:val="clear" w:color="auto" w:fill="B7B7B7"/>
+          <w:lang w:val="en"/>
+          <w14:ligatures w14:val="none"/>
         </w:rPr>
         <w:t xml:space="preserve">Chatgpt </w:t>
       </w:r>
       <w:r>
         <w:rPr>
-          <w:rFonts w:ascii="Arial" w:hAnsi="Arial" w:eastAsia="Arial"/>
-          <w:b/>
+          <w:rFonts w:ascii="Arial" w:eastAsia="Arial" w:hAnsi="Arial" w:cs="Arial"/>
+          <w:b/>
+          <w:kern w:val="0"/>
           <w:sz w:val="22"/>
           <w:szCs w:val="14"/>
           <w:shd w:val="clear" w:color="auto" w:fill="B7B7B7"/>
+          <w:lang w:val="en"/>
+          <w14:ligatures w14:val="none"/>
         </w:rPr>
         <w:t>(GPT</w:t>
       </w:r>
       <w:r>
         <w:rPr>
-          <w:rFonts w:ascii="Arial" w:hAnsi="Arial" w:cs="Cambria Math" w:eastAsia="Arial"/>
-          <w:b/>
+          <w:rFonts w:ascii="Cambria Math" w:eastAsia="Arial" w:hAnsi="Cambria Math" w:cs="Cambria Math"/>
+          <w:b/>
+          <w:kern w:val="0"/>
           <w:sz w:val="22"/>
           <w:szCs w:val="14"/>
           <w:shd w:val="clear" w:color="auto" w:fill="B7B7B7"/>
+          <w:lang w:val="en"/>
+          <w14:ligatures w14:val="none"/>
         </w:rPr>
         <w:t>‑</w:t>
       </w:r>
       <w:r>
         <w:rPr>
-          <w:rFonts w:ascii="Arial" w:hAnsi="Arial" w:eastAsia="Arial"/>
-          <w:b/>
+          <w:rFonts w:ascii="Arial" w:eastAsia="Arial" w:hAnsi="Arial" w:cs="Arial"/>
+          <w:b/>
+          <w:kern w:val="0"/>
           <w:sz w:val="22"/>
           <w:szCs w:val="14"/>
           <w:shd w:val="clear" w:color="auto" w:fill="B7B7B7"/>
+          <w:lang w:val="en"/>
+          <w14:ligatures w14:val="none"/>
         </w:rPr>
         <w:t>5 Mini) at [12/9/2025]</w:t>
       </w:r>
     </w:p>
     <w:p>
-      <w:r>
-        <w:rPr>
+      <w:pPr>
+        <w:spacing w:after="0" w:line="276" w:lineRule="auto"/>
+        <w:rPr>
+          <w:rFonts w:ascii="Arial" w:eastAsia="Arial" w:hAnsi="Arial" w:cs="Arial"/>
+          <w:kern w:val="0"/>
+          <w:sz w:val="22"/>
+          <w:szCs w:val="22"/>
+          <w:lang w:val="en"/>
+          <w14:ligatures w14:val="none"/>
+        </w:rPr>
+      </w:pPr>
+      <w:r>
+        <w:rPr>
+          <w:rFonts w:ascii="Arial" w:eastAsia="Arial" w:hAnsi="Arial" w:cs="Arial"/>
           <w:noProof/>
+          <w:kern w:val="0"/>
+          <w:sz w:val="22"/>
+          <w:szCs w:val="22"/>
+          <w:lang w:val="en"/>
+          <w14:ligatures w14:val="none"/>
         </w:rPr>
         <w:drawing>
-          <wp:inline distT="114300" distB="114300" distL="114300" distR="114300" wp14:anchorId="1CA5850B" wp14:editId="14EDA89A">
+          <wp:inline distT="114300" distB="114300" distL="114300" distR="114300" wp14:anchorId="609B4A77" wp14:editId="408491BE">
             <wp:extent cx="5943600" cy="901700"/>
             <wp:effectExtent l="0" t="0" r="0" b="0"/>
             <wp:docPr id="4" name="image4.png"/>
@@ -1153,16 +1806,27 @@
           </w:tcPr>
           <w:p>
             <w:pPr>
+              <w:spacing w:after="0" w:line="276" w:lineRule="auto"/>
               <w:jc w:val="center"/>
               <w:rPr>
-                <w:rFonts w:ascii="Roboto Mono" w:hAnsi="Roboto Mono"/>
+                <w:rFonts w:ascii="Roboto Mono" w:eastAsia="Arial" w:hAnsi="Roboto Mono" w:cs="Arial"/>
+                <w:kern w:val="0"/>
+                <w:sz w:val="22"/>
+                <w:szCs w:val="22"/>
+                <w:lang w:val="en"/>
+                <w14:ligatures w14:val="none"/>
               </w:rPr>
             </w:pPr>
             <w:r>
               <w:rPr>
-                <w:rFonts w:ascii="Roboto Mono" w:hAnsi="Roboto Mono"/>
+                <w:rFonts w:ascii="Roboto Mono" w:eastAsia="Arial" w:hAnsi="Roboto Mono" w:cs="Arial"/>
                 <w:b/>
                 <w:bCs/>
+                <w:kern w:val="0"/>
+                <w:sz w:val="22"/>
+                <w:szCs w:val="22"/>
+                <w:lang w:val="en"/>
+                <w14:ligatures w14:val="none"/>
               </w:rPr>
               <w:t>Protocol</w:t>
             </w:r>
@@ -1186,16 +1850,27 @@
           </w:tcPr>
           <w:p>
             <w:pPr>
+              <w:spacing w:after="0" w:line="276" w:lineRule="auto"/>
               <w:jc w:val="center"/>
               <w:rPr>
-                <w:rFonts w:ascii="Roboto Mono" w:hAnsi="Roboto Mono"/>
+                <w:rFonts w:ascii="Roboto Mono" w:eastAsia="Arial" w:hAnsi="Roboto Mono" w:cs="Arial"/>
+                <w:kern w:val="0"/>
+                <w:sz w:val="22"/>
+                <w:szCs w:val="22"/>
+                <w:lang w:val="en"/>
+                <w14:ligatures w14:val="none"/>
               </w:rPr>
             </w:pPr>
             <w:r>
               <w:rPr>
-                <w:rFonts w:ascii="Roboto Mono" w:hAnsi="Roboto Mono"/>
+                <w:rFonts w:ascii="Roboto Mono" w:eastAsia="Arial" w:hAnsi="Roboto Mono" w:cs="Arial"/>
                 <w:b/>
                 <w:bCs/>
+                <w:kern w:val="0"/>
+                <w:sz w:val="22"/>
+                <w:szCs w:val="22"/>
+                <w:lang w:val="en"/>
+                <w14:ligatures w14:val="none"/>
               </w:rPr>
               <w:t>Range</w:t>
             </w:r>
@@ -1219,16 +1894,27 @@
           </w:tcPr>
           <w:p>
             <w:pPr>
+              <w:spacing w:after="0" w:line="276" w:lineRule="auto"/>
               <w:jc w:val="center"/>
               <w:rPr>
-                <w:rFonts w:ascii="Roboto Mono" w:hAnsi="Roboto Mono"/>
+                <w:rFonts w:ascii="Roboto Mono" w:eastAsia="Arial" w:hAnsi="Roboto Mono" w:cs="Arial"/>
+                <w:kern w:val="0"/>
+                <w:sz w:val="22"/>
+                <w:szCs w:val="22"/>
+                <w:lang w:val="en"/>
+                <w14:ligatures w14:val="none"/>
               </w:rPr>
             </w:pPr>
             <w:r>
               <w:rPr>
-                <w:rFonts w:ascii="Roboto Mono" w:hAnsi="Roboto Mono"/>
+                <w:rFonts w:ascii="Roboto Mono" w:eastAsia="Arial" w:hAnsi="Roboto Mono" w:cs="Arial"/>
                 <w:b/>
                 <w:bCs/>
+                <w:kern w:val="0"/>
+                <w:sz w:val="22"/>
+                <w:szCs w:val="22"/>
+                <w:lang w:val="en"/>
+                <w14:ligatures w14:val="none"/>
               </w:rPr>
               <w:t>Notes</w:t>
             </w:r>
@@ -1257,15 +1943,26 @@
           </w:tcPr>
           <w:p>
             <w:pPr>
-              <w:rPr>
-                <w:rFonts w:ascii="Roboto Mono" w:hAnsi="Roboto Mono"/>
+              <w:spacing w:after="0" w:line="276" w:lineRule="auto"/>
+              <w:rPr>
+                <w:rFonts w:ascii="Roboto Mono" w:eastAsia="Arial" w:hAnsi="Roboto Mono" w:cs="Arial"/>
+                <w:kern w:val="0"/>
+                <w:sz w:val="22"/>
+                <w:szCs w:val="22"/>
+                <w:lang w:val="en"/>
+                <w14:ligatures w14:val="none"/>
               </w:rPr>
             </w:pPr>
             <w:r>
               <w:rPr>
-                <w:rFonts w:ascii="Roboto Mono" w:hAnsi="Roboto Mono"/>
+                <w:rFonts w:ascii="Roboto Mono" w:eastAsia="Arial" w:hAnsi="Roboto Mono" w:cs="Arial"/>
                 <w:b/>
                 <w:bCs/>
+                <w:kern w:val="0"/>
+                <w:sz w:val="22"/>
+                <w:szCs w:val="22"/>
+                <w:lang w:val="en"/>
+                <w14:ligatures w14:val="none"/>
               </w:rPr>
               <w:t>IPv4</w:t>
             </w:r>
@@ -1289,20 +1986,36 @@
           </w:tcPr>
           <w:p>
             <w:pPr>
-              <w:rPr>
-                <w:rFonts w:ascii="Roboto Mono" w:hAnsi="Roboto Mono"/>
+              <w:spacing w:after="0" w:line="276" w:lineRule="auto"/>
+              <w:rPr>
+                <w:rFonts w:ascii="Roboto Mono" w:eastAsia="Arial" w:hAnsi="Roboto Mono" w:cs="Arial"/>
+                <w:kern w:val="0"/>
+                <w:sz w:val="22"/>
+                <w:szCs w:val="22"/>
+                <w:lang w:val="en"/>
+                <w14:ligatures w14:val="none"/>
               </w:rPr>
             </w:pPr>
             <w:r>
               <w:rPr>
                 <w:rFonts w:ascii="Roboto Mono" w:eastAsia="Roboto Mono" w:hAnsi="Roboto Mono" w:cs="Roboto Mono"/>
                 <w:color w:val="188038"/>
+                <w:kern w:val="0"/>
+                <w:sz w:val="22"/>
+                <w:szCs w:val="22"/>
+                <w:lang w:val="en"/>
+                <w14:ligatures w14:val="none"/>
               </w:rPr>
               <w:t>224.0.0.0</w:t>
             </w:r>
             <w:r>
               <w:rPr>
-                <w:rFonts w:ascii="Roboto Mono" w:hAnsi="Roboto Mono"/>
+                <w:rFonts w:ascii="Roboto Mono" w:eastAsia="Arial" w:hAnsi="Roboto Mono" w:cs="Arial"/>
+                <w:kern w:val="0"/>
+                <w:sz w:val="22"/>
+                <w:szCs w:val="22"/>
+                <w:lang w:val="en"/>
+                <w14:ligatures w14:val="none"/>
               </w:rPr>
               <w:t xml:space="preserve"> – </w:t>
             </w:r>
@@ -1310,6 +2023,11 @@
               <w:rPr>
                 <w:rFonts w:ascii="Roboto Mono" w:eastAsia="Roboto Mono" w:hAnsi="Roboto Mono" w:cs="Roboto Mono"/>
                 <w:color w:val="188038"/>
+                <w:kern w:val="0"/>
+                <w:sz w:val="22"/>
+                <w:szCs w:val="22"/>
+                <w:lang w:val="en"/>
+                <w14:ligatures w14:val="none"/>
               </w:rPr>
               <w:t>239.255.255.255</w:t>
             </w:r>
@@ -1333,13 +2051,24 @@
           </w:tcPr>
           <w:p>
             <w:pPr>
-              <w:rPr>
-                <w:rFonts w:ascii="Roboto Mono" w:hAnsi="Roboto Mono"/>
+              <w:spacing w:after="0" w:line="276" w:lineRule="auto"/>
+              <w:rPr>
+                <w:rFonts w:ascii="Roboto Mono" w:eastAsia="Arial" w:hAnsi="Roboto Mono" w:cs="Arial"/>
+                <w:kern w:val="0"/>
+                <w:sz w:val="22"/>
+                <w:szCs w:val="22"/>
+                <w:lang w:val="en"/>
+                <w14:ligatures w14:val="none"/>
               </w:rPr>
             </w:pPr>
             <w:r>
               <w:rPr>
-                <w:rFonts w:ascii="Roboto Mono" w:hAnsi="Roboto Mono"/>
+                <w:rFonts w:ascii="Roboto Mono" w:eastAsia="Arial" w:hAnsi="Roboto Mono" w:cs="Arial"/>
+                <w:kern w:val="0"/>
+                <w:sz w:val="22"/>
+                <w:szCs w:val="22"/>
+                <w:lang w:val="en"/>
+                <w14:ligatures w14:val="none"/>
               </w:rPr>
               <w:t>Reserved for multicast groups</w:t>
             </w:r>
@@ -1368,15 +2097,26 @@
           </w:tcPr>
           <w:p>
             <w:pPr>
-              <w:rPr>
-                <w:rFonts w:ascii="Roboto Mono" w:hAnsi="Roboto Mono"/>
+              <w:spacing w:after="0" w:line="276" w:lineRule="auto"/>
+              <w:rPr>
+                <w:rFonts w:ascii="Roboto Mono" w:eastAsia="Arial" w:hAnsi="Roboto Mono" w:cs="Arial"/>
+                <w:kern w:val="0"/>
+                <w:sz w:val="22"/>
+                <w:szCs w:val="22"/>
+                <w:lang w:val="en"/>
+                <w14:ligatures w14:val="none"/>
               </w:rPr>
             </w:pPr>
             <w:r>
               <w:rPr>
-                <w:rFonts w:ascii="Roboto Mono" w:hAnsi="Roboto Mono"/>
+                <w:rFonts w:ascii="Roboto Mono" w:eastAsia="Arial" w:hAnsi="Roboto Mono" w:cs="Arial"/>
                 <w:b/>
                 <w:bCs/>
+                <w:kern w:val="0"/>
+                <w:sz w:val="22"/>
+                <w:szCs w:val="22"/>
+                <w:lang w:val="en"/>
+                <w14:ligatures w14:val="none"/>
               </w:rPr>
               <w:t>IPv6</w:t>
             </w:r>
@@ -1400,13 +2140,24 @@
           </w:tcPr>
           <w:p>
             <w:pPr>
-              <w:rPr>
-                <w:rFonts w:ascii="Roboto Mono" w:hAnsi="Roboto Mono"/>
+              <w:spacing w:after="0" w:line="276" w:lineRule="auto"/>
+              <w:rPr>
+                <w:rFonts w:ascii="Roboto Mono" w:eastAsia="Arial" w:hAnsi="Roboto Mono" w:cs="Arial"/>
+                <w:kern w:val="0"/>
+                <w:sz w:val="22"/>
+                <w:szCs w:val="22"/>
+                <w:lang w:val="en"/>
+                <w14:ligatures w14:val="none"/>
               </w:rPr>
             </w:pPr>
             <w:r>
               <w:rPr>
-                <w:rFonts w:ascii="Roboto Mono" w:hAnsi="Roboto Mono"/>
+                <w:rFonts w:ascii="Roboto Mono" w:eastAsia="Arial" w:hAnsi="Roboto Mono" w:cs="Arial"/>
+                <w:kern w:val="0"/>
+                <w:sz w:val="22"/>
+                <w:szCs w:val="22"/>
+                <w:lang w:val="en"/>
+                <w14:ligatures w14:val="none"/>
               </w:rPr>
               <w:t xml:space="preserve">Starts with </w:t>
             </w:r>
@@ -1414,6 +2165,11 @@
               <w:rPr>
                 <w:rFonts w:ascii="Roboto Mono" w:eastAsia="Roboto Mono" w:hAnsi="Roboto Mono" w:cs="Roboto Mono"/>
                 <w:color w:val="188038"/>
+                <w:kern w:val="0"/>
+                <w:sz w:val="22"/>
+                <w:szCs w:val="22"/>
+                <w:lang w:val="en"/>
+                <w14:ligatures w14:val="none"/>
               </w:rPr>
               <w:t>FF::/8</w:t>
             </w:r>
@@ -1437,13 +2193,24 @@
           </w:tcPr>
           <w:p>
             <w:pPr>
-              <w:rPr>
-                <w:rFonts w:ascii="Roboto Mono" w:hAnsi="Roboto Mono"/>
+              <w:spacing w:after="0" w:line="276" w:lineRule="auto"/>
+              <w:rPr>
+                <w:rFonts w:ascii="Roboto Mono" w:eastAsia="Arial" w:hAnsi="Roboto Mono" w:cs="Arial"/>
+                <w:kern w:val="0"/>
+                <w:sz w:val="22"/>
+                <w:szCs w:val="22"/>
+                <w:lang w:val="en"/>
+                <w14:ligatures w14:val="none"/>
               </w:rPr>
             </w:pPr>
             <w:r>
               <w:rPr>
-                <w:rFonts w:ascii="Roboto Mono" w:hAnsi="Roboto Mono"/>
+                <w:rFonts w:ascii="Roboto Mono" w:eastAsia="Arial" w:hAnsi="Roboto Mono" w:cs="Arial"/>
+                <w:kern w:val="0"/>
+                <w:sz w:val="22"/>
+                <w:szCs w:val="22"/>
+                <w:lang w:val="en"/>
+                <w14:ligatures w14:val="none"/>
               </w:rPr>
               <w:t>Replaces broadcast in IPv6</w:t>
             </w:r>
@@ -1453,147 +2220,254 @@
     </w:tbl>
     <w:p>
       <w:pPr>
-        <w:spacing w:before="240" w:after="240"/>
+        <w:spacing w:before="240" w:after="240" w:line="276" w:lineRule="auto"/>
         <w:ind w:left="600" w:right="600"/>
         <w:rPr>
-          <w:rFonts w:ascii="Roboto Mono" w:hAnsi="Roboto Mono"/>
-        </w:rPr>
-      </w:pPr>
-      <w:r>
-        <w:rPr>
-          <w:rFonts w:ascii="Roboto Mono" w:hAnsi="Roboto Mono"/>
-        </w:rPr>
-        <w:lastRenderedPageBreak/>
+          <w:rFonts w:ascii="Roboto Mono" w:eastAsia="Arial" w:hAnsi="Roboto Mono" w:cs="Arial"/>
+          <w:kern w:val="0"/>
+          <w:sz w:val="22"/>
+          <w:szCs w:val="22"/>
+          <w:lang w:val="en"/>
+          <w14:ligatures w14:val="none"/>
+        </w:rPr>
+      </w:pPr>
+      <w:r>
+        <w:rPr>
+          <w:rFonts w:ascii="Roboto Mono" w:eastAsia="Arial" w:hAnsi="Roboto Mono" w:cs="Arial"/>
+          <w:kern w:val="0"/>
+          <w:sz w:val="22"/>
+          <w:szCs w:val="22"/>
+          <w:lang w:val="en"/>
+          <w14:ligatures w14:val="none"/>
+        </w:rPr>
         <w:t xml:space="preserve">Devices </w:t>
       </w:r>
       <w:r>
         <w:rPr>
-          <w:rFonts w:ascii="Roboto Mono" w:hAnsi="Roboto Mono"/>
+          <w:rFonts w:ascii="Roboto Mono" w:eastAsia="Arial" w:hAnsi="Roboto Mono" w:cs="Arial"/>
           <w:b/>
           <w:bCs/>
+          <w:kern w:val="0"/>
+          <w:sz w:val="22"/>
+          <w:szCs w:val="22"/>
+          <w:lang w:val="en"/>
+          <w14:ligatures w14:val="none"/>
         </w:rPr>
         <w:t>join</w:t>
       </w:r>
       <w:r>
         <w:rPr>
-          <w:rFonts w:ascii="Roboto Mono" w:hAnsi="Roboto Mono"/>
+          <w:rFonts w:ascii="Roboto Mono" w:eastAsia="Arial" w:hAnsi="Roboto Mono" w:cs="Arial"/>
+          <w:kern w:val="0"/>
+          <w:sz w:val="22"/>
+          <w:szCs w:val="22"/>
+          <w:lang w:val="en"/>
+          <w14:ligatures w14:val="none"/>
         </w:rPr>
         <w:t xml:space="preserve"> multicast groups using protocols like </w:t>
       </w:r>
       <w:r>
         <w:rPr>
-          <w:rFonts w:ascii="Roboto Mono" w:hAnsi="Roboto Mono"/>
+          <w:rFonts w:ascii="Roboto Mono" w:eastAsia="Arial" w:hAnsi="Roboto Mono" w:cs="Arial"/>
           <w:b/>
           <w:bCs/>
+          <w:kern w:val="0"/>
+          <w:sz w:val="22"/>
+          <w:szCs w:val="22"/>
+          <w:lang w:val="en"/>
+          <w14:ligatures w14:val="none"/>
         </w:rPr>
         <w:t>IGMP (IPv4)</w:t>
       </w:r>
       <w:r>
         <w:rPr>
-          <w:rFonts w:ascii="Roboto Mono" w:hAnsi="Roboto Mono"/>
+          <w:rFonts w:ascii="Roboto Mono" w:eastAsia="Arial" w:hAnsi="Roboto Mono" w:cs="Arial"/>
+          <w:kern w:val="0"/>
+          <w:sz w:val="22"/>
+          <w:szCs w:val="22"/>
+          <w:lang w:val="en"/>
+          <w14:ligatures w14:val="none"/>
         </w:rPr>
         <w:t xml:space="preserve"> or </w:t>
       </w:r>
       <w:r>
         <w:rPr>
-          <w:rFonts w:ascii="Roboto Mono" w:hAnsi="Roboto Mono"/>
+          <w:rFonts w:ascii="Roboto Mono" w:eastAsia="Arial" w:hAnsi="Roboto Mono" w:cs="Arial"/>
           <w:b/>
           <w:bCs/>
+          <w:kern w:val="0"/>
+          <w:sz w:val="22"/>
+          <w:szCs w:val="22"/>
+          <w:lang w:val="en"/>
+          <w14:ligatures w14:val="none"/>
         </w:rPr>
         <w:t>MLD (IPv6)</w:t>
       </w:r>
       <w:r>
         <w:rPr>
-          <w:rFonts w:ascii="Roboto Mono" w:hAnsi="Roboto Mono"/>
+          <w:rFonts w:ascii="Roboto Mono" w:eastAsia="Arial" w:hAnsi="Roboto Mono" w:cs="Arial"/>
+          <w:kern w:val="0"/>
+          <w:sz w:val="22"/>
+          <w:szCs w:val="22"/>
+          <w:lang w:val="en"/>
+          <w14:ligatures w14:val="none"/>
         </w:rPr>
         <w:t>.</w:t>
       </w:r>
     </w:p>
     <w:p>
-      <w:r>
-        <w:pict w14:anchorId="22AA3843">
+      <w:pPr>
+        <w:spacing w:after="0" w:line="276" w:lineRule="auto"/>
+        <w:rPr>
+          <w:rFonts w:ascii="Arial" w:eastAsia="Arial" w:hAnsi="Arial" w:cs="Arial"/>
+          <w:kern w:val="0"/>
+          <w:sz w:val="22"/>
+          <w:szCs w:val="22"/>
+          <w:lang w:val="en"/>
+          <w14:ligatures w14:val="none"/>
+        </w:rPr>
+      </w:pPr>
+      <w:r>
+        <w:rPr>
+          <w:rFonts w:ascii="Arial" w:eastAsia="Arial" w:hAnsi="Arial" w:cs="Arial"/>
+          <w:kern w:val="0"/>
+          <w:sz w:val="22"/>
+          <w:szCs w:val="22"/>
+          <w:lang w:val="en"/>
+          <w14:ligatures w14:val="none"/>
+        </w:rPr>
+        <w:pict w14:anchorId="47F21993">
           <v:rect id="_x0000_i1029" style="width:0;height:1.5pt" o:hralign="center" o:hrstd="t" o:hr="t" fillcolor="#a0a0a0" stroked="f"/>
         </w:pict>
       </w:r>
     </w:p>
     <w:p>
       <w:pPr>
-        <w:pStyle w:val="Heading2"/>
-        <w:keepNext w:val="0"/>
-        <w:keepLines w:val="0"/>
-        <w:spacing w:before="280"/>
+        <w:spacing w:before="280" w:after="80" w:line="276" w:lineRule="auto"/>
+        <w:outlineLvl w:val="1"/>
+        <w:rPr>
+          <w:rFonts w:asciiTheme="majorHAnsi" w:eastAsiaTheme="majorEastAsia" w:hAnsiTheme="majorHAnsi" w:cstheme="majorBidi"/>
+          <w:color w:val="2F5496" w:themeColor="accent1" w:themeShade="BF"/>
+          <w:kern w:val="0"/>
+          <w:sz w:val="32"/>
+          <w:szCs w:val="32"/>
+          <w:lang w:val="en"/>
+          <w14:ligatures w14:val="none"/>
+        </w:rPr>
       </w:pPr>
       <w:bookmarkStart w:id="6" w:name="_nsy28rxz3kcg" w:colFirst="0" w:colLast="0"/>
       <w:bookmarkEnd w:id="6"/>
       <w:r>
         <w:rPr>
-          <w:rFonts w:ascii="Segoe UI Emoji" w:hAnsi="Segoe UI Emoji" w:cs="Segoe UI Emoji"/>
+          <w:rFonts w:ascii="Segoe UI Emoji" w:eastAsiaTheme="majorEastAsia" w:hAnsi="Segoe UI Emoji" w:cs="Segoe UI Emoji"/>
+          <w:color w:val="2F5496" w:themeColor="accent1" w:themeShade="BF"/>
+          <w:kern w:val="0"/>
+          <w:sz w:val="32"/>
+          <w:szCs w:val="32"/>
+          <w:lang w:val="en"/>
+          <w14:ligatures w14:val="none"/>
         </w:rPr>
         <w:t>📌</w:t>
       </w:r>
       <w:r>
+        <w:rPr>
+          <w:rFonts w:asciiTheme="majorHAnsi" w:eastAsiaTheme="majorEastAsia" w:hAnsiTheme="majorHAnsi" w:cstheme="majorBidi"/>
+          <w:color w:val="2F5496" w:themeColor="accent1" w:themeShade="BF"/>
+          <w:kern w:val="0"/>
+          <w:sz w:val="32"/>
+          <w:szCs w:val="32"/>
+          <w:lang w:val="en"/>
+          <w14:ligatures w14:val="none"/>
+        </w:rPr>
         <w:t xml:space="preserve"> How It Works</w:t>
       </w:r>
     </w:p>
     <w:p>
       <w:pPr>
-        <w:rPr>
-          <w:rFonts w:ascii="Roboto Mono" w:hAnsi="Roboto Mono"/>
-        </w:rPr>
-      </w:pPr>
-      <w:r>
-        <w:rPr>
-          <w:rFonts w:ascii="Arial" w:hAnsi="Arial" w:eastAsia="Arial"/>
-          <w:b/>
-          <w:sz w:val="22"/>
+        <w:spacing w:after="0" w:line="276" w:lineRule="auto"/>
+        <w:rPr>
+          <w:rFonts w:ascii="Roboto Mono" w:eastAsia="Arial" w:hAnsi="Roboto Mono" w:cs="Arial"/>
+          <w:kern w:val="0"/>
+          <w:sz w:val="22"/>
+          <w:szCs w:val="22"/>
+          <w:lang w:val="en"/>
+          <w14:ligatures w14:val="none"/>
+        </w:rPr>
+      </w:pPr>
+      <w:r>
+        <w:rPr>
+          <w:rFonts w:ascii="Arial" w:eastAsia="Arial" w:hAnsi="Arial" w:cs="Arial"/>
+          <w:b/>
+          <w:kern w:val="0"/>
+          <w:sz w:val="22"/>
+          <w:szCs w:val="22"/>
           <w:shd w:val="clear" w:color="auto" w:fill="B7B7B7"/>
+          <w:lang w:val="en"/>
+          <w14:ligatures w14:val="none"/>
         </w:rPr>
         <w:t># Source</w:t>
       </w:r>
       <w:r>
         <w:rPr>
-          <w:rFonts w:ascii="Arial" w:hAnsi="Arial" w:eastAsia="Arial"/>
-          <w:sz w:val="22"/>
+          <w:rFonts w:ascii="Arial" w:eastAsia="Arial" w:hAnsi="Arial" w:cs="Arial"/>
+          <w:kern w:val="0"/>
+          <w:sz w:val="22"/>
+          <w:szCs w:val="22"/>
           <w:shd w:val="clear" w:color="auto" w:fill="B7B7B7"/>
+          <w:lang w:val="en"/>
+          <w14:ligatures w14:val="none"/>
         </w:rPr>
         <w:t xml:space="preserve">: </w:t>
       </w:r>
       <w:r>
         <w:rPr>
-          <w:rFonts w:ascii="Arial" w:hAnsi="Arial" w:eastAsia="Arial"/>
-          <w:b/>
-          <w:sz w:val="22"/>
+          <w:rFonts w:ascii="Arial" w:eastAsia="Arial" w:hAnsi="Arial" w:cs="Arial"/>
+          <w:b/>
+          <w:kern w:val="0"/>
+          <w:sz w:val="22"/>
+          <w:szCs w:val="22"/>
           <w:shd w:val="clear" w:color="auto" w:fill="B7B7B7"/>
+          <w:lang w:val="en"/>
+          <w14:ligatures w14:val="none"/>
         </w:rPr>
         <w:t xml:space="preserve">Chatgpt </w:t>
       </w:r>
       <w:r>
         <w:rPr>
-          <w:rFonts w:ascii="Arial" w:hAnsi="Arial" w:eastAsia="Arial"/>
-          <w:b/>
+          <w:rFonts w:ascii="Arial" w:eastAsia="Arial" w:hAnsi="Arial" w:cs="Arial"/>
+          <w:b/>
+          <w:kern w:val="0"/>
           <w:sz w:val="22"/>
           <w:szCs w:val="14"/>
           <w:shd w:val="clear" w:color="auto" w:fill="B7B7B7"/>
+          <w:lang w:val="en"/>
+          <w14:ligatures w14:val="none"/>
         </w:rPr>
         <w:t>(GPT</w:t>
       </w:r>
       <w:r>
         <w:rPr>
-          <w:rFonts w:ascii="Arial" w:hAnsi="Arial" w:cs="Cambria Math" w:eastAsia="Arial"/>
-          <w:b/>
+          <w:rFonts w:ascii="Cambria Math" w:eastAsia="Arial" w:hAnsi="Cambria Math" w:cs="Cambria Math"/>
+          <w:b/>
+          <w:kern w:val="0"/>
           <w:sz w:val="22"/>
           <w:szCs w:val="14"/>
           <w:shd w:val="clear" w:color="auto" w:fill="B7B7B7"/>
+          <w:lang w:val="en"/>
+          <w14:ligatures w14:val="none"/>
         </w:rPr>
         <w:t>‑</w:t>
       </w:r>
       <w:r>
         <w:rPr>
-          <w:rFonts w:ascii="Arial" w:hAnsi="Arial" w:eastAsia="Arial"/>
-          <w:b/>
+          <w:rFonts w:ascii="Arial" w:eastAsia="Arial" w:hAnsi="Arial" w:cs="Arial"/>
+          <w:b/>
+          <w:kern w:val="0"/>
           <w:sz w:val="22"/>
           <w:szCs w:val="14"/>
           <w:shd w:val="clear" w:color="auto" w:fill="B7B7B7"/>
+          <w:lang w:val="en"/>
+          <w14:ligatures w14:val="none"/>
         </w:rPr>
         <w:t>5 Mini) at [12/9/2025]</w:t>
       </w:r>
@@ -1604,48 +2478,83 @@
           <w:ilvl w:val="0"/>
           <w:numId w:val="2"/>
         </w:numPr>
-        <w:spacing w:before="240"/>
-        <w:rPr>
-          <w:rFonts w:ascii="Roboto Mono" w:hAnsi="Roboto Mono"/>
-        </w:rPr>
-      </w:pPr>
-      <w:r>
-        <w:rPr>
-          <w:rFonts w:ascii="Roboto Mono" w:hAnsi="Roboto Mono"/>
+        <w:spacing w:before="240" w:after="0" w:line="276" w:lineRule="auto"/>
+        <w:rPr>
+          <w:rFonts w:ascii="Roboto Mono" w:eastAsia="Arial" w:hAnsi="Roboto Mono" w:cs="Arial"/>
+          <w:kern w:val="0"/>
+          <w:sz w:val="22"/>
+          <w:szCs w:val="22"/>
+          <w:lang w:val="en"/>
+          <w14:ligatures w14:val="none"/>
+        </w:rPr>
+      </w:pPr>
+      <w:r>
+        <w:rPr>
+          <w:rFonts w:ascii="Roboto Mono" w:eastAsia="Arial" w:hAnsi="Roboto Mono" w:cs="Arial"/>
+          <w:kern w:val="0"/>
+          <w:sz w:val="22"/>
+          <w:szCs w:val="22"/>
+          <w:lang w:val="en"/>
+          <w14:ligatures w14:val="none"/>
         </w:rPr>
         <w:t xml:space="preserve">Sender sends </w:t>
       </w:r>
       <w:r>
         <w:rPr>
-          <w:rFonts w:ascii="Roboto Mono" w:hAnsi="Roboto Mono"/>
+          <w:rFonts w:ascii="Roboto Mono" w:eastAsia="Arial" w:hAnsi="Roboto Mono" w:cs="Arial"/>
           <w:b/>
           <w:bCs/>
+          <w:kern w:val="0"/>
+          <w:sz w:val="22"/>
+          <w:szCs w:val="22"/>
+          <w:lang w:val="en"/>
+          <w14:ligatures w14:val="none"/>
         </w:rPr>
         <w:t>one copy</w:t>
       </w:r>
       <w:r>
         <w:rPr>
-          <w:rFonts w:ascii="Roboto Mono" w:hAnsi="Roboto Mono"/>
+          <w:rFonts w:ascii="Roboto Mono" w:eastAsia="Arial" w:hAnsi="Roboto Mono" w:cs="Arial"/>
+          <w:kern w:val="0"/>
+          <w:sz w:val="22"/>
+          <w:szCs w:val="22"/>
+          <w:lang w:val="en"/>
+          <w14:ligatures w14:val="none"/>
         </w:rPr>
         <w:t xml:space="preserve"> of data to a </w:t>
       </w:r>
       <w:r>
         <w:rPr>
-          <w:rFonts w:ascii="Roboto Mono" w:hAnsi="Roboto Mono"/>
+          <w:rFonts w:ascii="Roboto Mono" w:eastAsia="Arial" w:hAnsi="Roboto Mono" w:cs="Arial"/>
           <w:b/>
           <w:bCs/>
+          <w:kern w:val="0"/>
+          <w:sz w:val="22"/>
+          <w:szCs w:val="22"/>
+          <w:lang w:val="en"/>
+          <w14:ligatures w14:val="none"/>
         </w:rPr>
         <w:t>multicast group address</w:t>
       </w:r>
       <w:r>
         <w:rPr>
-          <w:rFonts w:ascii="Roboto Mono" w:hAnsi="Roboto Mono"/>
+          <w:rFonts w:ascii="Roboto Mono" w:eastAsia="Arial" w:hAnsi="Roboto Mono" w:cs="Arial"/>
+          <w:kern w:val="0"/>
+          <w:sz w:val="22"/>
+          <w:szCs w:val="22"/>
+          <w:lang w:val="en"/>
+          <w14:ligatures w14:val="none"/>
         </w:rPr>
         <w:t>.</w:t>
       </w:r>
       <w:r>
         <w:rPr>
-          <w:rFonts w:ascii="Roboto Mono" w:hAnsi="Roboto Mono"/>
+          <w:rFonts w:ascii="Roboto Mono" w:eastAsia="Arial" w:hAnsi="Roboto Mono" w:cs="Arial"/>
+          <w:kern w:val="0"/>
+          <w:sz w:val="22"/>
+          <w:szCs w:val="22"/>
+          <w:lang w:val="en"/>
+          <w14:ligatures w14:val="none"/>
         </w:rPr>
         <w:br/>
       </w:r>
@@ -1656,33 +2565,59 @@
           <w:ilvl w:val="0"/>
           <w:numId w:val="2"/>
         </w:numPr>
-        <w:rPr>
-          <w:rFonts w:ascii="Roboto Mono" w:hAnsi="Roboto Mono"/>
-        </w:rPr>
-      </w:pPr>
-      <w:r>
-        <w:rPr>
-          <w:rFonts w:ascii="Roboto Mono" w:hAnsi="Roboto Mono"/>
+        <w:spacing w:after="0" w:line="276" w:lineRule="auto"/>
+        <w:rPr>
+          <w:rFonts w:ascii="Roboto Mono" w:eastAsia="Arial" w:hAnsi="Roboto Mono" w:cs="Arial"/>
+          <w:kern w:val="0"/>
+          <w:sz w:val="22"/>
+          <w:szCs w:val="22"/>
+          <w:lang w:val="en"/>
+          <w14:ligatures w14:val="none"/>
+        </w:rPr>
+      </w:pPr>
+      <w:r>
+        <w:rPr>
+          <w:rFonts w:ascii="Roboto Mono" w:eastAsia="Arial" w:hAnsi="Roboto Mono" w:cs="Arial"/>
+          <w:kern w:val="0"/>
+          <w:sz w:val="22"/>
+          <w:szCs w:val="22"/>
+          <w:lang w:val="en"/>
+          <w14:ligatures w14:val="none"/>
         </w:rPr>
         <w:t xml:space="preserve">Only devices that </w:t>
       </w:r>
       <w:r>
         <w:rPr>
-          <w:rFonts w:ascii="Roboto Mono" w:hAnsi="Roboto Mono"/>
+          <w:rFonts w:ascii="Roboto Mono" w:eastAsia="Arial" w:hAnsi="Roboto Mono" w:cs="Arial"/>
           <w:b/>
           <w:bCs/>
+          <w:kern w:val="0"/>
+          <w:sz w:val="22"/>
+          <w:szCs w:val="22"/>
+          <w:lang w:val="en"/>
+          <w14:ligatures w14:val="none"/>
         </w:rPr>
         <w:t>subscribed</w:t>
       </w:r>
       <w:r>
         <w:rPr>
-          <w:rFonts w:ascii="Roboto Mono" w:hAnsi="Roboto Mono"/>
+          <w:rFonts w:ascii="Roboto Mono" w:eastAsia="Arial" w:hAnsi="Roboto Mono" w:cs="Arial"/>
+          <w:kern w:val="0"/>
+          <w:sz w:val="22"/>
+          <w:szCs w:val="22"/>
+          <w:lang w:val="en"/>
+          <w14:ligatures w14:val="none"/>
         </w:rPr>
         <w:t xml:space="preserve"> (joined the group) receive the data.</w:t>
       </w:r>
       <w:r>
         <w:rPr>
-          <w:rFonts w:ascii="Roboto Mono" w:hAnsi="Roboto Mono"/>
+          <w:rFonts w:ascii="Roboto Mono" w:eastAsia="Arial" w:hAnsi="Roboto Mono" w:cs="Arial"/>
+          <w:kern w:val="0"/>
+          <w:sz w:val="22"/>
+          <w:szCs w:val="22"/>
+          <w:lang w:val="en"/>
+          <w14:ligatures w14:val="none"/>
         </w:rPr>
         <w:br/>
       </w:r>
@@ -1693,117 +2628,205 @@
           <w:ilvl w:val="0"/>
           <w:numId w:val="2"/>
         </w:numPr>
-        <w:spacing w:after="240"/>
-      </w:pPr>
-      <w:r>
-        <w:rPr>
-          <w:rFonts w:ascii="Roboto Mono" w:hAnsi="Roboto Mono"/>
+        <w:spacing w:after="240" w:line="276" w:lineRule="auto"/>
+        <w:rPr>
+          <w:rFonts w:ascii="Arial" w:eastAsia="Arial" w:hAnsi="Arial" w:cs="Arial"/>
+          <w:kern w:val="0"/>
+          <w:sz w:val="22"/>
+          <w:szCs w:val="22"/>
+          <w:lang w:val="en"/>
+          <w14:ligatures w14:val="none"/>
+        </w:rPr>
+      </w:pPr>
+      <w:r>
+        <w:rPr>
+          <w:rFonts w:ascii="Roboto Mono" w:eastAsia="Arial" w:hAnsi="Roboto Mono" w:cs="Arial"/>
+          <w:kern w:val="0"/>
+          <w:sz w:val="22"/>
+          <w:szCs w:val="22"/>
+          <w:lang w:val="en"/>
+          <w14:ligatures w14:val="none"/>
         </w:rPr>
         <w:t xml:space="preserve">Network switches/routers handle delivery </w:t>
       </w:r>
       <w:r>
         <w:rPr>
-          <w:rFonts w:ascii="Roboto Mono" w:hAnsi="Roboto Mono"/>
+          <w:rFonts w:ascii="Roboto Mono" w:eastAsia="Arial" w:hAnsi="Roboto Mono" w:cs="Arial"/>
           <w:b/>
           <w:bCs/>
+          <w:kern w:val="0"/>
+          <w:sz w:val="22"/>
+          <w:szCs w:val="22"/>
+          <w:lang w:val="en"/>
+          <w14:ligatures w14:val="none"/>
         </w:rPr>
         <w:t>efficiently</w:t>
       </w:r>
       <w:r>
         <w:rPr>
-          <w:rFonts w:ascii="Roboto Mono" w:hAnsi="Roboto Mono"/>
+          <w:rFonts w:ascii="Roboto Mono" w:eastAsia="Arial" w:hAnsi="Roboto Mono" w:cs="Arial"/>
+          <w:kern w:val="0"/>
+          <w:sz w:val="22"/>
+          <w:szCs w:val="22"/>
+          <w:lang w:val="en"/>
+          <w14:ligatures w14:val="none"/>
         </w:rPr>
         <w:t>, minimizing unnecessary traffic.</w:t>
       </w:r>
     </w:p>
     <w:p>
-      <w:r>
-        <w:pict w14:anchorId="773D3415">
+      <w:pPr>
+        <w:spacing w:after="0" w:line="276" w:lineRule="auto"/>
+        <w:rPr>
+          <w:rFonts w:ascii="Arial" w:eastAsia="Arial" w:hAnsi="Arial" w:cs="Arial"/>
+          <w:kern w:val="0"/>
+          <w:sz w:val="22"/>
+          <w:szCs w:val="22"/>
+          <w:lang w:val="en"/>
+          <w14:ligatures w14:val="none"/>
+        </w:rPr>
+      </w:pPr>
+      <w:r>
+        <w:rPr>
+          <w:rFonts w:ascii="Arial" w:eastAsia="Arial" w:hAnsi="Arial" w:cs="Arial"/>
+          <w:kern w:val="0"/>
+          <w:sz w:val="22"/>
+          <w:szCs w:val="22"/>
+          <w:lang w:val="en"/>
+          <w14:ligatures w14:val="none"/>
+        </w:rPr>
+        <w:pict w14:anchorId="2DCBEDED">
           <v:rect id="_x0000_i1030" style="width:0;height:1.5pt" o:hralign="center" o:hrstd="t" o:hr="t" fillcolor="#a0a0a0" stroked="f"/>
         </w:pict>
       </w:r>
     </w:p>
     <w:p>
       <w:pPr>
-        <w:pStyle w:val="Heading2"/>
-        <w:keepNext w:val="0"/>
-        <w:keepLines w:val="0"/>
-        <w:spacing w:before="280"/>
+        <w:spacing w:before="280" w:after="80" w:line="276" w:lineRule="auto"/>
+        <w:outlineLvl w:val="1"/>
+        <w:rPr>
+          <w:rFonts w:asciiTheme="majorHAnsi" w:eastAsiaTheme="majorEastAsia" w:hAnsiTheme="majorHAnsi" w:cstheme="majorBidi"/>
+          <w:color w:val="2F5496" w:themeColor="accent1" w:themeShade="BF"/>
+          <w:kern w:val="0"/>
+          <w:sz w:val="32"/>
+          <w:szCs w:val="32"/>
+          <w:lang w:val="en"/>
+          <w14:ligatures w14:val="none"/>
+        </w:rPr>
       </w:pPr>
       <w:bookmarkStart w:id="7" w:name="_koqq9ngs8md" w:colFirst="0" w:colLast="0"/>
       <w:bookmarkEnd w:id="7"/>
       <w:r>
         <w:rPr>
           <w:rFonts w:ascii="Segoe UI Emoji" w:eastAsia="Arial Unicode MS" w:hAnsi="Segoe UI Emoji" w:cs="Segoe UI Emoji"/>
+          <w:color w:val="2F5496" w:themeColor="accent1" w:themeShade="BF"/>
+          <w:kern w:val="0"/>
+          <w:sz w:val="32"/>
+          <w:szCs w:val="32"/>
+          <w:lang w:val="en"/>
+          <w14:ligatures w14:val="none"/>
         </w:rPr>
         <w:t>✅</w:t>
       </w:r>
       <w:r>
         <w:rPr>
           <w:rFonts w:ascii="Arial Unicode MS" w:eastAsia="Arial Unicode MS" w:hAnsi="Arial Unicode MS" w:cs="Arial Unicode MS"/>
+          <w:color w:val="2F5496" w:themeColor="accent1" w:themeShade="BF"/>
+          <w:kern w:val="0"/>
+          <w:sz w:val="32"/>
+          <w:szCs w:val="32"/>
+          <w:lang w:val="en"/>
+          <w14:ligatures w14:val="none"/>
         </w:rPr>
         <w:t xml:space="preserve"> Advantages</w:t>
       </w:r>
     </w:p>
     <w:p>
       <w:pPr>
-        <w:rPr>
-          <w:rFonts w:ascii="Roboto Mono" w:hAnsi="Roboto Mono"/>
-        </w:rPr>
-      </w:pPr>
-      <w:r>
-        <w:rPr>
-          <w:rFonts w:ascii="Arial" w:hAnsi="Arial" w:eastAsia="Arial"/>
-          <w:b/>
-          <w:sz w:val="22"/>
+        <w:spacing w:after="0" w:line="276" w:lineRule="auto"/>
+        <w:rPr>
+          <w:rFonts w:ascii="Roboto Mono" w:eastAsia="Arial" w:hAnsi="Roboto Mono" w:cs="Arial"/>
+          <w:kern w:val="0"/>
+          <w:sz w:val="22"/>
+          <w:szCs w:val="22"/>
+          <w:lang w:val="en"/>
+          <w14:ligatures w14:val="none"/>
+        </w:rPr>
+      </w:pPr>
+      <w:r>
+        <w:rPr>
+          <w:rFonts w:ascii="Arial" w:eastAsia="Arial" w:hAnsi="Arial" w:cs="Arial"/>
+          <w:b/>
+          <w:kern w:val="0"/>
+          <w:sz w:val="22"/>
+          <w:szCs w:val="22"/>
           <w:shd w:val="clear" w:color="auto" w:fill="B7B7B7"/>
+          <w:lang w:val="en"/>
+          <w14:ligatures w14:val="none"/>
         </w:rPr>
         <w:t># Source</w:t>
       </w:r>
       <w:r>
         <w:rPr>
-          <w:rFonts w:ascii="Arial" w:hAnsi="Arial" w:eastAsia="Arial"/>
-          <w:sz w:val="22"/>
+          <w:rFonts w:ascii="Arial" w:eastAsia="Arial" w:hAnsi="Arial" w:cs="Arial"/>
+          <w:kern w:val="0"/>
+          <w:sz w:val="22"/>
+          <w:szCs w:val="22"/>
           <w:shd w:val="clear" w:color="auto" w:fill="B7B7B7"/>
+          <w:lang w:val="en"/>
+          <w14:ligatures w14:val="none"/>
         </w:rPr>
         <w:t xml:space="preserve">: </w:t>
       </w:r>
       <w:r>
         <w:rPr>
-          <w:rFonts w:ascii="Arial" w:hAnsi="Arial" w:eastAsia="Arial"/>
-          <w:b/>
-          <w:sz w:val="22"/>
+          <w:rFonts w:ascii="Arial" w:eastAsia="Arial" w:hAnsi="Arial" w:cs="Arial"/>
+          <w:b/>
+          <w:kern w:val="0"/>
+          <w:sz w:val="22"/>
+          <w:szCs w:val="22"/>
           <w:shd w:val="clear" w:color="auto" w:fill="B7B7B7"/>
+          <w:lang w:val="en"/>
+          <w14:ligatures w14:val="none"/>
         </w:rPr>
         <w:t xml:space="preserve">Chatgpt </w:t>
       </w:r>
       <w:r>
         <w:rPr>
-          <w:rFonts w:ascii="Arial" w:hAnsi="Arial" w:eastAsia="Arial"/>
-          <w:b/>
+          <w:rFonts w:ascii="Arial" w:eastAsia="Arial" w:hAnsi="Arial" w:cs="Arial"/>
+          <w:b/>
+          <w:kern w:val="0"/>
           <w:sz w:val="22"/>
           <w:szCs w:val="14"/>
           <w:shd w:val="clear" w:color="auto" w:fill="B7B7B7"/>
+          <w:lang w:val="en"/>
+          <w14:ligatures w14:val="none"/>
         </w:rPr>
         <w:t>(GPT</w:t>
       </w:r>
       <w:r>
         <w:rPr>
-          <w:rFonts w:ascii="Arial" w:hAnsi="Arial" w:cs="Cambria Math" w:eastAsia="Arial"/>
-          <w:b/>
+          <w:rFonts w:ascii="Cambria Math" w:eastAsia="Arial" w:hAnsi="Cambria Math" w:cs="Cambria Math"/>
+          <w:b/>
+          <w:kern w:val="0"/>
           <w:sz w:val="22"/>
           <w:szCs w:val="14"/>
           <w:shd w:val="clear" w:color="auto" w:fill="B7B7B7"/>
+          <w:lang w:val="en"/>
+          <w14:ligatures w14:val="none"/>
         </w:rPr>
         <w:t>‑</w:t>
       </w:r>
       <w:r>
         <w:rPr>
-          <w:rFonts w:ascii="Arial" w:hAnsi="Arial" w:eastAsia="Arial"/>
-          <w:b/>
+          <w:rFonts w:ascii="Arial" w:eastAsia="Arial" w:hAnsi="Arial" w:cs="Arial"/>
+          <w:b/>
+          <w:kern w:val="0"/>
           <w:sz w:val="22"/>
           <w:szCs w:val="14"/>
           <w:shd w:val="clear" w:color="auto" w:fill="B7B7B7"/>
+          <w:lang w:val="en"/>
+          <w14:ligatures w14:val="none"/>
         </w:rPr>
         <w:t>5 Mini) at [12/9/2025]</w:t>
       </w:r>
@@ -1814,40 +2837,70 @@
           <w:ilvl w:val="0"/>
           <w:numId w:val="1"/>
         </w:numPr>
-        <w:spacing w:before="240"/>
-        <w:rPr>
-          <w:rFonts w:ascii="Roboto Mono" w:hAnsi="Roboto Mono"/>
-        </w:rPr>
-      </w:pPr>
-      <w:r>
-        <w:rPr>
-          <w:rFonts w:ascii="Segoe UI Emoji" w:hAnsi="Segoe UI Emoji" w:cs="Segoe UI Emoji"/>
+        <w:spacing w:before="240" w:after="0" w:line="276" w:lineRule="auto"/>
+        <w:rPr>
+          <w:rFonts w:ascii="Roboto Mono" w:eastAsia="Arial" w:hAnsi="Roboto Mono" w:cs="Arial"/>
+          <w:kern w:val="0"/>
+          <w:sz w:val="22"/>
+          <w:szCs w:val="22"/>
+          <w:lang w:val="en"/>
+          <w14:ligatures w14:val="none"/>
+        </w:rPr>
+      </w:pPr>
+      <w:r>
+        <w:rPr>
+          <w:rFonts w:ascii="Segoe UI Emoji" w:eastAsia="Arial" w:hAnsi="Segoe UI Emoji" w:cs="Segoe UI Emoji"/>
+          <w:kern w:val="0"/>
+          <w:sz w:val="22"/>
+          <w:szCs w:val="22"/>
+          <w:lang w:val="en"/>
+          <w14:ligatures w14:val="none"/>
         </w:rPr>
         <w:t>⚡</w:t>
       </w:r>
       <w:r>
         <w:rPr>
-          <w:rFonts w:ascii="Roboto Mono" w:hAnsi="Roboto Mono"/>
+          <w:rFonts w:ascii="Roboto Mono" w:eastAsia="Arial" w:hAnsi="Roboto Mono" w:cs="Arial"/>
+          <w:kern w:val="0"/>
+          <w:sz w:val="22"/>
+          <w:szCs w:val="22"/>
+          <w:lang w:val="en"/>
+          <w14:ligatures w14:val="none"/>
         </w:rPr>
         <w:t xml:space="preserve"> </w:t>
       </w:r>
       <w:r>
         <w:rPr>
-          <w:rFonts w:ascii="Roboto Mono" w:hAnsi="Roboto Mono"/>
+          <w:rFonts w:ascii="Roboto Mono" w:eastAsia="Arial" w:hAnsi="Roboto Mono" w:cs="Arial"/>
           <w:b/>
           <w:bCs/>
+          <w:kern w:val="0"/>
+          <w:sz w:val="22"/>
+          <w:szCs w:val="22"/>
+          <w:lang w:val="en"/>
+          <w14:ligatures w14:val="none"/>
         </w:rPr>
         <w:t>Efficient bandwidth use</w:t>
       </w:r>
       <w:r>
         <w:rPr>
-          <w:rFonts w:ascii="Roboto Mono" w:hAnsi="Roboto Mono"/>
+          <w:rFonts w:ascii="Roboto Mono" w:eastAsia="Arial" w:hAnsi="Roboto Mono" w:cs="Arial"/>
+          <w:kern w:val="0"/>
+          <w:sz w:val="22"/>
+          <w:szCs w:val="22"/>
+          <w:lang w:val="en"/>
+          <w14:ligatures w14:val="none"/>
         </w:rPr>
         <w:t xml:space="preserve"> — sends one stream to many</w:t>
       </w:r>
       <w:r>
         <w:rPr>
-          <w:rFonts w:ascii="Roboto Mono" w:hAnsi="Roboto Mono"/>
+          <w:rFonts w:ascii="Roboto Mono" w:eastAsia="Arial" w:hAnsi="Roboto Mono" w:cs="Arial"/>
+          <w:kern w:val="0"/>
+          <w:sz w:val="22"/>
+          <w:szCs w:val="22"/>
+          <w:lang w:val="en"/>
+          <w14:ligatures w14:val="none"/>
         </w:rPr>
         <w:br/>
       </w:r>
@@ -1858,39 +2911,70 @@
           <w:ilvl w:val="0"/>
           <w:numId w:val="1"/>
         </w:numPr>
-        <w:rPr>
-          <w:rFonts w:ascii="Roboto Mono" w:hAnsi="Roboto Mono"/>
-        </w:rPr>
-      </w:pPr>
-      <w:r>
-        <w:rPr>
-          <w:rFonts w:ascii="Segoe UI Emoji" w:hAnsi="Segoe UI Emoji" w:cs="Segoe UI Emoji"/>
+        <w:spacing w:after="0" w:line="276" w:lineRule="auto"/>
+        <w:rPr>
+          <w:rFonts w:ascii="Roboto Mono" w:eastAsia="Arial" w:hAnsi="Roboto Mono" w:cs="Arial"/>
+          <w:kern w:val="0"/>
+          <w:sz w:val="22"/>
+          <w:szCs w:val="22"/>
+          <w:lang w:val="en"/>
+          <w14:ligatures w14:val="none"/>
+        </w:rPr>
+      </w:pPr>
+      <w:r>
+        <w:rPr>
+          <w:rFonts w:ascii="Segoe UI Emoji" w:eastAsia="Arial" w:hAnsi="Segoe UI Emoji" w:cs="Segoe UI Emoji"/>
+          <w:kern w:val="0"/>
+          <w:sz w:val="22"/>
+          <w:szCs w:val="22"/>
+          <w:lang w:val="en"/>
+          <w14:ligatures w14:val="none"/>
         </w:rPr>
         <w:t>📶</w:t>
       </w:r>
       <w:r>
         <w:rPr>
-          <w:rFonts w:ascii="Roboto Mono" w:hAnsi="Roboto Mono"/>
+          <w:rFonts w:ascii="Roboto Mono" w:eastAsia="Arial" w:hAnsi="Roboto Mono" w:cs="Arial"/>
+          <w:kern w:val="0"/>
+          <w:sz w:val="22"/>
+          <w:szCs w:val="22"/>
+          <w:lang w:val="en"/>
+          <w14:ligatures w14:val="none"/>
         </w:rPr>
         <w:t xml:space="preserve"> </w:t>
       </w:r>
       <w:r>
         <w:rPr>
-          <w:rFonts w:ascii="Roboto Mono" w:hAnsi="Roboto Mono"/>
+          <w:rFonts w:ascii="Roboto Mono" w:eastAsia="Arial" w:hAnsi="Roboto Mono" w:cs="Arial"/>
           <w:b/>
           <w:bCs/>
+          <w:kern w:val="0"/>
+          <w:sz w:val="22"/>
+          <w:szCs w:val="22"/>
+          <w:lang w:val="en"/>
+          <w14:ligatures w14:val="none"/>
         </w:rPr>
         <w:t>Scales well</w:t>
       </w:r>
       <w:r>
         <w:rPr>
-          <w:rFonts w:ascii="Roboto Mono" w:hAnsi="Roboto Mono"/>
+          <w:rFonts w:ascii="Roboto Mono" w:eastAsia="Arial" w:hAnsi="Roboto Mono" w:cs="Arial"/>
+          <w:kern w:val="0"/>
+          <w:sz w:val="22"/>
+          <w:szCs w:val="22"/>
+          <w:lang w:val="en"/>
+          <w14:ligatures w14:val="none"/>
         </w:rPr>
         <w:t xml:space="preserve"> for many receivers</w:t>
       </w:r>
       <w:r>
         <w:rPr>
-          <w:rFonts w:ascii="Roboto Mono" w:hAnsi="Roboto Mono"/>
+          <w:rFonts w:ascii="Roboto Mono" w:eastAsia="Arial" w:hAnsi="Roboto Mono" w:cs="Arial"/>
+          <w:kern w:val="0"/>
+          <w:sz w:val="22"/>
+          <w:szCs w:val="22"/>
+          <w:lang w:val="en"/>
+          <w14:ligatures w14:val="none"/>
         </w:rPr>
         <w:br/>
       </w:r>
@@ -1901,126 +2985,216 @@
           <w:ilvl w:val="0"/>
           <w:numId w:val="1"/>
         </w:numPr>
-        <w:spacing w:after="240"/>
-        <w:rPr>
-          <w:rFonts w:ascii="Roboto Mono" w:hAnsi="Roboto Mono"/>
-        </w:rPr>
-      </w:pPr>
-      <w:r>
-        <w:rPr>
-          <w:rFonts w:ascii="Segoe UI Emoji" w:hAnsi="Segoe UI Emoji" w:cs="Segoe UI Emoji"/>
+        <w:spacing w:after="240" w:line="276" w:lineRule="auto"/>
+        <w:rPr>
+          <w:rFonts w:ascii="Roboto Mono" w:eastAsia="Arial" w:hAnsi="Roboto Mono" w:cs="Arial"/>
+          <w:kern w:val="0"/>
+          <w:sz w:val="22"/>
+          <w:szCs w:val="22"/>
+          <w:lang w:val="en"/>
+          <w14:ligatures w14:val="none"/>
+        </w:rPr>
+      </w:pPr>
+      <w:r>
+        <w:rPr>
+          <w:rFonts w:ascii="Segoe UI Emoji" w:eastAsia="Arial" w:hAnsi="Segoe UI Emoji" w:cs="Segoe UI Emoji"/>
+          <w:kern w:val="0"/>
+          <w:sz w:val="22"/>
+          <w:szCs w:val="22"/>
+          <w:lang w:val="en"/>
+          <w14:ligatures w14:val="none"/>
         </w:rPr>
         <w:t>🎯</w:t>
       </w:r>
       <w:r>
         <w:rPr>
-          <w:rFonts w:ascii="Roboto Mono" w:hAnsi="Roboto Mono"/>
+          <w:rFonts w:ascii="Roboto Mono" w:eastAsia="Arial" w:hAnsi="Roboto Mono" w:cs="Arial"/>
+          <w:kern w:val="0"/>
+          <w:sz w:val="22"/>
+          <w:szCs w:val="22"/>
+          <w:lang w:val="en"/>
+          <w14:ligatures w14:val="none"/>
         </w:rPr>
         <w:t xml:space="preserve"> </w:t>
       </w:r>
       <w:r>
         <w:rPr>
-          <w:rFonts w:ascii="Roboto Mono" w:hAnsi="Roboto Mono"/>
+          <w:rFonts w:ascii="Roboto Mono" w:eastAsia="Arial" w:hAnsi="Roboto Mono" w:cs="Arial"/>
           <w:b/>
           <w:bCs/>
+          <w:kern w:val="0"/>
+          <w:sz w:val="22"/>
+          <w:szCs w:val="22"/>
+          <w:lang w:val="en"/>
+          <w14:ligatures w14:val="none"/>
         </w:rPr>
         <w:t>Targets only subscribers</w:t>
       </w:r>
       <w:r>
         <w:rPr>
-          <w:rFonts w:ascii="Roboto Mono" w:hAnsi="Roboto Mono"/>
+          <w:rFonts w:ascii="Roboto Mono" w:eastAsia="Arial" w:hAnsi="Roboto Mono" w:cs="Arial"/>
+          <w:kern w:val="0"/>
+          <w:sz w:val="22"/>
+          <w:szCs w:val="22"/>
+          <w:lang w:val="en"/>
+          <w14:ligatures w14:val="none"/>
         </w:rPr>
         <w:t>, not the whole network</w:t>
       </w:r>
     </w:p>
     <w:p>
-      <w:r>
-        <w:pict w14:anchorId="0204105B">
+      <w:pPr>
+        <w:spacing w:after="0" w:line="276" w:lineRule="auto"/>
+        <w:rPr>
+          <w:rFonts w:ascii="Arial" w:eastAsia="Arial" w:hAnsi="Arial" w:cs="Arial"/>
+          <w:kern w:val="0"/>
+          <w:sz w:val="22"/>
+          <w:szCs w:val="22"/>
+          <w:lang w:val="en"/>
+          <w14:ligatures w14:val="none"/>
+        </w:rPr>
+      </w:pPr>
+      <w:r>
+        <w:rPr>
+          <w:rFonts w:ascii="Arial" w:eastAsia="Arial" w:hAnsi="Arial" w:cs="Arial"/>
+          <w:kern w:val="0"/>
+          <w:sz w:val="22"/>
+          <w:szCs w:val="22"/>
+          <w:lang w:val="en"/>
+          <w14:ligatures w14:val="none"/>
+        </w:rPr>
+        <w:pict w14:anchorId="0373688E">
           <v:rect id="_x0000_i1031" style="width:0;height:1.5pt" o:hralign="center" o:hrstd="t" o:hr="t" fillcolor="#a0a0a0" stroked="f"/>
         </w:pict>
       </w:r>
     </w:p>
     <w:p>
       <w:pPr>
-        <w:pStyle w:val="Heading2"/>
-        <w:keepNext w:val="0"/>
-        <w:keepLines w:val="0"/>
-        <w:spacing w:before="280"/>
+        <w:spacing w:before="280" w:after="80" w:line="276" w:lineRule="auto"/>
+        <w:outlineLvl w:val="1"/>
+        <w:rPr>
+          <w:rFonts w:asciiTheme="majorHAnsi" w:eastAsiaTheme="majorEastAsia" w:hAnsiTheme="majorHAnsi" w:cstheme="majorBidi"/>
+          <w:color w:val="2F5496" w:themeColor="accent1" w:themeShade="BF"/>
+          <w:kern w:val="0"/>
+          <w:sz w:val="32"/>
+          <w:szCs w:val="32"/>
+          <w:lang w:val="en"/>
+          <w14:ligatures w14:val="none"/>
+        </w:rPr>
       </w:pPr>
       <w:bookmarkStart w:id="8" w:name="_awqnbf7rn3t6" w:colFirst="0" w:colLast="0"/>
       <w:bookmarkEnd w:id="8"/>
       <w:r>
         <w:rPr>
           <w:rFonts w:ascii="Segoe UI Emoji" w:eastAsia="Arial Unicode MS" w:hAnsi="Segoe UI Emoji" w:cs="Segoe UI Emoji"/>
+          <w:color w:val="2F5496" w:themeColor="accent1" w:themeShade="BF"/>
+          <w:kern w:val="0"/>
+          <w:sz w:val="32"/>
+          <w:szCs w:val="32"/>
+          <w:lang w:val="en"/>
+          <w14:ligatures w14:val="none"/>
         </w:rPr>
         <w:t>❌</w:t>
       </w:r>
       <w:r>
         <w:rPr>
           <w:rFonts w:ascii="Arial Unicode MS" w:eastAsia="Arial Unicode MS" w:hAnsi="Arial Unicode MS" w:cs="Arial Unicode MS"/>
+          <w:color w:val="2F5496" w:themeColor="accent1" w:themeShade="BF"/>
+          <w:kern w:val="0"/>
+          <w:sz w:val="32"/>
+          <w:szCs w:val="32"/>
+          <w:lang w:val="en"/>
+          <w14:ligatures w14:val="none"/>
         </w:rPr>
         <w:t xml:space="preserve"> Disadvantages</w:t>
       </w:r>
     </w:p>
     <w:p>
       <w:pPr>
-        <w:rPr>
-          <w:rFonts w:ascii="Roboto Mono" w:hAnsi="Roboto Mono"/>
-        </w:rPr>
-      </w:pPr>
-      <w:r>
-        <w:rPr>
-          <w:rFonts w:ascii="Arial" w:hAnsi="Arial" w:eastAsia="Arial"/>
-          <w:b/>
-          <w:sz w:val="22"/>
+        <w:spacing w:after="0" w:line="276" w:lineRule="auto"/>
+        <w:rPr>
+          <w:rFonts w:ascii="Roboto Mono" w:eastAsia="Arial" w:hAnsi="Roboto Mono" w:cs="Arial"/>
+          <w:kern w:val="0"/>
+          <w:sz w:val="22"/>
+          <w:szCs w:val="22"/>
+          <w:lang w:val="en"/>
+          <w14:ligatures w14:val="none"/>
+        </w:rPr>
+      </w:pPr>
+      <w:r>
+        <w:rPr>
+          <w:rFonts w:ascii="Arial" w:eastAsia="Arial" w:hAnsi="Arial" w:cs="Arial"/>
+          <w:b/>
+          <w:kern w:val="0"/>
+          <w:sz w:val="22"/>
+          <w:szCs w:val="22"/>
           <w:shd w:val="clear" w:color="auto" w:fill="B7B7B7"/>
+          <w:lang w:val="en"/>
+          <w14:ligatures w14:val="none"/>
         </w:rPr>
         <w:t># Source</w:t>
       </w:r>
       <w:r>
         <w:rPr>
-          <w:rFonts w:ascii="Arial" w:hAnsi="Arial" w:eastAsia="Arial"/>
-          <w:sz w:val="22"/>
+          <w:rFonts w:ascii="Arial" w:eastAsia="Arial" w:hAnsi="Arial" w:cs="Arial"/>
+          <w:kern w:val="0"/>
+          <w:sz w:val="22"/>
+          <w:szCs w:val="22"/>
           <w:shd w:val="clear" w:color="auto" w:fill="B7B7B7"/>
+          <w:lang w:val="en"/>
+          <w14:ligatures w14:val="none"/>
         </w:rPr>
         <w:t xml:space="preserve">: </w:t>
       </w:r>
       <w:r>
         <w:rPr>
-          <w:rFonts w:ascii="Arial" w:hAnsi="Arial" w:eastAsia="Arial"/>
-          <w:b/>
-          <w:sz w:val="22"/>
+          <w:rFonts w:ascii="Arial" w:eastAsia="Arial" w:hAnsi="Arial" w:cs="Arial"/>
+          <w:b/>
+          <w:kern w:val="0"/>
+          <w:sz w:val="22"/>
+          <w:szCs w:val="22"/>
           <w:shd w:val="clear" w:color="auto" w:fill="B7B7B7"/>
+          <w:lang w:val="en"/>
+          <w14:ligatures w14:val="none"/>
         </w:rPr>
         <w:t xml:space="preserve">Chatgpt </w:t>
       </w:r>
       <w:r>
         <w:rPr>
-          <w:rFonts w:ascii="Arial" w:hAnsi="Arial" w:eastAsia="Arial"/>
-          <w:b/>
+          <w:rFonts w:ascii="Arial" w:eastAsia="Arial" w:hAnsi="Arial" w:cs="Arial"/>
+          <w:b/>
+          <w:kern w:val="0"/>
           <w:sz w:val="22"/>
           <w:szCs w:val="14"/>
           <w:shd w:val="clear" w:color="auto" w:fill="B7B7B7"/>
+          <w:lang w:val="en"/>
+          <w14:ligatures w14:val="none"/>
         </w:rPr>
         <w:t>(GPT</w:t>
       </w:r>
       <w:r>
         <w:rPr>
-          <w:rFonts w:ascii="Arial" w:hAnsi="Arial" w:cs="Cambria Math" w:eastAsia="Arial"/>
-          <w:b/>
+          <w:rFonts w:ascii="Cambria Math" w:eastAsia="Arial" w:hAnsi="Cambria Math" w:cs="Cambria Math"/>
+          <w:b/>
+          <w:kern w:val="0"/>
           <w:sz w:val="22"/>
           <w:szCs w:val="14"/>
           <w:shd w:val="clear" w:color="auto" w:fill="B7B7B7"/>
+          <w:lang w:val="en"/>
+          <w14:ligatures w14:val="none"/>
         </w:rPr>
         <w:t>‑</w:t>
       </w:r>
       <w:r>
         <w:rPr>
-          <w:rFonts w:ascii="Arial" w:hAnsi="Arial" w:eastAsia="Arial"/>
-          <w:b/>
+          <w:rFonts w:ascii="Arial" w:eastAsia="Arial" w:hAnsi="Arial" w:cs="Arial"/>
+          <w:b/>
+          <w:kern w:val="0"/>
           <w:sz w:val="22"/>
           <w:szCs w:val="14"/>
           <w:shd w:val="clear" w:color="auto" w:fill="B7B7B7"/>
+          <w:lang w:val="en"/>
+          <w14:ligatures w14:val="none"/>
         </w:rPr>
         <w:t>5 Mini) at [12/9/2025]</w:t>
       </w:r>
@@ -2031,36 +3205,61 @@
           <w:ilvl w:val="0"/>
           <w:numId w:val="3"/>
         </w:numPr>
-        <w:spacing w:before="240"/>
-        <w:rPr>
-          <w:rFonts w:ascii="Roboto Mono" w:hAnsi="Roboto Mono"/>
-        </w:rPr>
-      </w:pPr>
-      <w:r>
-        <w:rPr>
-          <w:rFonts w:ascii="Segoe UI Emoji" w:hAnsi="Segoe UI Emoji" w:cs="Segoe UI Emoji"/>
+        <w:spacing w:before="240" w:after="0" w:line="276" w:lineRule="auto"/>
+        <w:rPr>
+          <w:rFonts w:ascii="Roboto Mono" w:eastAsia="Arial" w:hAnsi="Roboto Mono" w:cs="Arial"/>
+          <w:kern w:val="0"/>
+          <w:sz w:val="22"/>
+          <w:szCs w:val="22"/>
+          <w:lang w:val="en"/>
+          <w14:ligatures w14:val="none"/>
+        </w:rPr>
+      </w:pPr>
+      <w:r>
+        <w:rPr>
+          <w:rFonts w:ascii="Segoe UI Emoji" w:eastAsia="Arial" w:hAnsi="Segoe UI Emoji" w:cs="Segoe UI Emoji"/>
+          <w:kern w:val="0"/>
+          <w:sz w:val="22"/>
+          <w:szCs w:val="22"/>
+          <w:lang w:val="en"/>
+          <w14:ligatures w14:val="none"/>
         </w:rPr>
         <w:t>⚙️</w:t>
       </w:r>
       <w:r>
         <w:rPr>
-          <w:rFonts w:ascii="Roboto Mono" w:hAnsi="Roboto Mono"/>
+          <w:rFonts w:ascii="Roboto Mono" w:eastAsia="Arial" w:hAnsi="Roboto Mono" w:cs="Arial"/>
+          <w:kern w:val="0"/>
+          <w:sz w:val="22"/>
+          <w:szCs w:val="22"/>
+          <w:lang w:val="en"/>
+          <w14:ligatures w14:val="none"/>
         </w:rPr>
         <w:t xml:space="preserve"> Requires </w:t>
       </w:r>
       <w:r>
         <w:rPr>
-          <w:rFonts w:ascii="Roboto Mono" w:hAnsi="Roboto Mono"/>
+          <w:rFonts w:ascii="Roboto Mono" w:eastAsia="Arial" w:hAnsi="Roboto Mono" w:cs="Arial"/>
           <w:b/>
           <w:bCs/>
+          <w:kern w:val="0"/>
+          <w:sz w:val="22"/>
+          <w:szCs w:val="22"/>
+          <w:lang w:val="en"/>
+          <w14:ligatures w14:val="none"/>
         </w:rPr>
         <w:t>multicast-aware routers/switches</w:t>
       </w:r>
       <w:r>
         <w:rPr>
-          <w:rFonts w:ascii="Roboto Mono" w:hAnsi="Roboto Mono"/>
+          <w:rFonts w:ascii="Roboto Mono" w:eastAsia="Arial" w:hAnsi="Roboto Mono" w:cs="Arial"/>
           <w:b/>
           <w:bCs/>
+          <w:kern w:val="0"/>
+          <w:sz w:val="22"/>
+          <w:szCs w:val="22"/>
+          <w:lang w:val="en"/>
+          <w14:ligatures w14:val="none"/>
         </w:rPr>
         <w:br/>
       </w:r>
@@ -2071,25 +3270,46 @@
           <w:ilvl w:val="0"/>
           <w:numId w:val="3"/>
         </w:numPr>
-        <w:rPr>
-          <w:rFonts w:ascii="Roboto Mono" w:hAnsi="Roboto Mono"/>
-        </w:rPr>
-      </w:pPr>
-      <w:r>
-        <w:rPr>
-          <w:rFonts w:ascii="Segoe UI Emoji" w:hAnsi="Segoe UI Emoji" w:cs="Segoe UI Emoji"/>
+        <w:spacing w:after="0" w:line="276" w:lineRule="auto"/>
+        <w:rPr>
+          <w:rFonts w:ascii="Roboto Mono" w:eastAsia="Arial" w:hAnsi="Roboto Mono" w:cs="Arial"/>
+          <w:kern w:val="0"/>
+          <w:sz w:val="22"/>
+          <w:szCs w:val="22"/>
+          <w:lang w:val="en"/>
+          <w14:ligatures w14:val="none"/>
+        </w:rPr>
+      </w:pPr>
+      <w:r>
+        <w:rPr>
+          <w:rFonts w:ascii="Segoe UI Emoji" w:eastAsia="Arial" w:hAnsi="Segoe UI Emoji" w:cs="Segoe UI Emoji"/>
+          <w:kern w:val="0"/>
+          <w:sz w:val="22"/>
+          <w:szCs w:val="22"/>
+          <w:lang w:val="en"/>
+          <w14:ligatures w14:val="none"/>
         </w:rPr>
         <w:t>🧪</w:t>
       </w:r>
       <w:r>
         <w:rPr>
-          <w:rFonts w:ascii="Roboto Mono" w:hAnsi="Roboto Mono"/>
+          <w:rFonts w:ascii="Roboto Mono" w:eastAsia="Arial" w:hAnsi="Roboto Mono" w:cs="Arial"/>
+          <w:kern w:val="0"/>
+          <w:sz w:val="22"/>
+          <w:szCs w:val="22"/>
+          <w:lang w:val="en"/>
+          <w14:ligatures w14:val="none"/>
         </w:rPr>
         <w:t xml:space="preserve"> More complex to configure than unicast</w:t>
       </w:r>
       <w:r>
         <w:rPr>
-          <w:rFonts w:ascii="Roboto Mono" w:hAnsi="Roboto Mono"/>
+          <w:rFonts w:ascii="Roboto Mono" w:eastAsia="Arial" w:hAnsi="Roboto Mono" w:cs="Arial"/>
+          <w:kern w:val="0"/>
+          <w:sz w:val="22"/>
+          <w:szCs w:val="22"/>
+          <w:lang w:val="en"/>
+          <w14:ligatures w14:val="none"/>
         </w:rPr>
         <w:br/>
       </w:r>
@@ -2100,121 +3320,220 @@
           <w:ilvl w:val="0"/>
           <w:numId w:val="3"/>
         </w:numPr>
-        <w:spacing w:after="240"/>
-        <w:rPr>
-          <w:rFonts w:ascii="Roboto Mono" w:hAnsi="Roboto Mono"/>
+        <w:spacing w:after="240" w:line="276" w:lineRule="auto"/>
+        <w:rPr>
+          <w:rFonts w:ascii="Roboto Mono" w:eastAsia="Arial" w:hAnsi="Roboto Mono" w:cs="Arial"/>
+          <w:kern w:val="0"/>
+          <w:sz w:val="22"/>
+          <w:szCs w:val="22"/>
+          <w:lang w:val="en"/>
+          <w14:ligatures w14:val="none"/>
         </w:rPr>
       </w:pPr>
       <w:r>
         <w:rPr>
           <w:rFonts w:ascii="Segoe UI Emoji" w:eastAsia="Arial Unicode MS" w:hAnsi="Segoe UI Emoji" w:cs="Segoe UI Emoji"/>
+          <w:kern w:val="0"/>
+          <w:sz w:val="22"/>
+          <w:szCs w:val="22"/>
+          <w:lang w:val="en"/>
+          <w14:ligatures w14:val="none"/>
         </w:rPr>
         <w:t>❌</w:t>
       </w:r>
       <w:r>
         <w:rPr>
           <w:rFonts w:ascii="Roboto Mono" w:eastAsia="Arial Unicode MS" w:hAnsi="Roboto Mono" w:cs="Arial Unicode MS"/>
+          <w:kern w:val="0"/>
+          <w:sz w:val="22"/>
+          <w:szCs w:val="22"/>
+          <w:lang w:val="en"/>
+          <w14:ligatures w14:val="none"/>
         </w:rPr>
         <w:t xml:space="preserve"> Not widely supported on the public internet (used mostly in internal networks)</w:t>
       </w:r>
     </w:p>
     <w:p>
-      <w:r>
-        <w:pict w14:anchorId="70F416F2">
+      <w:pPr>
+        <w:spacing w:after="0" w:line="276" w:lineRule="auto"/>
+        <w:rPr>
+          <w:rFonts w:ascii="Arial" w:eastAsia="Arial" w:hAnsi="Arial" w:cs="Arial"/>
+          <w:kern w:val="0"/>
+          <w:sz w:val="22"/>
+          <w:szCs w:val="22"/>
+          <w:lang w:val="en"/>
+          <w14:ligatures w14:val="none"/>
+        </w:rPr>
+      </w:pPr>
+      <w:r>
+        <w:rPr>
+          <w:rFonts w:ascii="Arial" w:eastAsia="Arial" w:hAnsi="Arial" w:cs="Arial"/>
+          <w:kern w:val="0"/>
+          <w:sz w:val="22"/>
+          <w:szCs w:val="22"/>
+          <w:lang w:val="en"/>
+          <w14:ligatures w14:val="none"/>
+        </w:rPr>
+        <w:pict w14:anchorId="7D7EBFB0">
           <v:rect id="_x0000_i1032" style="width:0;height:1.5pt" o:hralign="center" o:hrstd="t" o:hr="t" fillcolor="#a0a0a0" stroked="f"/>
         </w:pict>
       </w:r>
     </w:p>
     <w:p>
       <w:pPr>
-        <w:pStyle w:val="Heading2"/>
-        <w:keepNext w:val="0"/>
-        <w:keepLines w:val="0"/>
-        <w:spacing w:before="280"/>
+        <w:spacing w:before="280" w:after="80" w:line="276" w:lineRule="auto"/>
+        <w:outlineLvl w:val="1"/>
+        <w:rPr>
+          <w:rFonts w:asciiTheme="majorHAnsi" w:eastAsiaTheme="majorEastAsia" w:hAnsiTheme="majorHAnsi" w:cstheme="majorBidi"/>
+          <w:color w:val="2F5496" w:themeColor="accent1" w:themeShade="BF"/>
+          <w:kern w:val="0"/>
+          <w:sz w:val="32"/>
+          <w:szCs w:val="32"/>
+          <w:lang w:val="en"/>
+          <w14:ligatures w14:val="none"/>
+        </w:rPr>
       </w:pPr>
       <w:bookmarkStart w:id="9" w:name="_n7qu9mjuivj2" w:colFirst="0" w:colLast="0"/>
       <w:bookmarkEnd w:id="9"/>
       <w:r>
         <w:rPr>
-          <w:rFonts w:ascii="Segoe UI Emoji" w:hAnsi="Segoe UI Emoji" w:cs="Segoe UI Emoji"/>
-        </w:rPr>
-        <w:lastRenderedPageBreak/>
+          <w:rFonts w:ascii="Segoe UI Emoji" w:eastAsiaTheme="majorEastAsia" w:hAnsi="Segoe UI Emoji" w:cs="Segoe UI Emoji"/>
+          <w:color w:val="2F5496" w:themeColor="accent1" w:themeShade="BF"/>
+          <w:kern w:val="0"/>
+          <w:sz w:val="32"/>
+          <w:szCs w:val="32"/>
+          <w:lang w:val="en"/>
+          <w14:ligatures w14:val="none"/>
+        </w:rPr>
         <w:t>📋</w:t>
       </w:r>
       <w:r>
+        <w:rPr>
+          <w:rFonts w:asciiTheme="majorHAnsi" w:eastAsiaTheme="majorEastAsia" w:hAnsiTheme="majorHAnsi" w:cstheme="majorBidi"/>
+          <w:color w:val="2F5496" w:themeColor="accent1" w:themeShade="BF"/>
+          <w:kern w:val="0"/>
+          <w:sz w:val="32"/>
+          <w:szCs w:val="32"/>
+          <w:lang w:val="en"/>
+          <w14:ligatures w14:val="none"/>
+        </w:rPr>
         <w:t xml:space="preserve"> Comparison Table</w:t>
       </w:r>
     </w:p>
     <w:p>
       <w:pPr>
-        <w:rPr>
-          <w:rFonts w:ascii="Roboto Mono" w:hAnsi="Roboto Mono"/>
-        </w:rPr>
-      </w:pPr>
-      <w:r>
-        <w:rPr>
-          <w:rFonts w:ascii="Arial" w:hAnsi="Arial" w:eastAsia="Arial"/>
-          <w:b/>
-          <w:sz w:val="22"/>
+        <w:spacing w:after="0" w:line="276" w:lineRule="auto"/>
+        <w:rPr>
+          <w:rFonts w:ascii="Roboto Mono" w:eastAsia="Arial" w:hAnsi="Roboto Mono" w:cs="Arial"/>
+          <w:kern w:val="0"/>
+          <w:sz w:val="22"/>
+          <w:szCs w:val="22"/>
+          <w:lang w:val="en"/>
+          <w14:ligatures w14:val="none"/>
+        </w:rPr>
+      </w:pPr>
+      <w:r>
+        <w:rPr>
+          <w:rFonts w:ascii="Arial" w:eastAsia="Arial" w:hAnsi="Arial" w:cs="Arial"/>
+          <w:b/>
+          <w:kern w:val="0"/>
+          <w:sz w:val="22"/>
+          <w:szCs w:val="22"/>
           <w:shd w:val="clear" w:color="auto" w:fill="B7B7B7"/>
+          <w:lang w:val="en"/>
+          <w14:ligatures w14:val="none"/>
         </w:rPr>
         <w:t># Source</w:t>
       </w:r>
       <w:r>
         <w:rPr>
-          <w:rFonts w:ascii="Arial" w:hAnsi="Arial" w:eastAsia="Arial"/>
-          <w:sz w:val="22"/>
+          <w:rFonts w:ascii="Arial" w:eastAsia="Arial" w:hAnsi="Arial" w:cs="Arial"/>
+          <w:kern w:val="0"/>
+          <w:sz w:val="22"/>
+          <w:szCs w:val="22"/>
           <w:shd w:val="clear" w:color="auto" w:fill="B7B7B7"/>
+          <w:lang w:val="en"/>
+          <w14:ligatures w14:val="none"/>
         </w:rPr>
         <w:t xml:space="preserve">: </w:t>
       </w:r>
       <w:r>
         <w:rPr>
-          <w:rFonts w:ascii="Arial" w:hAnsi="Arial" w:eastAsia="Arial"/>
-          <w:b/>
-          <w:sz w:val="22"/>
+          <w:rFonts w:ascii="Arial" w:eastAsia="Arial" w:hAnsi="Arial" w:cs="Arial"/>
+          <w:b/>
+          <w:kern w:val="0"/>
+          <w:sz w:val="22"/>
+          <w:szCs w:val="22"/>
           <w:shd w:val="clear" w:color="auto" w:fill="B7B7B7"/>
+          <w:lang w:val="en"/>
+          <w14:ligatures w14:val="none"/>
         </w:rPr>
         <w:t xml:space="preserve">Chatgpt </w:t>
       </w:r>
       <w:r>
         <w:rPr>
-          <w:rFonts w:ascii="Arial" w:hAnsi="Arial" w:eastAsia="Arial"/>
-          <w:b/>
+          <w:rFonts w:ascii="Arial" w:eastAsia="Arial" w:hAnsi="Arial" w:cs="Arial"/>
+          <w:b/>
+          <w:kern w:val="0"/>
           <w:sz w:val="22"/>
           <w:szCs w:val="14"/>
           <w:shd w:val="clear" w:color="auto" w:fill="B7B7B7"/>
+          <w:lang w:val="en"/>
+          <w14:ligatures w14:val="none"/>
         </w:rPr>
         <w:t>(GPT</w:t>
       </w:r>
       <w:r>
         <w:rPr>
-          <w:rFonts w:ascii="Arial" w:hAnsi="Arial" w:cs="Cambria Math" w:eastAsia="Arial"/>
-          <w:b/>
+          <w:rFonts w:ascii="Cambria Math" w:eastAsia="Arial" w:hAnsi="Cambria Math" w:cs="Cambria Math"/>
+          <w:b/>
+          <w:kern w:val="0"/>
           <w:sz w:val="22"/>
           <w:szCs w:val="14"/>
           <w:shd w:val="clear" w:color="auto" w:fill="B7B7B7"/>
+          <w:lang w:val="en"/>
+          <w14:ligatures w14:val="none"/>
         </w:rPr>
         <w:t>‑</w:t>
       </w:r>
       <w:r>
         <w:rPr>
-          <w:rFonts w:ascii="Arial" w:hAnsi="Arial" w:eastAsia="Arial"/>
-          <w:b/>
+          <w:rFonts w:ascii="Arial" w:eastAsia="Arial" w:hAnsi="Arial" w:cs="Arial"/>
+          <w:b/>
+          <w:kern w:val="0"/>
           <w:sz w:val="22"/>
           <w:szCs w:val="14"/>
           <w:shd w:val="clear" w:color="auto" w:fill="B7B7B7"/>
+          <w:lang w:val="en"/>
+          <w14:ligatures w14:val="none"/>
         </w:rPr>
         <w:t>5 Mini) at [12/9/2025]</w:t>
       </w:r>
     </w:p>
     <w:p>
-      <w:r>
-        <w:rPr>
+      <w:pPr>
+        <w:spacing w:after="0" w:line="276" w:lineRule="auto"/>
+        <w:rPr>
+          <w:rFonts w:ascii="Arial" w:eastAsia="Arial" w:hAnsi="Arial" w:cs="Arial"/>
+          <w:kern w:val="0"/>
+          <w:sz w:val="22"/>
+          <w:szCs w:val="22"/>
+          <w:lang w:val="en"/>
+          <w14:ligatures w14:val="none"/>
+        </w:rPr>
+      </w:pPr>
+      <w:r>
+        <w:rPr>
+          <w:rFonts w:ascii="Arial" w:eastAsia="Arial" w:hAnsi="Arial" w:cs="Arial"/>
           <w:noProof/>
+          <w:kern w:val="0"/>
+          <w:sz w:val="22"/>
+          <w:szCs w:val="22"/>
+          <w:lang w:val="en"/>
+          <w14:ligatures w14:val="none"/>
         </w:rPr>
         <w:drawing>
-          <wp:inline distT="114300" distB="114300" distL="114300" distR="114300" wp14:anchorId="7C69D8DC" wp14:editId="03B1639D">
+          <wp:inline distT="114300" distB="114300" distL="114300" distR="114300" wp14:anchorId="38D8100C" wp14:editId="53EC7706">
             <wp:extent cx="5943600" cy="1257300"/>
             <wp:effectExtent l="0" t="0" r="0" b="0"/>
             <wp:docPr id="1" name="image3.png"/>
@@ -2295,16 +3614,27 @@
           </w:tcPr>
           <w:p>
             <w:pPr>
+              <w:spacing w:after="0" w:line="276" w:lineRule="auto"/>
               <w:jc w:val="center"/>
               <w:rPr>
-                <w:rFonts w:ascii="Roboto Mono" w:hAnsi="Roboto Mono"/>
+                <w:rFonts w:ascii="Roboto Mono" w:eastAsia="Arial" w:hAnsi="Roboto Mono" w:cs="Arial"/>
+                <w:kern w:val="0"/>
+                <w:sz w:val="22"/>
+                <w:szCs w:val="22"/>
+                <w:lang w:val="en"/>
+                <w14:ligatures w14:val="none"/>
               </w:rPr>
             </w:pPr>
             <w:r>
               <w:rPr>
-                <w:rFonts w:ascii="Roboto Mono" w:hAnsi="Roboto Mono"/>
+                <w:rFonts w:ascii="Roboto Mono" w:eastAsia="Arial" w:hAnsi="Roboto Mono" w:cs="Arial"/>
                 <w:b/>
                 <w:bCs/>
+                <w:kern w:val="0"/>
+                <w:sz w:val="22"/>
+                <w:szCs w:val="22"/>
+                <w:lang w:val="en"/>
+                <w14:ligatures w14:val="none"/>
               </w:rPr>
               <w:t>Mode</w:t>
             </w:r>
@@ -2328,16 +3658,27 @@
           </w:tcPr>
           <w:p>
             <w:pPr>
+              <w:spacing w:after="0" w:line="276" w:lineRule="auto"/>
               <w:jc w:val="center"/>
               <w:rPr>
-                <w:rFonts w:ascii="Roboto Mono" w:hAnsi="Roboto Mono"/>
+                <w:rFonts w:ascii="Roboto Mono" w:eastAsia="Arial" w:hAnsi="Roboto Mono" w:cs="Arial"/>
+                <w:kern w:val="0"/>
+                <w:sz w:val="22"/>
+                <w:szCs w:val="22"/>
+                <w:lang w:val="en"/>
+                <w14:ligatures w14:val="none"/>
               </w:rPr>
             </w:pPr>
             <w:r>
               <w:rPr>
-                <w:rFonts w:ascii="Roboto Mono" w:hAnsi="Roboto Mono"/>
+                <w:rFonts w:ascii="Roboto Mono" w:eastAsia="Arial" w:hAnsi="Roboto Mono" w:cs="Arial"/>
                 <w:b/>
                 <w:bCs/>
+                <w:kern w:val="0"/>
+                <w:sz w:val="22"/>
+                <w:szCs w:val="22"/>
+                <w:lang w:val="en"/>
+                <w14:ligatures w14:val="none"/>
               </w:rPr>
               <w:t>Direction</w:t>
             </w:r>
@@ -2361,16 +3702,27 @@
           </w:tcPr>
           <w:p>
             <w:pPr>
+              <w:spacing w:after="0" w:line="276" w:lineRule="auto"/>
               <w:jc w:val="center"/>
               <w:rPr>
-                <w:rFonts w:ascii="Roboto Mono" w:hAnsi="Roboto Mono"/>
+                <w:rFonts w:ascii="Roboto Mono" w:eastAsia="Arial" w:hAnsi="Roboto Mono" w:cs="Arial"/>
+                <w:kern w:val="0"/>
+                <w:sz w:val="22"/>
+                <w:szCs w:val="22"/>
+                <w:lang w:val="en"/>
+                <w14:ligatures w14:val="none"/>
               </w:rPr>
             </w:pPr>
             <w:r>
               <w:rPr>
-                <w:rFonts w:ascii="Roboto Mono" w:hAnsi="Roboto Mono"/>
+                <w:rFonts w:ascii="Roboto Mono" w:eastAsia="Arial" w:hAnsi="Roboto Mono" w:cs="Arial"/>
                 <w:b/>
                 <w:bCs/>
+                <w:kern w:val="0"/>
+                <w:sz w:val="22"/>
+                <w:szCs w:val="22"/>
+                <w:lang w:val="en"/>
+                <w14:ligatures w14:val="none"/>
               </w:rPr>
               <w:t>Sent To</w:t>
             </w:r>
@@ -2394,16 +3746,27 @@
           </w:tcPr>
           <w:p>
             <w:pPr>
+              <w:spacing w:after="0" w:line="276" w:lineRule="auto"/>
               <w:jc w:val="center"/>
               <w:rPr>
-                <w:rFonts w:ascii="Roboto Mono" w:hAnsi="Roboto Mono"/>
+                <w:rFonts w:ascii="Roboto Mono" w:eastAsia="Arial" w:hAnsi="Roboto Mono" w:cs="Arial"/>
+                <w:kern w:val="0"/>
+                <w:sz w:val="22"/>
+                <w:szCs w:val="22"/>
+                <w:lang w:val="en"/>
+                <w14:ligatures w14:val="none"/>
               </w:rPr>
             </w:pPr>
             <w:r>
               <w:rPr>
-                <w:rFonts w:ascii="Roboto Mono" w:hAnsi="Roboto Mono"/>
+                <w:rFonts w:ascii="Roboto Mono" w:eastAsia="Arial" w:hAnsi="Roboto Mono" w:cs="Arial"/>
                 <w:b/>
                 <w:bCs/>
+                <w:kern w:val="0"/>
+                <w:sz w:val="22"/>
+                <w:szCs w:val="22"/>
+                <w:lang w:val="en"/>
+                <w14:ligatures w14:val="none"/>
               </w:rPr>
               <w:t>Use Case</w:t>
             </w:r>
@@ -2432,15 +3795,26 @@
           </w:tcPr>
           <w:p>
             <w:pPr>
-              <w:rPr>
-                <w:rFonts w:ascii="Roboto Mono" w:hAnsi="Roboto Mono"/>
+              <w:spacing w:after="0" w:line="276" w:lineRule="auto"/>
+              <w:rPr>
+                <w:rFonts w:ascii="Roboto Mono" w:eastAsia="Arial" w:hAnsi="Roboto Mono" w:cs="Arial"/>
+                <w:kern w:val="0"/>
+                <w:sz w:val="22"/>
+                <w:szCs w:val="22"/>
+                <w:lang w:val="en"/>
+                <w14:ligatures w14:val="none"/>
               </w:rPr>
             </w:pPr>
             <w:r>
               <w:rPr>
-                <w:rFonts w:ascii="Roboto Mono" w:hAnsi="Roboto Mono"/>
+                <w:rFonts w:ascii="Roboto Mono" w:eastAsia="Arial" w:hAnsi="Roboto Mono" w:cs="Arial"/>
                 <w:b/>
                 <w:bCs/>
+                <w:kern w:val="0"/>
+                <w:sz w:val="22"/>
+                <w:szCs w:val="22"/>
+                <w:lang w:val="en"/>
+                <w14:ligatures w14:val="none"/>
               </w:rPr>
               <w:t>Unicast</w:t>
             </w:r>
@@ -2464,13 +3838,24 @@
           </w:tcPr>
           <w:p>
             <w:pPr>
-              <w:rPr>
-                <w:rFonts w:ascii="Roboto Mono" w:hAnsi="Roboto Mono"/>
+              <w:spacing w:after="0" w:line="276" w:lineRule="auto"/>
+              <w:rPr>
+                <w:rFonts w:ascii="Roboto Mono" w:eastAsia="Arial" w:hAnsi="Roboto Mono" w:cs="Arial"/>
+                <w:kern w:val="0"/>
+                <w:sz w:val="22"/>
+                <w:szCs w:val="22"/>
+                <w:lang w:val="en"/>
+                <w14:ligatures w14:val="none"/>
               </w:rPr>
             </w:pPr>
             <w:r>
               <w:rPr>
-                <w:rFonts w:ascii="Roboto Mono" w:hAnsi="Roboto Mono"/>
+                <w:rFonts w:ascii="Roboto Mono" w:eastAsia="Arial" w:hAnsi="Roboto Mono" w:cs="Arial"/>
+                <w:kern w:val="0"/>
+                <w:sz w:val="22"/>
+                <w:szCs w:val="22"/>
+                <w:lang w:val="en"/>
+                <w14:ligatures w14:val="none"/>
               </w:rPr>
               <w:t>One-to-One</w:t>
             </w:r>
@@ -2494,13 +3879,24 @@
           </w:tcPr>
           <w:p>
             <w:pPr>
-              <w:rPr>
-                <w:rFonts w:ascii="Roboto Mono" w:hAnsi="Roboto Mono"/>
+              <w:spacing w:after="0" w:line="276" w:lineRule="auto"/>
+              <w:rPr>
+                <w:rFonts w:ascii="Roboto Mono" w:eastAsia="Arial" w:hAnsi="Roboto Mono" w:cs="Arial"/>
+                <w:kern w:val="0"/>
+                <w:sz w:val="22"/>
+                <w:szCs w:val="22"/>
+                <w:lang w:val="en"/>
+                <w14:ligatures w14:val="none"/>
               </w:rPr>
             </w:pPr>
             <w:r>
               <w:rPr>
-                <w:rFonts w:ascii="Roboto Mono" w:hAnsi="Roboto Mono"/>
+                <w:rFonts w:ascii="Roboto Mono" w:eastAsia="Arial" w:hAnsi="Roboto Mono" w:cs="Arial"/>
+                <w:kern w:val="0"/>
+                <w:sz w:val="22"/>
+                <w:szCs w:val="22"/>
+                <w:lang w:val="en"/>
+                <w14:ligatures w14:val="none"/>
               </w:rPr>
               <w:t>Single device</w:t>
             </w:r>
@@ -2525,13 +3921,24 @@
           </w:tcPr>
           <w:p>
             <w:pPr>
-              <w:rPr>
-                <w:rFonts w:ascii="Roboto Mono" w:hAnsi="Roboto Mono"/>
+              <w:spacing w:after="0" w:line="276" w:lineRule="auto"/>
+              <w:rPr>
+                <w:rFonts w:ascii="Roboto Mono" w:eastAsia="Arial" w:hAnsi="Roboto Mono" w:cs="Arial"/>
+                <w:kern w:val="0"/>
+                <w:sz w:val="22"/>
+                <w:szCs w:val="22"/>
+                <w:lang w:val="en"/>
+                <w14:ligatures w14:val="none"/>
               </w:rPr>
             </w:pPr>
             <w:r>
               <w:rPr>
-                <w:rFonts w:ascii="Roboto Mono" w:hAnsi="Roboto Mono"/>
+                <w:rFonts w:ascii="Roboto Mono" w:eastAsia="Arial" w:hAnsi="Roboto Mono" w:cs="Arial"/>
+                <w:kern w:val="0"/>
+                <w:sz w:val="22"/>
+                <w:szCs w:val="22"/>
+                <w:lang w:val="en"/>
+                <w14:ligatures w14:val="none"/>
               </w:rPr>
               <w:t>Web, email</w:t>
             </w:r>
@@ -2560,15 +3967,26 @@
           </w:tcPr>
           <w:p>
             <w:pPr>
-              <w:rPr>
-                <w:rFonts w:ascii="Roboto Mono" w:hAnsi="Roboto Mono"/>
+              <w:spacing w:after="0" w:line="276" w:lineRule="auto"/>
+              <w:rPr>
+                <w:rFonts w:ascii="Roboto Mono" w:eastAsia="Arial" w:hAnsi="Roboto Mono" w:cs="Arial"/>
+                <w:kern w:val="0"/>
+                <w:sz w:val="22"/>
+                <w:szCs w:val="22"/>
+                <w:lang w:val="en"/>
+                <w14:ligatures w14:val="none"/>
               </w:rPr>
             </w:pPr>
             <w:r>
               <w:rPr>
-                <w:rFonts w:ascii="Roboto Mono" w:hAnsi="Roboto Mono"/>
+                <w:rFonts w:ascii="Roboto Mono" w:eastAsia="Arial" w:hAnsi="Roboto Mono" w:cs="Arial"/>
                 <w:b/>
                 <w:bCs/>
+                <w:kern w:val="0"/>
+                <w:sz w:val="22"/>
+                <w:szCs w:val="22"/>
+                <w:lang w:val="en"/>
+                <w14:ligatures w14:val="none"/>
               </w:rPr>
               <w:t>Broadcast</w:t>
             </w:r>
@@ -2592,13 +4010,24 @@
           </w:tcPr>
           <w:p>
             <w:pPr>
-              <w:rPr>
-                <w:rFonts w:ascii="Roboto Mono" w:hAnsi="Roboto Mono"/>
+              <w:spacing w:after="0" w:line="276" w:lineRule="auto"/>
+              <w:rPr>
+                <w:rFonts w:ascii="Roboto Mono" w:eastAsia="Arial" w:hAnsi="Roboto Mono" w:cs="Arial"/>
+                <w:kern w:val="0"/>
+                <w:sz w:val="22"/>
+                <w:szCs w:val="22"/>
+                <w:lang w:val="en"/>
+                <w14:ligatures w14:val="none"/>
               </w:rPr>
             </w:pPr>
             <w:r>
               <w:rPr>
-                <w:rFonts w:ascii="Roboto Mono" w:hAnsi="Roboto Mono"/>
+                <w:rFonts w:ascii="Roboto Mono" w:eastAsia="Arial" w:hAnsi="Roboto Mono" w:cs="Arial"/>
+                <w:kern w:val="0"/>
+                <w:sz w:val="22"/>
+                <w:szCs w:val="22"/>
+                <w:lang w:val="en"/>
+                <w14:ligatures w14:val="none"/>
               </w:rPr>
               <w:t>One-to-All</w:t>
             </w:r>
@@ -2622,13 +4051,24 @@
           </w:tcPr>
           <w:p>
             <w:pPr>
-              <w:rPr>
-                <w:rFonts w:ascii="Roboto Mono" w:hAnsi="Roboto Mono"/>
+              <w:spacing w:after="0" w:line="276" w:lineRule="auto"/>
+              <w:rPr>
+                <w:rFonts w:ascii="Roboto Mono" w:eastAsia="Arial" w:hAnsi="Roboto Mono" w:cs="Arial"/>
+                <w:kern w:val="0"/>
+                <w:sz w:val="22"/>
+                <w:szCs w:val="22"/>
+                <w:lang w:val="en"/>
+                <w14:ligatures w14:val="none"/>
               </w:rPr>
             </w:pPr>
             <w:r>
               <w:rPr>
-                <w:rFonts w:ascii="Roboto Mono" w:hAnsi="Roboto Mono"/>
+                <w:rFonts w:ascii="Roboto Mono" w:eastAsia="Arial" w:hAnsi="Roboto Mono" w:cs="Arial"/>
+                <w:kern w:val="0"/>
+                <w:sz w:val="22"/>
+                <w:szCs w:val="22"/>
+                <w:lang w:val="en"/>
+                <w14:ligatures w14:val="none"/>
               </w:rPr>
               <w:t>All devices in subnet</w:t>
             </w:r>
@@ -2653,13 +4093,24 @@
           </w:tcPr>
           <w:p>
             <w:pPr>
-              <w:rPr>
-                <w:rFonts w:ascii="Roboto Mono" w:hAnsi="Roboto Mono"/>
+              <w:spacing w:after="0" w:line="276" w:lineRule="auto"/>
+              <w:rPr>
+                <w:rFonts w:ascii="Roboto Mono" w:eastAsia="Arial" w:hAnsi="Roboto Mono" w:cs="Arial"/>
+                <w:kern w:val="0"/>
+                <w:sz w:val="22"/>
+                <w:szCs w:val="22"/>
+                <w:lang w:val="en"/>
+                <w14:ligatures w14:val="none"/>
               </w:rPr>
             </w:pPr>
             <w:r>
               <w:rPr>
-                <w:rFonts w:ascii="Roboto Mono" w:hAnsi="Roboto Mono"/>
+                <w:rFonts w:ascii="Roboto Mono" w:eastAsia="Arial" w:hAnsi="Roboto Mono" w:cs="Arial"/>
+                <w:kern w:val="0"/>
+                <w:sz w:val="22"/>
+                <w:szCs w:val="22"/>
+                <w:lang w:val="en"/>
+                <w14:ligatures w14:val="none"/>
               </w:rPr>
               <w:t>ARP, DHCP</w:t>
             </w:r>
@@ -2688,15 +4139,26 @@
           </w:tcPr>
           <w:p>
             <w:pPr>
-              <w:rPr>
-                <w:rFonts w:ascii="Roboto Mono" w:hAnsi="Roboto Mono"/>
+              <w:spacing w:after="0" w:line="276" w:lineRule="auto"/>
+              <w:rPr>
+                <w:rFonts w:ascii="Roboto Mono" w:eastAsia="Arial" w:hAnsi="Roboto Mono" w:cs="Arial"/>
+                <w:kern w:val="0"/>
+                <w:sz w:val="22"/>
+                <w:szCs w:val="22"/>
+                <w:lang w:val="en"/>
+                <w14:ligatures w14:val="none"/>
               </w:rPr>
             </w:pPr>
             <w:r>
               <w:rPr>
-                <w:rFonts w:ascii="Roboto Mono" w:hAnsi="Roboto Mono"/>
+                <w:rFonts w:ascii="Roboto Mono" w:eastAsia="Arial" w:hAnsi="Roboto Mono" w:cs="Arial"/>
                 <w:b/>
                 <w:bCs/>
+                <w:kern w:val="0"/>
+                <w:sz w:val="22"/>
+                <w:szCs w:val="22"/>
+                <w:lang w:val="en"/>
+                <w14:ligatures w14:val="none"/>
               </w:rPr>
               <w:t>Multicast</w:t>
             </w:r>
@@ -2720,13 +4182,24 @@
           </w:tcPr>
           <w:p>
             <w:pPr>
-              <w:rPr>
-                <w:rFonts w:ascii="Roboto Mono" w:hAnsi="Roboto Mono"/>
+              <w:spacing w:after="0" w:line="276" w:lineRule="auto"/>
+              <w:rPr>
+                <w:rFonts w:ascii="Roboto Mono" w:eastAsia="Arial" w:hAnsi="Roboto Mono" w:cs="Arial"/>
+                <w:kern w:val="0"/>
+                <w:sz w:val="22"/>
+                <w:szCs w:val="22"/>
+                <w:lang w:val="en"/>
+                <w14:ligatures w14:val="none"/>
               </w:rPr>
             </w:pPr>
             <w:r>
               <w:rPr>
-                <w:rFonts w:ascii="Roboto Mono" w:hAnsi="Roboto Mono"/>
+                <w:rFonts w:ascii="Roboto Mono" w:eastAsia="Arial" w:hAnsi="Roboto Mono" w:cs="Arial"/>
+                <w:kern w:val="0"/>
+                <w:sz w:val="22"/>
+                <w:szCs w:val="22"/>
+                <w:lang w:val="en"/>
+                <w14:ligatures w14:val="none"/>
               </w:rPr>
               <w:t>One-to-Many</w:t>
             </w:r>
@@ -2750,13 +4223,24 @@
           </w:tcPr>
           <w:p>
             <w:pPr>
-              <w:rPr>
-                <w:rFonts w:ascii="Roboto Mono" w:hAnsi="Roboto Mono"/>
+              <w:spacing w:after="0" w:line="276" w:lineRule="auto"/>
+              <w:rPr>
+                <w:rFonts w:ascii="Roboto Mono" w:eastAsia="Arial" w:hAnsi="Roboto Mono" w:cs="Arial"/>
+                <w:kern w:val="0"/>
+                <w:sz w:val="22"/>
+                <w:szCs w:val="22"/>
+                <w:lang w:val="en"/>
+                <w14:ligatures w14:val="none"/>
               </w:rPr>
             </w:pPr>
             <w:r>
               <w:rPr>
-                <w:rFonts w:ascii="Roboto Mono" w:hAnsi="Roboto Mono"/>
+                <w:rFonts w:ascii="Roboto Mono" w:eastAsia="Arial" w:hAnsi="Roboto Mono" w:cs="Arial"/>
+                <w:kern w:val="0"/>
+                <w:sz w:val="22"/>
+                <w:szCs w:val="22"/>
+                <w:lang w:val="en"/>
+                <w14:ligatures w14:val="none"/>
               </w:rPr>
               <w:t>Subscribed group only</w:t>
             </w:r>
@@ -2781,13 +4265,24 @@
           </w:tcPr>
           <w:p>
             <w:pPr>
-              <w:rPr>
-                <w:rFonts w:ascii="Roboto Mono" w:hAnsi="Roboto Mono"/>
+              <w:spacing w:after="0" w:line="276" w:lineRule="auto"/>
+              <w:rPr>
+                <w:rFonts w:ascii="Roboto Mono" w:eastAsia="Arial" w:hAnsi="Roboto Mono" w:cs="Arial"/>
+                <w:kern w:val="0"/>
+                <w:sz w:val="22"/>
+                <w:szCs w:val="22"/>
+                <w:lang w:val="en"/>
+                <w14:ligatures w14:val="none"/>
               </w:rPr>
             </w:pPr>
             <w:r>
               <w:rPr>
-                <w:rFonts w:ascii="Roboto Mono" w:hAnsi="Roboto Mono"/>
+                <w:rFonts w:ascii="Roboto Mono" w:eastAsia="Arial" w:hAnsi="Roboto Mono" w:cs="Arial"/>
+                <w:kern w:val="0"/>
+                <w:sz w:val="22"/>
+                <w:szCs w:val="22"/>
+                <w:lang w:val="en"/>
+                <w14:ligatures w14:val="none"/>
               </w:rPr>
               <w:t>IPTV, video conference</w:t>
             </w:r>
@@ -2796,101 +4291,186 @@
       </w:tr>
     </w:tbl>
     <w:p>
-      <w:r>
-        <w:pict w14:anchorId="5F214258">
+      <w:pPr>
+        <w:spacing w:after="0" w:line="276" w:lineRule="auto"/>
+        <w:rPr>
+          <w:rFonts w:ascii="Arial" w:eastAsia="Arial" w:hAnsi="Arial" w:cs="Arial"/>
+          <w:kern w:val="0"/>
+          <w:sz w:val="22"/>
+          <w:szCs w:val="22"/>
+          <w:lang w:val="en"/>
+          <w14:ligatures w14:val="none"/>
+        </w:rPr>
+      </w:pPr>
+      <w:r>
+        <w:rPr>
+          <w:rFonts w:ascii="Arial" w:eastAsia="Arial" w:hAnsi="Arial" w:cs="Arial"/>
+          <w:kern w:val="0"/>
+          <w:sz w:val="22"/>
+          <w:szCs w:val="22"/>
+          <w:lang w:val="en"/>
+          <w14:ligatures w14:val="none"/>
+        </w:rPr>
+        <w:pict w14:anchorId="028CB44F">
           <v:rect id="_x0000_i1033" style="width:0;height:1.5pt" o:hralign="center" o:hrstd="t" o:hr="t" fillcolor="#a0a0a0" stroked="f"/>
         </w:pict>
       </w:r>
     </w:p>
     <w:p>
       <w:pPr>
-        <w:pStyle w:val="Heading2"/>
-        <w:keepNext w:val="0"/>
-        <w:keepLines w:val="0"/>
-        <w:spacing w:before="280"/>
+        <w:spacing w:before="280" w:after="80" w:line="276" w:lineRule="auto"/>
+        <w:outlineLvl w:val="1"/>
+        <w:rPr>
+          <w:rFonts w:asciiTheme="majorHAnsi" w:eastAsiaTheme="majorEastAsia" w:hAnsiTheme="majorHAnsi" w:cstheme="majorBidi"/>
+          <w:color w:val="2F5496" w:themeColor="accent1" w:themeShade="BF"/>
+          <w:kern w:val="0"/>
+          <w:sz w:val="32"/>
+          <w:szCs w:val="32"/>
+          <w:lang w:val="en"/>
+          <w14:ligatures w14:val="none"/>
+        </w:rPr>
       </w:pPr>
       <w:bookmarkStart w:id="10" w:name="_fjgr2phs5wjy" w:colFirst="0" w:colLast="0"/>
       <w:bookmarkEnd w:id="10"/>
       <w:r>
         <w:rPr>
-          <w:rFonts w:ascii="Segoe UI Emoji" w:hAnsi="Segoe UI Emoji" w:cs="Segoe UI Emoji"/>
+          <w:rFonts w:ascii="Segoe UI Emoji" w:eastAsiaTheme="majorEastAsia" w:hAnsi="Segoe UI Emoji" w:cs="Segoe UI Emoji"/>
+          <w:color w:val="2F5496" w:themeColor="accent1" w:themeShade="BF"/>
+          <w:kern w:val="0"/>
+          <w:sz w:val="32"/>
+          <w:szCs w:val="32"/>
+          <w:lang w:val="en"/>
+          <w14:ligatures w14:val="none"/>
         </w:rPr>
         <w:t>🔧</w:t>
       </w:r>
       <w:r>
+        <w:rPr>
+          <w:rFonts w:asciiTheme="majorHAnsi" w:eastAsiaTheme="majorEastAsia" w:hAnsiTheme="majorHAnsi" w:cstheme="majorBidi"/>
+          <w:color w:val="2F5496" w:themeColor="accent1" w:themeShade="BF"/>
+          <w:kern w:val="0"/>
+          <w:sz w:val="32"/>
+          <w:szCs w:val="32"/>
+          <w:lang w:val="en"/>
+          <w14:ligatures w14:val="none"/>
+        </w:rPr>
         <w:t xml:space="preserve"> Protocols Using Multicast</w:t>
       </w:r>
     </w:p>
     <w:p>
       <w:pPr>
-        <w:rPr>
-          <w:rFonts w:ascii="Roboto Mono" w:hAnsi="Roboto Mono"/>
-        </w:rPr>
-      </w:pPr>
-      <w:r>
-        <w:rPr>
-          <w:rFonts w:ascii="Arial" w:hAnsi="Arial" w:eastAsia="Arial"/>
-          <w:b/>
-          <w:sz w:val="22"/>
+        <w:spacing w:after="0" w:line="276" w:lineRule="auto"/>
+        <w:rPr>
+          <w:rFonts w:ascii="Roboto Mono" w:eastAsia="Arial" w:hAnsi="Roboto Mono" w:cs="Arial"/>
+          <w:kern w:val="0"/>
+          <w:sz w:val="22"/>
+          <w:szCs w:val="22"/>
+          <w:lang w:val="en"/>
+          <w14:ligatures w14:val="none"/>
+        </w:rPr>
+      </w:pPr>
+      <w:r>
+        <w:rPr>
+          <w:rFonts w:ascii="Arial" w:eastAsia="Arial" w:hAnsi="Arial" w:cs="Arial"/>
+          <w:b/>
+          <w:kern w:val="0"/>
+          <w:sz w:val="22"/>
+          <w:szCs w:val="22"/>
           <w:shd w:val="clear" w:color="auto" w:fill="B7B7B7"/>
+          <w:lang w:val="en"/>
+          <w14:ligatures w14:val="none"/>
         </w:rPr>
         <w:t># Source</w:t>
       </w:r>
       <w:r>
         <w:rPr>
-          <w:rFonts w:ascii="Arial" w:hAnsi="Arial" w:eastAsia="Arial"/>
-          <w:sz w:val="22"/>
+          <w:rFonts w:ascii="Arial" w:eastAsia="Arial" w:hAnsi="Arial" w:cs="Arial"/>
+          <w:kern w:val="0"/>
+          <w:sz w:val="22"/>
+          <w:szCs w:val="22"/>
           <w:shd w:val="clear" w:color="auto" w:fill="B7B7B7"/>
+          <w:lang w:val="en"/>
+          <w14:ligatures w14:val="none"/>
         </w:rPr>
         <w:t xml:space="preserve">: </w:t>
       </w:r>
       <w:r>
         <w:rPr>
-          <w:rFonts w:ascii="Arial" w:hAnsi="Arial" w:eastAsia="Arial"/>
-          <w:b/>
-          <w:sz w:val="22"/>
+          <w:rFonts w:ascii="Arial" w:eastAsia="Arial" w:hAnsi="Arial" w:cs="Arial"/>
+          <w:b/>
+          <w:kern w:val="0"/>
+          <w:sz w:val="22"/>
+          <w:szCs w:val="22"/>
           <w:shd w:val="clear" w:color="auto" w:fill="B7B7B7"/>
+          <w:lang w:val="en"/>
+          <w14:ligatures w14:val="none"/>
         </w:rPr>
         <w:t xml:space="preserve">Chatgpt </w:t>
       </w:r>
       <w:r>
         <w:rPr>
-          <w:rFonts w:ascii="Arial" w:hAnsi="Arial" w:eastAsia="Arial"/>
-          <w:b/>
+          <w:rFonts w:ascii="Arial" w:eastAsia="Arial" w:hAnsi="Arial" w:cs="Arial"/>
+          <w:b/>
+          <w:kern w:val="0"/>
           <w:sz w:val="22"/>
           <w:szCs w:val="14"/>
           <w:shd w:val="clear" w:color="auto" w:fill="B7B7B7"/>
+          <w:lang w:val="en"/>
+          <w14:ligatures w14:val="none"/>
         </w:rPr>
         <w:t>(GPT</w:t>
       </w:r>
       <w:r>
         <w:rPr>
-          <w:rFonts w:ascii="Arial" w:hAnsi="Arial" w:cs="Cambria Math" w:eastAsia="Arial"/>
-          <w:b/>
+          <w:rFonts w:ascii="Cambria Math" w:eastAsia="Arial" w:hAnsi="Cambria Math" w:cs="Cambria Math"/>
+          <w:b/>
+          <w:kern w:val="0"/>
           <w:sz w:val="22"/>
           <w:szCs w:val="14"/>
           <w:shd w:val="clear" w:color="auto" w:fill="B7B7B7"/>
+          <w:lang w:val="en"/>
+          <w14:ligatures w14:val="none"/>
         </w:rPr>
         <w:t>‑</w:t>
       </w:r>
       <w:r>
         <w:rPr>
-          <w:rFonts w:ascii="Arial" w:hAnsi="Arial" w:eastAsia="Arial"/>
-          <w:b/>
+          <w:rFonts w:ascii="Arial" w:eastAsia="Arial" w:hAnsi="Arial" w:cs="Arial"/>
+          <w:b/>
+          <w:kern w:val="0"/>
           <w:sz w:val="22"/>
           <w:szCs w:val="14"/>
           <w:shd w:val="clear" w:color="auto" w:fill="B7B7B7"/>
+          <w:lang w:val="en"/>
+          <w14:ligatures w14:val="none"/>
         </w:rPr>
         <w:t>5 Mini) at [12/9/2025]</w:t>
       </w:r>
     </w:p>
     <w:p>
-      <w:r>
-        <w:rPr>
+      <w:pPr>
+        <w:spacing w:after="0" w:line="276" w:lineRule="auto"/>
+        <w:rPr>
+          <w:rFonts w:ascii="Arial" w:eastAsia="Arial" w:hAnsi="Arial" w:cs="Arial"/>
+          <w:kern w:val="0"/>
+          <w:sz w:val="22"/>
+          <w:szCs w:val="22"/>
+          <w:lang w:val="en"/>
+          <w14:ligatures w14:val="none"/>
+        </w:rPr>
+      </w:pPr>
+      <w:r>
+        <w:rPr>
+          <w:rFonts w:ascii="Arial" w:eastAsia="Arial" w:hAnsi="Arial" w:cs="Arial"/>
           <w:noProof/>
+          <w:kern w:val="0"/>
+          <w:sz w:val="22"/>
+          <w:szCs w:val="22"/>
+          <w:lang w:val="en"/>
+          <w14:ligatures w14:val="none"/>
         </w:rPr>
         <w:drawing>
-          <wp:inline distT="114300" distB="114300" distL="114300" distR="114300" wp14:anchorId="474742E5" wp14:editId="13DE2243">
+          <wp:inline distT="114300" distB="114300" distL="114300" distR="114300" wp14:anchorId="319EF2C7" wp14:editId="39D48EB7">
             <wp:extent cx="5943600" cy="1600200"/>
             <wp:effectExtent l="0" t="0" r="0" b="0"/>
             <wp:docPr id="2" name="image2.png"/>
@@ -2970,16 +4550,27 @@
           </w:tcPr>
           <w:p>
             <w:pPr>
+              <w:spacing w:after="0" w:line="276" w:lineRule="auto"/>
               <w:jc w:val="center"/>
               <w:rPr>
-                <w:rFonts w:ascii="Roboto Mono" w:hAnsi="Roboto Mono"/>
+                <w:rFonts w:ascii="Roboto Mono" w:eastAsia="Arial" w:hAnsi="Roboto Mono" w:cs="Arial"/>
+                <w:kern w:val="0"/>
+                <w:sz w:val="22"/>
+                <w:szCs w:val="22"/>
+                <w:lang w:val="en"/>
+                <w14:ligatures w14:val="none"/>
               </w:rPr>
             </w:pPr>
             <w:r>
               <w:rPr>
-                <w:rFonts w:ascii="Roboto Mono" w:hAnsi="Roboto Mono"/>
+                <w:rFonts w:ascii="Roboto Mono" w:eastAsia="Arial" w:hAnsi="Roboto Mono" w:cs="Arial"/>
                 <w:b/>
                 <w:bCs/>
+                <w:kern w:val="0"/>
+                <w:sz w:val="22"/>
+                <w:szCs w:val="22"/>
+                <w:lang w:val="en"/>
+                <w14:ligatures w14:val="none"/>
               </w:rPr>
               <w:t>Protocol</w:t>
             </w:r>
@@ -3003,16 +4594,27 @@
           </w:tcPr>
           <w:p>
             <w:pPr>
+              <w:spacing w:after="0" w:line="276" w:lineRule="auto"/>
               <w:jc w:val="center"/>
               <w:rPr>
-                <w:rFonts w:ascii="Roboto Mono" w:hAnsi="Roboto Mono"/>
+                <w:rFonts w:ascii="Roboto Mono" w:eastAsia="Arial" w:hAnsi="Roboto Mono" w:cs="Arial"/>
+                <w:kern w:val="0"/>
+                <w:sz w:val="22"/>
+                <w:szCs w:val="22"/>
+                <w:lang w:val="en"/>
+                <w14:ligatures w14:val="none"/>
               </w:rPr>
             </w:pPr>
             <w:r>
               <w:rPr>
-                <w:rFonts w:ascii="Roboto Mono" w:hAnsi="Roboto Mono"/>
+                <w:rFonts w:ascii="Roboto Mono" w:eastAsia="Arial" w:hAnsi="Roboto Mono" w:cs="Arial"/>
                 <w:b/>
                 <w:bCs/>
+                <w:kern w:val="0"/>
+                <w:sz w:val="22"/>
+                <w:szCs w:val="22"/>
+                <w:lang w:val="en"/>
+                <w14:ligatures w14:val="none"/>
               </w:rPr>
               <w:t>Purpose</w:t>
             </w:r>
@@ -3036,16 +4638,27 @@
           </w:tcPr>
           <w:p>
             <w:pPr>
+              <w:spacing w:after="0" w:line="276" w:lineRule="auto"/>
               <w:jc w:val="center"/>
               <w:rPr>
-                <w:rFonts w:ascii="Roboto Mono" w:hAnsi="Roboto Mono"/>
+                <w:rFonts w:ascii="Roboto Mono" w:eastAsia="Arial" w:hAnsi="Roboto Mono" w:cs="Arial"/>
+                <w:kern w:val="0"/>
+                <w:sz w:val="22"/>
+                <w:szCs w:val="22"/>
+                <w:lang w:val="en"/>
+                <w14:ligatures w14:val="none"/>
               </w:rPr>
             </w:pPr>
             <w:r>
               <w:rPr>
-                <w:rFonts w:ascii="Roboto Mono" w:hAnsi="Roboto Mono"/>
+                <w:rFonts w:ascii="Roboto Mono" w:eastAsia="Arial" w:hAnsi="Roboto Mono" w:cs="Arial"/>
                 <w:b/>
                 <w:bCs/>
+                <w:kern w:val="0"/>
+                <w:sz w:val="22"/>
+                <w:szCs w:val="22"/>
+                <w:lang w:val="en"/>
+                <w14:ligatures w14:val="none"/>
               </w:rPr>
               <w:t>Multicast Address</w:t>
             </w:r>
@@ -3074,15 +4687,26 @@
           </w:tcPr>
           <w:p>
             <w:pPr>
-              <w:rPr>
-                <w:rFonts w:ascii="Roboto Mono" w:hAnsi="Roboto Mono"/>
+              <w:spacing w:after="0" w:line="276" w:lineRule="auto"/>
+              <w:rPr>
+                <w:rFonts w:ascii="Roboto Mono" w:eastAsia="Arial" w:hAnsi="Roboto Mono" w:cs="Arial"/>
+                <w:kern w:val="0"/>
+                <w:sz w:val="22"/>
+                <w:szCs w:val="22"/>
+                <w:lang w:val="en"/>
+                <w14:ligatures w14:val="none"/>
               </w:rPr>
             </w:pPr>
             <w:r>
               <w:rPr>
-                <w:rFonts w:ascii="Roboto Mono" w:hAnsi="Roboto Mono"/>
+                <w:rFonts w:ascii="Roboto Mono" w:eastAsia="Arial" w:hAnsi="Roboto Mono" w:cs="Arial"/>
                 <w:b/>
                 <w:bCs/>
+                <w:kern w:val="0"/>
+                <w:sz w:val="22"/>
+                <w:szCs w:val="22"/>
+                <w:lang w:val="en"/>
+                <w14:ligatures w14:val="none"/>
               </w:rPr>
               <w:t>OSPF</w:t>
             </w:r>
@@ -3106,13 +4730,24 @@
           </w:tcPr>
           <w:p>
             <w:pPr>
-              <w:rPr>
-                <w:rFonts w:ascii="Roboto Mono" w:hAnsi="Roboto Mono"/>
+              <w:spacing w:after="0" w:line="276" w:lineRule="auto"/>
+              <w:rPr>
+                <w:rFonts w:ascii="Roboto Mono" w:eastAsia="Arial" w:hAnsi="Roboto Mono" w:cs="Arial"/>
+                <w:kern w:val="0"/>
+                <w:sz w:val="22"/>
+                <w:szCs w:val="22"/>
+                <w:lang w:val="en"/>
+                <w14:ligatures w14:val="none"/>
               </w:rPr>
             </w:pPr>
             <w:r>
               <w:rPr>
-                <w:rFonts w:ascii="Roboto Mono" w:hAnsi="Roboto Mono"/>
+                <w:rFonts w:ascii="Roboto Mono" w:eastAsia="Arial" w:hAnsi="Roboto Mono" w:cs="Arial"/>
+                <w:kern w:val="0"/>
+                <w:sz w:val="22"/>
+                <w:szCs w:val="22"/>
+                <w:lang w:val="en"/>
+                <w14:ligatures w14:val="none"/>
               </w:rPr>
               <w:t>Routing</w:t>
             </w:r>
@@ -3137,20 +4772,36 @@
           </w:tcPr>
           <w:p>
             <w:pPr>
-              <w:rPr>
-                <w:rFonts w:ascii="Roboto Mono" w:hAnsi="Roboto Mono"/>
+              <w:spacing w:after="0" w:line="276" w:lineRule="auto"/>
+              <w:rPr>
+                <w:rFonts w:ascii="Roboto Mono" w:eastAsia="Arial" w:hAnsi="Roboto Mono" w:cs="Arial"/>
+                <w:kern w:val="0"/>
+                <w:sz w:val="22"/>
+                <w:szCs w:val="22"/>
+                <w:lang w:val="en"/>
+                <w14:ligatures w14:val="none"/>
               </w:rPr>
             </w:pPr>
             <w:r>
               <w:rPr>
                 <w:rFonts w:ascii="Roboto Mono" w:eastAsia="Roboto Mono" w:hAnsi="Roboto Mono" w:cs="Roboto Mono"/>
                 <w:color w:val="188038"/>
+                <w:kern w:val="0"/>
+                <w:sz w:val="22"/>
+                <w:szCs w:val="22"/>
+                <w:lang w:val="en"/>
+                <w14:ligatures w14:val="none"/>
               </w:rPr>
               <w:t>224.0.0.5</w:t>
             </w:r>
             <w:r>
               <w:rPr>
-                <w:rFonts w:ascii="Roboto Mono" w:hAnsi="Roboto Mono"/>
+                <w:rFonts w:ascii="Roboto Mono" w:eastAsia="Arial" w:hAnsi="Roboto Mono" w:cs="Arial"/>
+                <w:kern w:val="0"/>
+                <w:sz w:val="22"/>
+                <w:szCs w:val="22"/>
+                <w:lang w:val="en"/>
+                <w14:ligatures w14:val="none"/>
               </w:rPr>
               <w:t xml:space="preserve">, </w:t>
             </w:r>
@@ -3158,6 +4809,11 @@
               <w:rPr>
                 <w:rFonts w:ascii="Roboto Mono" w:eastAsia="Roboto Mono" w:hAnsi="Roboto Mono" w:cs="Roboto Mono"/>
                 <w:color w:val="188038"/>
+                <w:kern w:val="0"/>
+                <w:sz w:val="22"/>
+                <w:szCs w:val="22"/>
+                <w:lang w:val="en"/>
+                <w14:ligatures w14:val="none"/>
               </w:rPr>
               <w:t>224.0.0.6</w:t>
             </w:r>
@@ -3186,15 +4842,26 @@
           </w:tcPr>
           <w:p>
             <w:pPr>
-              <w:rPr>
-                <w:rFonts w:ascii="Roboto Mono" w:hAnsi="Roboto Mono"/>
+              <w:spacing w:after="0" w:line="276" w:lineRule="auto"/>
+              <w:rPr>
+                <w:rFonts w:ascii="Roboto Mono" w:eastAsia="Arial" w:hAnsi="Roboto Mono" w:cs="Arial"/>
+                <w:kern w:val="0"/>
+                <w:sz w:val="22"/>
+                <w:szCs w:val="22"/>
+                <w:lang w:val="en"/>
+                <w14:ligatures w14:val="none"/>
               </w:rPr>
             </w:pPr>
             <w:r>
               <w:rPr>
-                <w:rFonts w:ascii="Roboto Mono" w:hAnsi="Roboto Mono"/>
+                <w:rFonts w:ascii="Roboto Mono" w:eastAsia="Arial" w:hAnsi="Roboto Mono" w:cs="Arial"/>
                 <w:b/>
                 <w:bCs/>
+                <w:kern w:val="0"/>
+                <w:sz w:val="22"/>
+                <w:szCs w:val="22"/>
+                <w:lang w:val="en"/>
+                <w14:ligatures w14:val="none"/>
               </w:rPr>
               <w:t>RIP v2</w:t>
             </w:r>
@@ -3218,13 +4885,24 @@
           </w:tcPr>
           <w:p>
             <w:pPr>
-              <w:rPr>
-                <w:rFonts w:ascii="Roboto Mono" w:hAnsi="Roboto Mono"/>
+              <w:spacing w:after="0" w:line="276" w:lineRule="auto"/>
+              <w:rPr>
+                <w:rFonts w:ascii="Roboto Mono" w:eastAsia="Arial" w:hAnsi="Roboto Mono" w:cs="Arial"/>
+                <w:kern w:val="0"/>
+                <w:sz w:val="22"/>
+                <w:szCs w:val="22"/>
+                <w:lang w:val="en"/>
+                <w14:ligatures w14:val="none"/>
               </w:rPr>
             </w:pPr>
             <w:r>
               <w:rPr>
-                <w:rFonts w:ascii="Roboto Mono" w:hAnsi="Roboto Mono"/>
+                <w:rFonts w:ascii="Roboto Mono" w:eastAsia="Arial" w:hAnsi="Roboto Mono" w:cs="Arial"/>
+                <w:kern w:val="0"/>
+                <w:sz w:val="22"/>
+                <w:szCs w:val="22"/>
+                <w:lang w:val="en"/>
+                <w14:ligatures w14:val="none"/>
               </w:rPr>
               <w:t>Routing</w:t>
             </w:r>
@@ -3249,14 +4927,25 @@
           </w:tcPr>
           <w:p>
             <w:pPr>
-              <w:rPr>
-                <w:rFonts w:ascii="Roboto Mono" w:hAnsi="Roboto Mono"/>
+              <w:spacing w:after="0" w:line="276" w:lineRule="auto"/>
+              <w:rPr>
+                <w:rFonts w:ascii="Roboto Mono" w:eastAsia="Arial" w:hAnsi="Roboto Mono" w:cs="Arial"/>
+                <w:kern w:val="0"/>
+                <w:sz w:val="22"/>
+                <w:szCs w:val="22"/>
+                <w:lang w:val="en"/>
+                <w14:ligatures w14:val="none"/>
               </w:rPr>
             </w:pPr>
             <w:r>
               <w:rPr>
                 <w:rFonts w:ascii="Roboto Mono" w:eastAsia="Roboto Mono" w:hAnsi="Roboto Mono" w:cs="Roboto Mono"/>
                 <w:color w:val="188038"/>
+                <w:kern w:val="0"/>
+                <w:sz w:val="22"/>
+                <w:szCs w:val="22"/>
+                <w:lang w:val="en"/>
+                <w14:ligatures w14:val="none"/>
               </w:rPr>
               <w:t>224.0.0.9</w:t>
             </w:r>
@@ -3285,15 +4974,26 @@
           </w:tcPr>
           <w:p>
             <w:pPr>
-              <w:rPr>
-                <w:rFonts w:ascii="Roboto Mono" w:hAnsi="Roboto Mono"/>
+              <w:spacing w:after="0" w:line="276" w:lineRule="auto"/>
+              <w:rPr>
+                <w:rFonts w:ascii="Roboto Mono" w:eastAsia="Arial" w:hAnsi="Roboto Mono" w:cs="Arial"/>
+                <w:kern w:val="0"/>
+                <w:sz w:val="22"/>
+                <w:szCs w:val="22"/>
+                <w:lang w:val="en"/>
+                <w14:ligatures w14:val="none"/>
               </w:rPr>
             </w:pPr>
             <w:r>
               <w:rPr>
-                <w:rFonts w:ascii="Roboto Mono" w:hAnsi="Roboto Mono"/>
+                <w:rFonts w:ascii="Roboto Mono" w:eastAsia="Arial" w:hAnsi="Roboto Mono" w:cs="Arial"/>
                 <w:b/>
                 <w:bCs/>
+                <w:kern w:val="0"/>
+                <w:sz w:val="22"/>
+                <w:szCs w:val="22"/>
+                <w:lang w:val="en"/>
+                <w14:ligatures w14:val="none"/>
               </w:rPr>
               <w:t>IGMP</w:t>
             </w:r>
@@ -3317,13 +5017,24 @@
           </w:tcPr>
           <w:p>
             <w:pPr>
-              <w:rPr>
-                <w:rFonts w:ascii="Roboto Mono" w:hAnsi="Roboto Mono"/>
+              <w:spacing w:after="0" w:line="276" w:lineRule="auto"/>
+              <w:rPr>
+                <w:rFonts w:ascii="Roboto Mono" w:eastAsia="Arial" w:hAnsi="Roboto Mono" w:cs="Arial"/>
+                <w:kern w:val="0"/>
+                <w:sz w:val="22"/>
+                <w:szCs w:val="22"/>
+                <w:lang w:val="en"/>
+                <w14:ligatures w14:val="none"/>
               </w:rPr>
             </w:pPr>
             <w:r>
               <w:rPr>
-                <w:rFonts w:ascii="Roboto Mono" w:hAnsi="Roboto Mono"/>
+                <w:rFonts w:ascii="Roboto Mono" w:eastAsia="Arial" w:hAnsi="Roboto Mono" w:cs="Arial"/>
+                <w:kern w:val="0"/>
+                <w:sz w:val="22"/>
+                <w:szCs w:val="22"/>
+                <w:lang w:val="en"/>
+                <w14:ligatures w14:val="none"/>
               </w:rPr>
               <w:t>Group membership</w:t>
             </w:r>
@@ -3348,13 +5059,24 @@
           </w:tcPr>
           <w:p>
             <w:pPr>
-              <w:rPr>
-                <w:rFonts w:ascii="Roboto Mono" w:hAnsi="Roboto Mono"/>
+              <w:spacing w:after="0" w:line="276" w:lineRule="auto"/>
+              <w:rPr>
+                <w:rFonts w:ascii="Roboto Mono" w:eastAsia="Arial" w:hAnsi="Roboto Mono" w:cs="Arial"/>
+                <w:kern w:val="0"/>
+                <w:sz w:val="22"/>
+                <w:szCs w:val="22"/>
+                <w:lang w:val="en"/>
+                <w14:ligatures w14:val="none"/>
               </w:rPr>
             </w:pPr>
             <w:r>
               <w:rPr>
-                <w:rFonts w:ascii="Roboto Mono" w:hAnsi="Roboto Mono"/>
+                <w:rFonts w:ascii="Roboto Mono" w:eastAsia="Arial" w:hAnsi="Roboto Mono" w:cs="Arial"/>
+                <w:kern w:val="0"/>
+                <w:sz w:val="22"/>
+                <w:szCs w:val="22"/>
+                <w:lang w:val="en"/>
+                <w14:ligatures w14:val="none"/>
               </w:rPr>
               <w:t>Used by switches</w:t>
             </w:r>
@@ -3383,17 +5105,27 @@
           </w:tcPr>
           <w:p>
             <w:pPr>
-              <w:rPr>
-                <w:rFonts w:ascii="Roboto Mono" w:hAnsi="Roboto Mono"/>
+              <w:spacing w:after="0" w:line="276" w:lineRule="auto"/>
+              <w:rPr>
+                <w:rFonts w:ascii="Roboto Mono" w:eastAsia="Arial" w:hAnsi="Roboto Mono" w:cs="Arial"/>
+                <w:kern w:val="0"/>
+                <w:sz w:val="22"/>
+                <w:szCs w:val="22"/>
+                <w:lang w:val="en"/>
+                <w14:ligatures w14:val="none"/>
               </w:rPr>
             </w:pPr>
             <w:r>
               <w:rPr>
-                <w:rFonts w:ascii="Roboto Mono" w:hAnsi="Roboto Mono"/>
+                <w:rFonts w:ascii="Roboto Mono" w:eastAsia="Arial" w:hAnsi="Roboto Mono" w:cs="Arial"/>
                 <w:b/>
                 <w:bCs/>
-              </w:rPr>
-              <w:lastRenderedPageBreak/>
+                <w:kern w:val="0"/>
+                <w:sz w:val="22"/>
+                <w:szCs w:val="22"/>
+                <w:lang w:val="en"/>
+                <w14:ligatures w14:val="none"/>
+              </w:rPr>
               <w:t>PIM</w:t>
             </w:r>
           </w:p>
@@ -3416,13 +5148,24 @@
           </w:tcPr>
           <w:p>
             <w:pPr>
-              <w:rPr>
-                <w:rFonts w:ascii="Roboto Mono" w:hAnsi="Roboto Mono"/>
+              <w:spacing w:after="0" w:line="276" w:lineRule="auto"/>
+              <w:rPr>
+                <w:rFonts w:ascii="Roboto Mono" w:eastAsia="Arial" w:hAnsi="Roboto Mono" w:cs="Arial"/>
+                <w:kern w:val="0"/>
+                <w:sz w:val="22"/>
+                <w:szCs w:val="22"/>
+                <w:lang w:val="en"/>
+                <w14:ligatures w14:val="none"/>
               </w:rPr>
             </w:pPr>
             <w:r>
               <w:rPr>
-                <w:rFonts w:ascii="Roboto Mono" w:hAnsi="Roboto Mono"/>
+                <w:rFonts w:ascii="Roboto Mono" w:eastAsia="Arial" w:hAnsi="Roboto Mono" w:cs="Arial"/>
+                <w:kern w:val="0"/>
+                <w:sz w:val="22"/>
+                <w:szCs w:val="22"/>
+                <w:lang w:val="en"/>
+                <w14:ligatures w14:val="none"/>
               </w:rPr>
               <w:t>Routing multicast</w:t>
             </w:r>
@@ -3447,13 +5190,24 @@
           </w:tcPr>
           <w:p>
             <w:pPr>
-              <w:rPr>
-                <w:rFonts w:ascii="Roboto Mono" w:hAnsi="Roboto Mono"/>
+              <w:spacing w:after="0" w:line="276" w:lineRule="auto"/>
+              <w:rPr>
+                <w:rFonts w:ascii="Roboto Mono" w:eastAsia="Arial" w:hAnsi="Roboto Mono" w:cs="Arial"/>
+                <w:kern w:val="0"/>
+                <w:sz w:val="22"/>
+                <w:szCs w:val="22"/>
+                <w:lang w:val="en"/>
+                <w14:ligatures w14:val="none"/>
               </w:rPr>
             </w:pPr>
             <w:r>
               <w:rPr>
-                <w:rFonts w:ascii="Roboto Mono" w:hAnsi="Roboto Mono"/>
+                <w:rFonts w:ascii="Roboto Mono" w:eastAsia="Arial" w:hAnsi="Roboto Mono" w:cs="Arial"/>
+                <w:kern w:val="0"/>
+                <w:sz w:val="22"/>
+                <w:szCs w:val="22"/>
+                <w:lang w:val="en"/>
+                <w14:ligatures w14:val="none"/>
               </w:rPr>
               <w:t>Builds distribution trees</w:t>
             </w:r>
@@ -3462,18 +5216,70 @@
       </w:tr>
     </w:tbl>
     <w:p>
-      <w:r>
-        <w:pict w14:anchorId="19FB0143">
+      <w:pPr>
+        <w:spacing w:after="0" w:line="276" w:lineRule="auto"/>
+        <w:rPr>
+          <w:rFonts w:ascii="Arial" w:eastAsia="Arial" w:hAnsi="Arial" w:cs="Arial"/>
+          <w:kern w:val="0"/>
+          <w:sz w:val="22"/>
+          <w:szCs w:val="22"/>
+          <w:lang w:val="en"/>
+          <w14:ligatures w14:val="none"/>
+        </w:rPr>
+      </w:pPr>
+      <w:r>
+        <w:rPr>
+          <w:rFonts w:ascii="Arial" w:eastAsia="Arial" w:hAnsi="Arial" w:cs="Arial"/>
+          <w:kern w:val="0"/>
+          <w:sz w:val="22"/>
+          <w:szCs w:val="22"/>
+          <w:lang w:val="en"/>
+          <w14:ligatures w14:val="none"/>
+        </w:rPr>
+        <w:pict w14:anchorId="6AEDE76E">
           <v:rect id="_x0000_i1034" style="width:0;height:1.5pt" o:hralign="center" o:hrstd="t" o:hr="t" fillcolor="#a0a0a0" stroked="f"/>
         </w:pict>
       </w:r>
     </w:p>
     <w:p>
       <w:pPr>
-        <w:spacing w:before="240" w:after="240"/>
+        <w:spacing w:before="240" w:after="240" w:line="276" w:lineRule="auto"/>
+        <w:rPr>
+          <w:rFonts w:ascii="Arial" w:eastAsia="Arial" w:hAnsi="Arial" w:cs="Arial"/>
+          <w:kern w:val="0"/>
+          <w:sz w:val="22"/>
+          <w:szCs w:val="22"/>
+          <w:lang w:val="en"/>
+          <w14:ligatures w14:val="none"/>
+        </w:rPr>
       </w:pPr>
     </w:p>
-    <w:p/>
+    <w:p>
+      <w:pPr>
+        <w:spacing w:after="0" w:line="276" w:lineRule="auto"/>
+        <w:rPr>
+          <w:rFonts w:ascii="Arial" w:eastAsia="Arial" w:hAnsi="Arial" w:cs="Arial"/>
+          <w:kern w:val="0"/>
+          <w:sz w:val="22"/>
+          <w:szCs w:val="22"/>
+          <w:lang w:val="en"/>
+          <w14:ligatures w14:val="none"/>
+        </w:rPr>
+      </w:pPr>
+    </w:p>
+    <w:p>
+      <w:pPr>
+        <w:spacing w:after="0" w:line="276" w:lineRule="auto"/>
+        <w:rPr>
+          <w:rFonts w:ascii="Arial" w:eastAsia="Arial" w:hAnsi="Arial" w:cs="Arial"/>
+          <w:kern w:val="0"/>
+          <w:sz w:val="22"/>
+          <w:szCs w:val="22"/>
+          <w:lang w:val="en"/>
+          <w14:ligatures w14:val="none"/>
+        </w:rPr>
+      </w:pPr>
+    </w:p>
     <w:p/>
     <w:sectPr>
       <w:pgSz w:w="12240" w:h="15840"/>
@@ -4238,18 +6044,6 @@
   <w:style w:type="paragraph" w:default="1" w:styleId="Normal">
     <w:name w:val="Normal"/>
     <w:qFormat/>
-    <w:rsid w:val="00417599"/>
-    <w:pPr>
-      <w:spacing w:after="0" w:line="276" w:lineRule="auto"/>
-    </w:pPr>
-    <w:rPr>
-      <w:rFonts w:ascii="Arial" w:eastAsia="Arial" w:hAnsi="Arial" w:cs="Arial"/>
-      <w:kern w:val="0"/>
-      <w:sz w:val="22"/>
-      <w:szCs w:val="22"/>
-      <w:lang w:val="en"/>
-      <w14:ligatures w14:val="none"/>
-    </w:rPr>
   </w:style>
   <w:style w:type="paragraph" w:styleId="Heading1">
     <w:name w:val="heading 1"/>
@@ -4258,7 +6052,7 @@
     <w:link w:val="Heading1Char"/>
     <w:uiPriority w:val="9"/>
     <w:qFormat/>
-    <w:rsid w:val="00DC7323"/>
+    <w:rsid w:val="00BB053A"/>
     <w:pPr>
       <w:keepNext/>
       <w:keepLines/>
@@ -4278,9 +6072,10 @@
     <w:next w:val="Normal"/>
     <w:link w:val="Heading2Char"/>
     <w:uiPriority w:val="9"/>
+    <w:semiHidden/>
     <w:unhideWhenUsed/>
     <w:qFormat/>
-    <w:rsid w:val="00DC7323"/>
+    <w:rsid w:val="00BB053A"/>
     <w:pPr>
       <w:keepNext/>
       <w:keepLines/>
@@ -4303,7 +6098,7 @@
     <w:semiHidden/>
     <w:unhideWhenUsed/>
     <w:qFormat/>
-    <w:rsid w:val="00DC7323"/>
+    <w:rsid w:val="00BB053A"/>
     <w:pPr>
       <w:keepNext/>
       <w:keepLines/>
@@ -4326,7 +6121,7 @@
     <w:semiHidden/>
     <w:unhideWhenUsed/>
     <w:qFormat/>
-    <w:rsid w:val="00DC7323"/>
+    <w:rsid w:val="00BB053A"/>
     <w:pPr>
       <w:keepNext/>
       <w:keepLines/>
@@ -4349,7 +6144,7 @@
     <w:semiHidden/>
     <w:unhideWhenUsed/>
     <w:qFormat/>
-    <w:rsid w:val="00DC7323"/>
+    <w:rsid w:val="00BB053A"/>
     <w:pPr>
       <w:keepNext/>
       <w:keepLines/>
@@ -4370,11 +6165,11 @@
     <w:semiHidden/>
     <w:unhideWhenUsed/>
     <w:qFormat/>
-    <w:rsid w:val="00DC7323"/>
+    <w:rsid w:val="00BB053A"/>
     <w:pPr>
       <w:keepNext/>
       <w:keepLines/>
-      <w:spacing w:before="40"/>
+      <w:spacing w:before="40" w:after="0"/>
       <w:outlineLvl w:val="5"/>
     </w:pPr>
     <w:rPr>
@@ -4393,11 +6188,11 @@
     <w:semiHidden/>
     <w:unhideWhenUsed/>
     <w:qFormat/>
-    <w:rsid w:val="00DC7323"/>
+    <w:rsid w:val="00BB053A"/>
     <w:pPr>
       <w:keepNext/>
       <w:keepLines/>
-      <w:spacing w:before="40"/>
+      <w:spacing w:before="40" w:after="0"/>
       <w:outlineLvl w:val="6"/>
     </w:pPr>
     <w:rPr>
@@ -4414,10 +6209,11 @@
     <w:semiHidden/>
     <w:unhideWhenUsed/>
     <w:qFormat/>
-    <w:rsid w:val="00DC7323"/>
+    <w:rsid w:val="00BB053A"/>
     <w:pPr>
       <w:keepNext/>
       <w:keepLines/>
+      <w:spacing w:after="0"/>
       <w:outlineLvl w:val="7"/>
     </w:pPr>
     <w:rPr>
@@ -4436,10 +6232,11 @@
     <w:semiHidden/>
     <w:unhideWhenUsed/>
     <w:qFormat/>
-    <w:rsid w:val="00DC7323"/>
+    <w:rsid w:val="00BB053A"/>
     <w:pPr>
       <w:keepNext/>
       <w:keepLines/>
+      <w:spacing w:after="0"/>
       <w:outlineLvl w:val="8"/>
     </w:pPr>
     <w:rPr>
@@ -4479,7 +6276,7 @@
     <w:basedOn w:val="DefaultParagraphFont"/>
     <w:link w:val="Heading1"/>
     <w:uiPriority w:val="9"/>
-    <w:rsid w:val="00DC7323"/>
+    <w:rsid w:val="00BB053A"/>
     <w:rPr>
       <w:rFonts w:asciiTheme="majorHAnsi" w:eastAsiaTheme="majorEastAsia" w:hAnsiTheme="majorHAnsi" w:cstheme="majorBidi"/>
       <w:color w:val="2F5496" w:themeColor="accent1" w:themeShade="BF"/>
@@ -4492,7 +6289,8 @@
     <w:basedOn w:val="DefaultParagraphFont"/>
     <w:link w:val="Heading2"/>
     <w:uiPriority w:val="9"/>
-    <w:rsid w:val="00DC7323"/>
+    <w:semiHidden/>
+    <w:rsid w:val="00BB053A"/>
     <w:rPr>
       <w:rFonts w:asciiTheme="majorHAnsi" w:eastAsiaTheme="majorEastAsia" w:hAnsiTheme="majorHAnsi" w:cstheme="majorBidi"/>
       <w:color w:val="2F5496" w:themeColor="accent1" w:themeShade="BF"/>
@@ -4506,7 +6304,7 @@
     <w:link w:val="Heading3"/>
     <w:uiPriority w:val="9"/>
     <w:semiHidden/>
-    <w:rsid w:val="00DC7323"/>
+    <w:rsid w:val="00BB053A"/>
     <w:rPr>
       <w:rFonts w:eastAsiaTheme="majorEastAsia" w:cstheme="majorBidi"/>
       <w:color w:val="2F5496" w:themeColor="accent1" w:themeShade="BF"/>
@@ -4520,7 +6318,7 @@
     <w:link w:val="Heading4"/>
     <w:uiPriority w:val="9"/>
     <w:semiHidden/>
-    <w:rsid w:val="00DC7323"/>
+    <w:rsid w:val="00BB053A"/>
     <w:rPr>
       <w:rFonts w:eastAsiaTheme="majorEastAsia" w:cstheme="majorBidi"/>
       <w:i/>
@@ -4534,7 +6332,7 @@
     <w:link w:val="Heading5"/>
     <w:uiPriority w:val="9"/>
     <w:semiHidden/>
-    <w:rsid w:val="00DC7323"/>
+    <w:rsid w:val="00BB053A"/>
     <w:rPr>
       <w:rFonts w:eastAsiaTheme="majorEastAsia" w:cstheme="majorBidi"/>
       <w:color w:val="2F5496" w:themeColor="accent1" w:themeShade="BF"/>
@@ -4546,7 +6344,7 @@
     <w:link w:val="Heading6"/>
     <w:uiPriority w:val="9"/>
     <w:semiHidden/>
-    <w:rsid w:val="00DC7323"/>
+    <w:rsid w:val="00BB053A"/>
     <w:rPr>
       <w:rFonts w:eastAsiaTheme="majorEastAsia" w:cstheme="majorBidi"/>
       <w:i/>
@@ -4560,7 +6358,7 @@
     <w:link w:val="Heading7"/>
     <w:uiPriority w:val="9"/>
     <w:semiHidden/>
-    <w:rsid w:val="00DC7323"/>
+    <w:rsid w:val="00BB053A"/>
     <w:rPr>
       <w:rFonts w:eastAsiaTheme="majorEastAsia" w:cstheme="majorBidi"/>
       <w:color w:val="595959" w:themeColor="text1" w:themeTint="A6"/>
@@ -4572,7 +6370,7 @@
     <w:link w:val="Heading8"/>
     <w:uiPriority w:val="9"/>
     <w:semiHidden/>
-    <w:rsid w:val="00DC7323"/>
+    <w:rsid w:val="00BB053A"/>
     <w:rPr>
       <w:rFonts w:eastAsiaTheme="majorEastAsia" w:cstheme="majorBidi"/>
       <w:i/>
@@ -4586,7 +6384,7 @@
     <w:link w:val="Heading9"/>
     <w:uiPriority w:val="9"/>
     <w:semiHidden/>
-    <w:rsid w:val="00DC7323"/>
+    <w:rsid w:val="00BB053A"/>
     <w:rPr>
       <w:rFonts w:eastAsiaTheme="majorEastAsia" w:cstheme="majorBidi"/>
       <w:color w:val="272727" w:themeColor="text1" w:themeTint="D8"/>
@@ -4599,7 +6397,7 @@
     <w:link w:val="TitleChar"/>
     <w:uiPriority w:val="10"/>
     <w:qFormat/>
-    <w:rsid w:val="00DC7323"/>
+    <w:rsid w:val="00BB053A"/>
     <w:pPr>
       <w:spacing w:after="80" w:line="240" w:lineRule="auto"/>
       <w:contextualSpacing/>
@@ -4617,7 +6415,7 @@
     <w:basedOn w:val="DefaultParagraphFont"/>
     <w:link w:val="Title"/>
     <w:uiPriority w:val="10"/>
-    <w:rsid w:val="00DC7323"/>
+    <w:rsid w:val="00BB053A"/>
     <w:rPr>
       <w:rFonts w:asciiTheme="majorHAnsi" w:eastAsiaTheme="majorEastAsia" w:hAnsiTheme="majorHAnsi" w:cstheme="majorBidi"/>
       <w:spacing w:val="-10"/>
@@ -4633,7 +6431,7 @@
     <w:link w:val="SubtitleChar"/>
     <w:uiPriority w:val="11"/>
     <w:qFormat/>
-    <w:rsid w:val="00DC7323"/>
+    <w:rsid w:val="00BB053A"/>
     <w:pPr>
       <w:numPr>
         <w:ilvl w:val="1"/>
@@ -4652,7 +6450,7 @@
     <w:basedOn w:val="DefaultParagraphFont"/>
     <w:link w:val="Subtitle"/>
     <w:uiPriority w:val="11"/>
-    <w:rsid w:val="00DC7323"/>
+    <w:rsid w:val="00BB053A"/>
     <w:rPr>
       <w:rFonts w:eastAsiaTheme="majorEastAsia" w:cstheme="majorBidi"/>
       <w:color w:val="595959" w:themeColor="text1" w:themeTint="A6"/>
@@ -4668,7 +6466,7 @@
     <w:link w:val="QuoteChar"/>
     <w:uiPriority w:val="29"/>
     <w:qFormat/>
-    <w:rsid w:val="00DC7323"/>
+    <w:rsid w:val="00BB053A"/>
     <w:pPr>
       <w:spacing w:before="160"/>
       <w:jc w:val="center"/>
@@ -4684,7 +6482,7 @@
     <w:basedOn w:val="DefaultParagraphFont"/>
     <w:link w:val="Quote"/>
     <w:uiPriority w:val="29"/>
-    <w:rsid w:val="00DC7323"/>
+    <w:rsid w:val="00BB053A"/>
     <w:rPr>
       <w:i/>
       <w:iCs/>
@@ -4696,7 +6494,7 @@
     <w:basedOn w:val="Normal"/>
     <w:uiPriority w:val="34"/>
     <w:qFormat/>
-    <w:rsid w:val="00DC7323"/>
+    <w:rsid w:val="00BB053A"/>
     <w:pPr>
       <w:ind w:left="720"/>
       <w:contextualSpacing/>
@@ -4707,7 +6505,7 @@
     <w:basedOn w:val="DefaultParagraphFont"/>
     <w:uiPriority w:val="21"/>
     <w:qFormat/>
-    <w:rsid w:val="00DC7323"/>
+    <w:rsid w:val="00BB053A"/>
     <w:rPr>
       <w:i/>
       <w:iCs/>
@@ -4721,7 +6519,7 @@
     <w:link w:val="IntenseQuoteChar"/>
     <w:uiPriority w:val="30"/>
     <w:qFormat/>
-    <w:rsid w:val="00DC7323"/>
+    <w:rsid w:val="00BB053A"/>
     <w:pPr>
       <w:pBdr>
         <w:top w:val="single" w:sz="4" w:space="10" w:color="2F5496" w:themeColor="accent1" w:themeShade="BF"/>
@@ -4742,7 +6540,7 @@
     <w:basedOn w:val="DefaultParagraphFont"/>
     <w:link w:val="IntenseQuote"/>
     <w:uiPriority w:val="30"/>
-    <w:rsid w:val="00DC7323"/>
+    <w:rsid w:val="00BB053A"/>
     <w:rPr>
       <w:i/>
       <w:iCs/>
@@ -4754,7 +6552,7 @@
     <w:basedOn w:val="DefaultParagraphFont"/>
     <w:uiPriority w:val="32"/>
     <w:qFormat/>
-    <w:rsid w:val="00DC7323"/>
+    <w:rsid w:val="00BB053A"/>
     <w:rPr>
       <w:b/>
       <w:bCs/>

--- a/Knowledge/3-Work knowledge/1-Software Engineering/1-Software Engineering Fundamentals/5-My Source/1-Network Traffic/1-Types of Network Traffic/6-Multicast.docx
+++ b/Knowledge/3-Work knowledge/1-Software Engineering/1-Software Engineering Fundamentals/5-My Source/1-Network Traffic/1-Types of Network Traffic/6-Multicast.docx
@@ -4,72 +4,39 @@
   <w:body>
     <w:p>
       <w:pPr>
-        <w:keepNext/>
-        <w:keepLines/>
-        <w:spacing w:before="360" w:after="80" w:line="276" w:lineRule="auto"/>
-        <w:outlineLvl w:val="0"/>
-        <w:rPr>
-          <w:rFonts w:asciiTheme="majorHAnsi" w:eastAsiaTheme="majorEastAsia" w:hAnsiTheme="majorHAnsi" w:cstheme="majorBidi"/>
-          <w:color w:val="2F5496" w:themeColor="accent1" w:themeShade="BF"/>
-          <w:kern w:val="0"/>
-          <w:sz w:val="40"/>
-          <w:szCs w:val="40"/>
-          <w:lang w:val="en"/>
-          <w14:ligatures w14:val="none"/>
+        <w:pStyle w:val="Heading1"/>
+        <w:rPr>
+          <w:lang w:val="en"/>
         </w:rPr>
       </w:pPr>
       <w:bookmarkStart w:id="0" w:name="_gyul2quk3rme" w:colFirst="0" w:colLast="0"/>
       <w:bookmarkEnd w:id="0"/>
       <w:r>
         <w:rPr>
-          <w:rFonts w:asciiTheme="majorHAnsi" w:eastAsiaTheme="majorEastAsia" w:hAnsiTheme="majorHAnsi" w:cstheme="majorBidi"/>
-          <w:color w:val="2F5496" w:themeColor="accent1" w:themeShade="BF"/>
-          <w:kern w:val="0"/>
-          <w:sz w:val="40"/>
-          <w:szCs w:val="40"/>
-          <w:lang w:val="en"/>
-          <w14:ligatures w14:val="none"/>
+          <w:lang w:val="en"/>
         </w:rPr>
         <w:t>Multicast</w:t>
       </w:r>
     </w:p>
     <w:p>
       <w:pPr>
-        <w:spacing w:before="280" w:after="80" w:line="276" w:lineRule="auto"/>
-        <w:outlineLvl w:val="1"/>
-        <w:rPr>
-          <w:rFonts w:asciiTheme="majorHAnsi" w:eastAsiaTheme="majorEastAsia" w:hAnsiTheme="majorHAnsi" w:cstheme="majorBidi"/>
-          <w:color w:val="2F5496" w:themeColor="accent1" w:themeShade="BF"/>
-          <w:kern w:val="0"/>
-          <w:sz w:val="32"/>
-          <w:szCs w:val="32"/>
-          <w:lang w:val="en"/>
-          <w14:ligatures w14:val="none"/>
+        <w:pStyle w:val="Heading2"/>
+        <w:rPr>
+          <w:lang w:val="en"/>
         </w:rPr>
       </w:pPr>
       <w:bookmarkStart w:id="1" w:name="_55lu3qnrogbd" w:colFirst="0" w:colLast="0"/>
       <w:bookmarkEnd w:id="1"/>
       <w:r>
         <w:rPr>
-          <w:rFonts w:ascii="Segoe UI Emoji" w:eastAsiaTheme="majorEastAsia" w:hAnsi="Segoe UI Emoji" w:cs="Segoe UI Emoji"/>
-          <w:color w:val="2F5496" w:themeColor="accent1" w:themeShade="BF"/>
-          <w:kern w:val="0"/>
-          <w:sz w:val="32"/>
-          <w:szCs w:val="32"/>
-          <w:lang w:val="en"/>
-          <w14:ligatures w14:val="none"/>
+          <w:rFonts w:ascii="Segoe UI Emoji" w:hAnsi="Segoe UI Emoji" w:cs="Segoe UI Emoji"/>
+          <w:lang w:val="en"/>
         </w:rPr>
         <w:t>📶</w:t>
       </w:r>
       <w:r>
         <w:rPr>
-          <w:rFonts w:asciiTheme="majorHAnsi" w:eastAsiaTheme="majorEastAsia" w:hAnsiTheme="majorHAnsi" w:cstheme="majorBidi"/>
-          <w:color w:val="2F5496" w:themeColor="accent1" w:themeShade="BF"/>
-          <w:kern w:val="0"/>
-          <w:sz w:val="32"/>
-          <w:szCs w:val="32"/>
-          <w:lang w:val="en"/>
-          <w14:ligatures w14:val="none"/>
+          <w:lang w:val="en"/>
         </w:rPr>
         <w:t xml:space="preserve"> What Is Multicast in Networking?</w:t>
       </w:r>
@@ -111,18 +78,33 @@
         </w:rPr>
         <w:t xml:space="preserve">: </w:t>
       </w:r>
-      <w:r>
-        <w:rPr>
-          <w:rFonts w:ascii="Arial" w:eastAsia="Arial" w:hAnsi="Arial" w:cs="Arial"/>
-          <w:b/>
-          <w:kern w:val="0"/>
-          <w:sz w:val="22"/>
-          <w:szCs w:val="22"/>
-          <w:shd w:val="clear" w:color="auto" w:fill="B7B7B7"/>
-          <w:lang w:val="en"/>
-          <w14:ligatures w14:val="none"/>
-        </w:rPr>
-        <w:t xml:space="preserve">Chatgpt </w:t>
+      <w:proofErr w:type="spellStart"/>
+      <w:r>
+        <w:rPr>
+          <w:rFonts w:ascii="Arial" w:eastAsia="Arial" w:hAnsi="Arial" w:cs="Arial"/>
+          <w:b/>
+          <w:kern w:val="0"/>
+          <w:sz w:val="22"/>
+          <w:szCs w:val="22"/>
+          <w:shd w:val="clear" w:color="auto" w:fill="B7B7B7"/>
+          <w:lang w:val="en"/>
+          <w14:ligatures w14:val="none"/>
+        </w:rPr>
+        <w:t>Chatgpt</w:t>
+      </w:r>
+      <w:proofErr w:type="spellEnd"/>
+      <w:r>
+        <w:rPr>
+          <w:rFonts w:ascii="Arial" w:eastAsia="Arial" w:hAnsi="Arial" w:cs="Arial"/>
+          <w:b/>
+          <w:kern w:val="0"/>
+          <w:sz w:val="22"/>
+          <w:szCs w:val="22"/>
+          <w:shd w:val="clear" w:color="auto" w:fill="B7B7B7"/>
+          <w:lang w:val="en"/>
+          <w14:ligatures w14:val="none"/>
+        </w:rPr>
+        <w:t xml:space="preserve"> </w:t>
       </w:r>
       <w:r>
         <w:rPr>
@@ -277,41 +259,23 @@
     </w:p>
     <w:p>
       <w:pPr>
-        <w:spacing w:before="280" w:after="80" w:line="276" w:lineRule="auto"/>
-        <w:outlineLvl w:val="1"/>
-        <w:rPr>
-          <w:rFonts w:asciiTheme="majorHAnsi" w:eastAsiaTheme="majorEastAsia" w:hAnsiTheme="majorHAnsi" w:cstheme="majorBidi"/>
-          <w:color w:val="2F5496" w:themeColor="accent1" w:themeShade="BF"/>
-          <w:kern w:val="0"/>
-          <w:sz w:val="32"/>
-          <w:szCs w:val="32"/>
-          <w:lang w:val="en"/>
-          <w14:ligatures w14:val="none"/>
+        <w:pStyle w:val="Heading2"/>
+        <w:rPr>
+          <w:lang w:val="en"/>
         </w:rPr>
       </w:pPr>
       <w:bookmarkStart w:id="2" w:name="_sp70g94y0ibw" w:colFirst="0" w:colLast="0"/>
       <w:bookmarkEnd w:id="2"/>
       <w:r>
         <w:rPr>
-          <w:rFonts w:ascii="Segoe UI Emoji" w:eastAsiaTheme="majorEastAsia" w:hAnsi="Segoe UI Emoji" w:cs="Segoe UI Emoji"/>
-          <w:color w:val="2F5496" w:themeColor="accent1" w:themeShade="BF"/>
-          <w:kern w:val="0"/>
-          <w:sz w:val="32"/>
-          <w:szCs w:val="32"/>
-          <w:lang w:val="en"/>
-          <w14:ligatures w14:val="none"/>
+          <w:rFonts w:ascii="Segoe UI Emoji" w:hAnsi="Segoe UI Emoji" w:cs="Segoe UI Emoji"/>
+          <w:lang w:val="en"/>
         </w:rPr>
         <w:t>📦</w:t>
       </w:r>
       <w:r>
         <w:rPr>
-          <w:rFonts w:asciiTheme="majorHAnsi" w:eastAsiaTheme="majorEastAsia" w:hAnsiTheme="majorHAnsi" w:cstheme="majorBidi"/>
-          <w:color w:val="2F5496" w:themeColor="accent1" w:themeShade="BF"/>
-          <w:kern w:val="0"/>
-          <w:sz w:val="32"/>
-          <w:szCs w:val="32"/>
-          <w:lang w:val="en"/>
-          <w14:ligatures w14:val="none"/>
+          <w:lang w:val="en"/>
         </w:rPr>
         <w:t xml:space="preserve"> Belongs to:</w:t>
       </w:r>
@@ -353,18 +317,33 @@
         </w:rPr>
         <w:t xml:space="preserve">: </w:t>
       </w:r>
-      <w:r>
-        <w:rPr>
-          <w:rFonts w:ascii="Arial" w:eastAsia="Arial" w:hAnsi="Arial" w:cs="Arial"/>
-          <w:b/>
-          <w:kern w:val="0"/>
-          <w:sz w:val="22"/>
-          <w:szCs w:val="22"/>
-          <w:shd w:val="clear" w:color="auto" w:fill="B7B7B7"/>
-          <w:lang w:val="en"/>
-          <w14:ligatures w14:val="none"/>
-        </w:rPr>
-        <w:t xml:space="preserve">Chatgpt </w:t>
+      <w:proofErr w:type="spellStart"/>
+      <w:r>
+        <w:rPr>
+          <w:rFonts w:ascii="Arial" w:eastAsia="Arial" w:hAnsi="Arial" w:cs="Arial"/>
+          <w:b/>
+          <w:kern w:val="0"/>
+          <w:sz w:val="22"/>
+          <w:szCs w:val="22"/>
+          <w:shd w:val="clear" w:color="auto" w:fill="B7B7B7"/>
+          <w:lang w:val="en"/>
+          <w14:ligatures w14:val="none"/>
+        </w:rPr>
+        <w:t>Chatgpt</w:t>
+      </w:r>
+      <w:proofErr w:type="spellEnd"/>
+      <w:r>
+        <w:rPr>
+          <w:rFonts w:ascii="Arial" w:eastAsia="Arial" w:hAnsi="Arial" w:cs="Arial"/>
+          <w:b/>
+          <w:kern w:val="0"/>
+          <w:sz w:val="22"/>
+          <w:szCs w:val="22"/>
+          <w:shd w:val="clear" w:color="auto" w:fill="B7B7B7"/>
+          <w:lang w:val="en"/>
+          <w14:ligatures w14:val="none"/>
+        </w:rPr>
+        <w:t xml:space="preserve"> </w:t>
       </w:r>
       <w:r>
         <w:rPr>
@@ -557,41 +536,23 @@
     </w:p>
     <w:p>
       <w:pPr>
-        <w:spacing w:before="280" w:after="80" w:line="276" w:lineRule="auto"/>
-        <w:outlineLvl w:val="1"/>
-        <w:rPr>
-          <w:rFonts w:asciiTheme="majorHAnsi" w:eastAsiaTheme="majorEastAsia" w:hAnsiTheme="majorHAnsi" w:cstheme="majorBidi"/>
-          <w:color w:val="2F5496" w:themeColor="accent1" w:themeShade="BF"/>
-          <w:kern w:val="0"/>
-          <w:sz w:val="32"/>
-          <w:szCs w:val="32"/>
-          <w:lang w:val="en"/>
-          <w14:ligatures w14:val="none"/>
+        <w:pStyle w:val="Heading2"/>
+        <w:rPr>
+          <w:lang w:val="en"/>
         </w:rPr>
       </w:pPr>
       <w:bookmarkStart w:id="3" w:name="_omxjbpjfyl5f" w:colFirst="0" w:colLast="0"/>
       <w:bookmarkEnd w:id="3"/>
       <w:r>
         <w:rPr>
-          <w:rFonts w:ascii="Segoe UI Emoji" w:eastAsiaTheme="majorEastAsia" w:hAnsi="Segoe UI Emoji" w:cs="Segoe UI Emoji"/>
-          <w:color w:val="2F5496" w:themeColor="accent1" w:themeShade="BF"/>
-          <w:kern w:val="0"/>
-          <w:sz w:val="32"/>
-          <w:szCs w:val="32"/>
-          <w:lang w:val="en"/>
-          <w14:ligatures w14:val="none"/>
+          <w:rFonts w:ascii="Segoe UI Emoji" w:hAnsi="Segoe UI Emoji" w:cs="Segoe UI Emoji"/>
+          <w:lang w:val="en"/>
         </w:rPr>
         <w:t>🧠</w:t>
       </w:r>
       <w:r>
         <w:rPr>
-          <w:rFonts w:asciiTheme="majorHAnsi" w:eastAsiaTheme="majorEastAsia" w:hAnsiTheme="majorHAnsi" w:cstheme="majorBidi"/>
-          <w:color w:val="2F5496" w:themeColor="accent1" w:themeShade="BF"/>
-          <w:kern w:val="0"/>
-          <w:sz w:val="32"/>
-          <w:szCs w:val="32"/>
-          <w:lang w:val="en"/>
-          <w14:ligatures w14:val="none"/>
+          <w:lang w:val="en"/>
         </w:rPr>
         <w:t xml:space="preserve"> Definition:</w:t>
       </w:r>
@@ -633,18 +594,33 @@
         </w:rPr>
         <w:t xml:space="preserve">: </w:t>
       </w:r>
-      <w:r>
-        <w:rPr>
-          <w:rFonts w:ascii="Arial" w:eastAsia="Arial" w:hAnsi="Arial" w:cs="Arial"/>
-          <w:b/>
-          <w:kern w:val="0"/>
-          <w:sz w:val="22"/>
-          <w:szCs w:val="22"/>
-          <w:shd w:val="clear" w:color="auto" w:fill="B7B7B7"/>
-          <w:lang w:val="en"/>
-          <w14:ligatures w14:val="none"/>
-        </w:rPr>
-        <w:t xml:space="preserve">Chatgpt </w:t>
+      <w:proofErr w:type="spellStart"/>
+      <w:r>
+        <w:rPr>
+          <w:rFonts w:ascii="Arial" w:eastAsia="Arial" w:hAnsi="Arial" w:cs="Arial"/>
+          <w:b/>
+          <w:kern w:val="0"/>
+          <w:sz w:val="22"/>
+          <w:szCs w:val="22"/>
+          <w:shd w:val="clear" w:color="auto" w:fill="B7B7B7"/>
+          <w:lang w:val="en"/>
+          <w14:ligatures w14:val="none"/>
+        </w:rPr>
+        <w:t>Chatgpt</w:t>
+      </w:r>
+      <w:proofErr w:type="spellEnd"/>
+      <w:r>
+        <w:rPr>
+          <w:rFonts w:ascii="Arial" w:eastAsia="Arial" w:hAnsi="Arial" w:cs="Arial"/>
+          <w:b/>
+          <w:kern w:val="0"/>
+          <w:sz w:val="22"/>
+          <w:szCs w:val="22"/>
+          <w:shd w:val="clear" w:color="auto" w:fill="B7B7B7"/>
+          <w:lang w:val="en"/>
+          <w14:ligatures w14:val="none"/>
+        </w:rPr>
+        <w:t xml:space="preserve"> </w:t>
       </w:r>
       <w:r>
         <w:rPr>
@@ -835,41 +811,23 @@
     </w:p>
     <w:p>
       <w:pPr>
-        <w:spacing w:before="280" w:after="80" w:line="276" w:lineRule="auto"/>
-        <w:outlineLvl w:val="1"/>
-        <w:rPr>
-          <w:rFonts w:asciiTheme="majorHAnsi" w:eastAsiaTheme="majorEastAsia" w:hAnsiTheme="majorHAnsi" w:cstheme="majorBidi"/>
-          <w:color w:val="2F5496" w:themeColor="accent1" w:themeShade="BF"/>
-          <w:kern w:val="0"/>
-          <w:sz w:val="32"/>
-          <w:szCs w:val="32"/>
-          <w:lang w:val="en"/>
-          <w14:ligatures w14:val="none"/>
+        <w:pStyle w:val="Heading2"/>
+        <w:rPr>
+          <w:lang w:val="en"/>
         </w:rPr>
       </w:pPr>
       <w:bookmarkStart w:id="4" w:name="_k42pyccrsj4c" w:colFirst="0" w:colLast="0"/>
       <w:bookmarkEnd w:id="4"/>
       <w:r>
         <w:rPr>
-          <w:rFonts w:ascii="Segoe UI Emoji" w:eastAsiaTheme="majorEastAsia" w:hAnsi="Segoe UI Emoji" w:cs="Segoe UI Emoji"/>
-          <w:color w:val="2F5496" w:themeColor="accent1" w:themeShade="BF"/>
-          <w:kern w:val="0"/>
-          <w:sz w:val="32"/>
-          <w:szCs w:val="32"/>
-          <w:lang w:val="en"/>
-          <w14:ligatures w14:val="none"/>
+          <w:rFonts w:ascii="Segoe UI Emoji" w:hAnsi="Segoe UI Emoji" w:cs="Segoe UI Emoji"/>
+          <w:lang w:val="en"/>
         </w:rPr>
         <w:t>🧾</w:t>
       </w:r>
       <w:r>
         <w:rPr>
-          <w:rFonts w:asciiTheme="majorHAnsi" w:eastAsiaTheme="majorEastAsia" w:hAnsiTheme="majorHAnsi" w:cstheme="majorBidi"/>
-          <w:color w:val="2F5496" w:themeColor="accent1" w:themeShade="BF"/>
-          <w:kern w:val="0"/>
-          <w:sz w:val="32"/>
-          <w:szCs w:val="32"/>
-          <w:lang w:val="en"/>
-          <w14:ligatures w14:val="none"/>
+          <w:lang w:val="en"/>
         </w:rPr>
         <w:t xml:space="preserve"> Examples of Multicast Use</w:t>
       </w:r>
@@ -911,18 +869,33 @@
         </w:rPr>
         <w:t xml:space="preserve">: </w:t>
       </w:r>
-      <w:r>
-        <w:rPr>
-          <w:rFonts w:ascii="Arial" w:eastAsia="Arial" w:hAnsi="Arial" w:cs="Arial"/>
-          <w:b/>
-          <w:kern w:val="0"/>
-          <w:sz w:val="22"/>
-          <w:szCs w:val="22"/>
-          <w:shd w:val="clear" w:color="auto" w:fill="B7B7B7"/>
-          <w:lang w:val="en"/>
-          <w14:ligatures w14:val="none"/>
-        </w:rPr>
-        <w:t xml:space="preserve">Chatgpt </w:t>
+      <w:proofErr w:type="spellStart"/>
+      <w:r>
+        <w:rPr>
+          <w:rFonts w:ascii="Arial" w:eastAsia="Arial" w:hAnsi="Arial" w:cs="Arial"/>
+          <w:b/>
+          <w:kern w:val="0"/>
+          <w:sz w:val="22"/>
+          <w:szCs w:val="22"/>
+          <w:shd w:val="clear" w:color="auto" w:fill="B7B7B7"/>
+          <w:lang w:val="en"/>
+          <w14:ligatures w14:val="none"/>
+        </w:rPr>
+        <w:t>Chatgpt</w:t>
+      </w:r>
+      <w:proofErr w:type="spellEnd"/>
+      <w:r>
+        <w:rPr>
+          <w:rFonts w:ascii="Arial" w:eastAsia="Arial" w:hAnsi="Arial" w:cs="Arial"/>
+          <w:b/>
+          <w:kern w:val="0"/>
+          <w:sz w:val="22"/>
+          <w:szCs w:val="22"/>
+          <w:shd w:val="clear" w:color="auto" w:fill="B7B7B7"/>
+          <w:lang w:val="en"/>
+          <w14:ligatures w14:val="none"/>
+        </w:rPr>
+        <w:t xml:space="preserve"> </w:t>
       </w:r>
       <w:r>
         <w:rPr>
@@ -1085,6 +1058,7 @@
                 <w:lang w:val="en"/>
                 <w14:ligatures w14:val="none"/>
               </w:rPr>
+              <w:lastRenderedPageBreak/>
               <w:t>Scenario</w:t>
             </w:r>
           </w:p>
@@ -1577,41 +1551,23 @@
     </w:p>
     <w:p>
       <w:pPr>
-        <w:spacing w:before="280" w:after="80" w:line="276" w:lineRule="auto"/>
-        <w:outlineLvl w:val="1"/>
-        <w:rPr>
-          <w:rFonts w:asciiTheme="majorHAnsi" w:eastAsiaTheme="majorEastAsia" w:hAnsiTheme="majorHAnsi" w:cstheme="majorBidi"/>
-          <w:color w:val="2F5496" w:themeColor="accent1" w:themeShade="BF"/>
-          <w:kern w:val="0"/>
-          <w:sz w:val="32"/>
-          <w:szCs w:val="32"/>
-          <w:lang w:val="en"/>
-          <w14:ligatures w14:val="none"/>
+        <w:pStyle w:val="Heading2"/>
+        <w:rPr>
+          <w:lang w:val="en"/>
         </w:rPr>
       </w:pPr>
       <w:bookmarkStart w:id="5" w:name="_c8mf31dgovz6" w:colFirst="0" w:colLast="0"/>
       <w:bookmarkEnd w:id="5"/>
       <w:r>
         <w:rPr>
-          <w:rFonts w:ascii="Segoe UI Emoji" w:eastAsiaTheme="majorEastAsia" w:hAnsi="Segoe UI Emoji" w:cs="Segoe UI Emoji"/>
-          <w:color w:val="2F5496" w:themeColor="accent1" w:themeShade="BF"/>
-          <w:kern w:val="0"/>
-          <w:sz w:val="32"/>
-          <w:szCs w:val="32"/>
-          <w:lang w:val="en"/>
-          <w14:ligatures w14:val="none"/>
+          <w:rFonts w:ascii="Segoe UI Emoji" w:hAnsi="Segoe UI Emoji" w:cs="Segoe UI Emoji"/>
+          <w:lang w:val="en"/>
         </w:rPr>
         <w:t>🧮</w:t>
       </w:r>
       <w:r>
         <w:rPr>
-          <w:rFonts w:asciiTheme="majorHAnsi" w:eastAsiaTheme="majorEastAsia" w:hAnsiTheme="majorHAnsi" w:cstheme="majorBidi"/>
-          <w:color w:val="2F5496" w:themeColor="accent1" w:themeShade="BF"/>
-          <w:kern w:val="0"/>
-          <w:sz w:val="32"/>
-          <w:szCs w:val="32"/>
-          <w:lang w:val="en"/>
-          <w14:ligatures w14:val="none"/>
+          <w:lang w:val="en"/>
         </w:rPr>
         <w:t xml:space="preserve"> Multicast IP Address Ranges</w:t>
       </w:r>
@@ -1653,18 +1609,33 @@
         </w:rPr>
         <w:t xml:space="preserve">: </w:t>
       </w:r>
-      <w:r>
-        <w:rPr>
-          <w:rFonts w:ascii="Arial" w:eastAsia="Arial" w:hAnsi="Arial" w:cs="Arial"/>
-          <w:b/>
-          <w:kern w:val="0"/>
-          <w:sz w:val="22"/>
-          <w:szCs w:val="22"/>
-          <w:shd w:val="clear" w:color="auto" w:fill="B7B7B7"/>
-          <w:lang w:val="en"/>
-          <w14:ligatures w14:val="none"/>
-        </w:rPr>
-        <w:t xml:space="preserve">Chatgpt </w:t>
+      <w:proofErr w:type="spellStart"/>
+      <w:r>
+        <w:rPr>
+          <w:rFonts w:ascii="Arial" w:eastAsia="Arial" w:hAnsi="Arial" w:cs="Arial"/>
+          <w:b/>
+          <w:kern w:val="0"/>
+          <w:sz w:val="22"/>
+          <w:szCs w:val="22"/>
+          <w:shd w:val="clear" w:color="auto" w:fill="B7B7B7"/>
+          <w:lang w:val="en"/>
+          <w14:ligatures w14:val="none"/>
+        </w:rPr>
+        <w:t>Chatgpt</w:t>
+      </w:r>
+      <w:proofErr w:type="spellEnd"/>
+      <w:r>
+        <w:rPr>
+          <w:rFonts w:ascii="Arial" w:eastAsia="Arial" w:hAnsi="Arial" w:cs="Arial"/>
+          <w:b/>
+          <w:kern w:val="0"/>
+          <w:sz w:val="22"/>
+          <w:szCs w:val="22"/>
+          <w:shd w:val="clear" w:color="auto" w:fill="B7B7B7"/>
+          <w:lang w:val="en"/>
+          <w14:ligatures w14:val="none"/>
+        </w:rPr>
+        <w:t xml:space="preserve"> </w:t>
       </w:r>
       <w:r>
         <w:rPr>
@@ -2161,6 +2132,7 @@
               </w:rPr>
               <w:t xml:space="preserve">Starts with </w:t>
             </w:r>
+            <w:proofErr w:type="gramStart"/>
             <w:r>
               <w:rPr>
                 <w:rFonts w:ascii="Roboto Mono" w:eastAsia="Roboto Mono" w:hAnsi="Roboto Mono" w:cs="Roboto Mono"/>
@@ -2171,7 +2143,20 @@
                 <w:lang w:val="en"/>
                 <w14:ligatures w14:val="none"/>
               </w:rPr>
-              <w:t>FF::/8</w:t>
+              <w:t>FF::/</w:t>
+            </w:r>
+            <w:proofErr w:type="gramEnd"/>
+            <w:r>
+              <w:rPr>
+                <w:rFonts w:ascii="Roboto Mono" w:eastAsia="Roboto Mono" w:hAnsi="Roboto Mono" w:cs="Roboto Mono"/>
+                <w:color w:val="188038"/>
+                <w:kern w:val="0"/>
+                <w:sz w:val="22"/>
+                <w:szCs w:val="22"/>
+                <w:lang w:val="en"/>
+                <w14:ligatures w14:val="none"/>
+              </w:rPr>
+              <w:t>8</w:t>
             </w:r>
           </w:p>
         </w:tc>
@@ -2343,41 +2328,23 @@
     </w:p>
     <w:p>
       <w:pPr>
-        <w:spacing w:before="280" w:after="80" w:line="276" w:lineRule="auto"/>
-        <w:outlineLvl w:val="1"/>
-        <w:rPr>
-          <w:rFonts w:asciiTheme="majorHAnsi" w:eastAsiaTheme="majorEastAsia" w:hAnsiTheme="majorHAnsi" w:cstheme="majorBidi"/>
-          <w:color w:val="2F5496" w:themeColor="accent1" w:themeShade="BF"/>
-          <w:kern w:val="0"/>
-          <w:sz w:val="32"/>
-          <w:szCs w:val="32"/>
-          <w:lang w:val="en"/>
-          <w14:ligatures w14:val="none"/>
+        <w:pStyle w:val="Heading2"/>
+        <w:rPr>
+          <w:lang w:val="en"/>
         </w:rPr>
       </w:pPr>
       <w:bookmarkStart w:id="6" w:name="_nsy28rxz3kcg" w:colFirst="0" w:colLast="0"/>
       <w:bookmarkEnd w:id="6"/>
       <w:r>
         <w:rPr>
-          <w:rFonts w:ascii="Segoe UI Emoji" w:eastAsiaTheme="majorEastAsia" w:hAnsi="Segoe UI Emoji" w:cs="Segoe UI Emoji"/>
-          <w:color w:val="2F5496" w:themeColor="accent1" w:themeShade="BF"/>
-          <w:kern w:val="0"/>
-          <w:sz w:val="32"/>
-          <w:szCs w:val="32"/>
-          <w:lang w:val="en"/>
-          <w14:ligatures w14:val="none"/>
+          <w:rFonts w:ascii="Segoe UI Emoji" w:hAnsi="Segoe UI Emoji" w:cs="Segoe UI Emoji"/>
+          <w:lang w:val="en"/>
         </w:rPr>
         <w:t>📌</w:t>
       </w:r>
       <w:r>
         <w:rPr>
-          <w:rFonts w:asciiTheme="majorHAnsi" w:eastAsiaTheme="majorEastAsia" w:hAnsiTheme="majorHAnsi" w:cstheme="majorBidi"/>
-          <w:color w:val="2F5496" w:themeColor="accent1" w:themeShade="BF"/>
-          <w:kern w:val="0"/>
-          <w:sz w:val="32"/>
-          <w:szCs w:val="32"/>
-          <w:lang w:val="en"/>
-          <w14:ligatures w14:val="none"/>
+          <w:lang w:val="en"/>
         </w:rPr>
         <w:t xml:space="preserve"> How It Works</w:t>
       </w:r>
@@ -2419,18 +2386,33 @@
         </w:rPr>
         <w:t xml:space="preserve">: </w:t>
       </w:r>
-      <w:r>
-        <w:rPr>
-          <w:rFonts w:ascii="Arial" w:eastAsia="Arial" w:hAnsi="Arial" w:cs="Arial"/>
-          <w:b/>
-          <w:kern w:val="0"/>
-          <w:sz w:val="22"/>
-          <w:szCs w:val="22"/>
-          <w:shd w:val="clear" w:color="auto" w:fill="B7B7B7"/>
-          <w:lang w:val="en"/>
-          <w14:ligatures w14:val="none"/>
-        </w:rPr>
-        <w:t xml:space="preserve">Chatgpt </w:t>
+      <w:proofErr w:type="spellStart"/>
+      <w:r>
+        <w:rPr>
+          <w:rFonts w:ascii="Arial" w:eastAsia="Arial" w:hAnsi="Arial" w:cs="Arial"/>
+          <w:b/>
+          <w:kern w:val="0"/>
+          <w:sz w:val="22"/>
+          <w:szCs w:val="22"/>
+          <w:shd w:val="clear" w:color="auto" w:fill="B7B7B7"/>
+          <w:lang w:val="en"/>
+          <w14:ligatures w14:val="none"/>
+        </w:rPr>
+        <w:t>Chatgpt</w:t>
+      </w:r>
+      <w:proofErr w:type="spellEnd"/>
+      <w:r>
+        <w:rPr>
+          <w:rFonts w:ascii="Arial" w:eastAsia="Arial" w:hAnsi="Arial" w:cs="Arial"/>
+          <w:b/>
+          <w:kern w:val="0"/>
+          <w:sz w:val="22"/>
+          <w:szCs w:val="22"/>
+          <w:shd w:val="clear" w:color="auto" w:fill="B7B7B7"/>
+          <w:lang w:val="en"/>
+          <w14:ligatures w14:val="none"/>
+        </w:rPr>
+        <w:t xml:space="preserve"> </w:t>
       </w:r>
       <w:r>
         <w:rPr>
@@ -2584,6 +2566,7 @@
           <w:lang w:val="en"/>
           <w14:ligatures w14:val="none"/>
         </w:rPr>
+        <w:lastRenderedPageBreak/>
         <w:t xml:space="preserve">Only devices that </w:t>
       </w:r>
       <w:r>
@@ -2702,16 +2685,9 @@
     </w:p>
     <w:p>
       <w:pPr>
-        <w:spacing w:before="280" w:after="80" w:line="276" w:lineRule="auto"/>
-        <w:outlineLvl w:val="1"/>
-        <w:rPr>
-          <w:rFonts w:asciiTheme="majorHAnsi" w:eastAsiaTheme="majorEastAsia" w:hAnsiTheme="majorHAnsi" w:cstheme="majorBidi"/>
-          <w:color w:val="2F5496" w:themeColor="accent1" w:themeShade="BF"/>
-          <w:kern w:val="0"/>
-          <w:sz w:val="32"/>
-          <w:szCs w:val="32"/>
-          <w:lang w:val="en"/>
-          <w14:ligatures w14:val="none"/>
+        <w:pStyle w:val="Heading2"/>
+        <w:rPr>
+          <w:lang w:val="en"/>
         </w:rPr>
       </w:pPr>
       <w:bookmarkStart w:id="7" w:name="_koqq9ngs8md" w:colFirst="0" w:colLast="0"/>
@@ -2719,24 +2695,14 @@
       <w:r>
         <w:rPr>
           <w:rFonts w:ascii="Segoe UI Emoji" w:eastAsia="Arial Unicode MS" w:hAnsi="Segoe UI Emoji" w:cs="Segoe UI Emoji"/>
-          <w:color w:val="2F5496" w:themeColor="accent1" w:themeShade="BF"/>
-          <w:kern w:val="0"/>
-          <w:sz w:val="32"/>
-          <w:szCs w:val="32"/>
-          <w:lang w:val="en"/>
-          <w14:ligatures w14:val="none"/>
+          <w:lang w:val="en"/>
         </w:rPr>
         <w:t>✅</w:t>
       </w:r>
       <w:r>
         <w:rPr>
-          <w:rFonts w:ascii="Arial Unicode MS" w:eastAsia="Arial Unicode MS" w:hAnsi="Arial Unicode MS" w:cs="Arial Unicode MS"/>
-          <w:color w:val="2F5496" w:themeColor="accent1" w:themeShade="BF"/>
-          <w:kern w:val="0"/>
-          <w:sz w:val="32"/>
-          <w:szCs w:val="32"/>
-          <w:lang w:val="en"/>
-          <w14:ligatures w14:val="none"/>
+          <w:rFonts w:eastAsia="Arial Unicode MS"/>
+          <w:lang w:val="en"/>
         </w:rPr>
         <w:t xml:space="preserve"> Advantages</w:t>
       </w:r>
@@ -2778,18 +2744,33 @@
         </w:rPr>
         <w:t xml:space="preserve">: </w:t>
       </w:r>
-      <w:r>
-        <w:rPr>
-          <w:rFonts w:ascii="Arial" w:eastAsia="Arial" w:hAnsi="Arial" w:cs="Arial"/>
-          <w:b/>
-          <w:kern w:val="0"/>
-          <w:sz w:val="22"/>
-          <w:szCs w:val="22"/>
-          <w:shd w:val="clear" w:color="auto" w:fill="B7B7B7"/>
-          <w:lang w:val="en"/>
-          <w14:ligatures w14:val="none"/>
-        </w:rPr>
-        <w:t xml:space="preserve">Chatgpt </w:t>
+      <w:proofErr w:type="spellStart"/>
+      <w:r>
+        <w:rPr>
+          <w:rFonts w:ascii="Arial" w:eastAsia="Arial" w:hAnsi="Arial" w:cs="Arial"/>
+          <w:b/>
+          <w:kern w:val="0"/>
+          <w:sz w:val="22"/>
+          <w:szCs w:val="22"/>
+          <w:shd w:val="clear" w:color="auto" w:fill="B7B7B7"/>
+          <w:lang w:val="en"/>
+          <w14:ligatures w14:val="none"/>
+        </w:rPr>
+        <w:t>Chatgpt</w:t>
+      </w:r>
+      <w:proofErr w:type="spellEnd"/>
+      <w:r>
+        <w:rPr>
+          <w:rFonts w:ascii="Arial" w:eastAsia="Arial" w:hAnsi="Arial" w:cs="Arial"/>
+          <w:b/>
+          <w:kern w:val="0"/>
+          <w:sz w:val="22"/>
+          <w:szCs w:val="22"/>
+          <w:shd w:val="clear" w:color="auto" w:fill="B7B7B7"/>
+          <w:lang w:val="en"/>
+          <w14:ligatures w14:val="none"/>
+        </w:rPr>
+        <w:t xml:space="preserve"> </w:t>
       </w:r>
       <w:r>
         <w:rPr>
@@ -3070,16 +3051,9 @@
     </w:p>
     <w:p>
       <w:pPr>
-        <w:spacing w:before="280" w:after="80" w:line="276" w:lineRule="auto"/>
-        <w:outlineLvl w:val="1"/>
-        <w:rPr>
-          <w:rFonts w:asciiTheme="majorHAnsi" w:eastAsiaTheme="majorEastAsia" w:hAnsiTheme="majorHAnsi" w:cstheme="majorBidi"/>
-          <w:color w:val="2F5496" w:themeColor="accent1" w:themeShade="BF"/>
-          <w:kern w:val="0"/>
-          <w:sz w:val="32"/>
-          <w:szCs w:val="32"/>
-          <w:lang w:val="en"/>
-          <w14:ligatures w14:val="none"/>
+        <w:pStyle w:val="Heading2"/>
+        <w:rPr>
+          <w:lang w:val="en"/>
         </w:rPr>
       </w:pPr>
       <w:bookmarkStart w:id="8" w:name="_awqnbf7rn3t6" w:colFirst="0" w:colLast="0"/>
@@ -3087,24 +3061,14 @@
       <w:r>
         <w:rPr>
           <w:rFonts w:ascii="Segoe UI Emoji" w:eastAsia="Arial Unicode MS" w:hAnsi="Segoe UI Emoji" w:cs="Segoe UI Emoji"/>
-          <w:color w:val="2F5496" w:themeColor="accent1" w:themeShade="BF"/>
-          <w:kern w:val="0"/>
-          <w:sz w:val="32"/>
-          <w:szCs w:val="32"/>
-          <w:lang w:val="en"/>
-          <w14:ligatures w14:val="none"/>
+          <w:lang w:val="en"/>
         </w:rPr>
         <w:t>❌</w:t>
       </w:r>
       <w:r>
         <w:rPr>
-          <w:rFonts w:ascii="Arial Unicode MS" w:eastAsia="Arial Unicode MS" w:hAnsi="Arial Unicode MS" w:cs="Arial Unicode MS"/>
-          <w:color w:val="2F5496" w:themeColor="accent1" w:themeShade="BF"/>
-          <w:kern w:val="0"/>
-          <w:sz w:val="32"/>
-          <w:szCs w:val="32"/>
-          <w:lang w:val="en"/>
-          <w14:ligatures w14:val="none"/>
+          <w:rFonts w:eastAsia="Arial Unicode MS"/>
+          <w:lang w:val="en"/>
         </w:rPr>
         <w:t xml:space="preserve"> Disadvantages</w:t>
       </w:r>
@@ -3146,18 +3110,33 @@
         </w:rPr>
         <w:t xml:space="preserve">: </w:t>
       </w:r>
-      <w:r>
-        <w:rPr>
-          <w:rFonts w:ascii="Arial" w:eastAsia="Arial" w:hAnsi="Arial" w:cs="Arial"/>
-          <w:b/>
-          <w:kern w:val="0"/>
-          <w:sz w:val="22"/>
-          <w:szCs w:val="22"/>
-          <w:shd w:val="clear" w:color="auto" w:fill="B7B7B7"/>
-          <w:lang w:val="en"/>
-          <w14:ligatures w14:val="none"/>
-        </w:rPr>
-        <w:t xml:space="preserve">Chatgpt </w:t>
+      <w:proofErr w:type="spellStart"/>
+      <w:r>
+        <w:rPr>
+          <w:rFonts w:ascii="Arial" w:eastAsia="Arial" w:hAnsi="Arial" w:cs="Arial"/>
+          <w:b/>
+          <w:kern w:val="0"/>
+          <w:sz w:val="22"/>
+          <w:szCs w:val="22"/>
+          <w:shd w:val="clear" w:color="auto" w:fill="B7B7B7"/>
+          <w:lang w:val="en"/>
+          <w14:ligatures w14:val="none"/>
+        </w:rPr>
+        <w:t>Chatgpt</w:t>
+      </w:r>
+      <w:proofErr w:type="spellEnd"/>
+      <w:r>
+        <w:rPr>
+          <w:rFonts w:ascii="Arial" w:eastAsia="Arial" w:hAnsi="Arial" w:cs="Arial"/>
+          <w:b/>
+          <w:kern w:val="0"/>
+          <w:sz w:val="22"/>
+          <w:szCs w:val="22"/>
+          <w:shd w:val="clear" w:color="auto" w:fill="B7B7B7"/>
+          <w:lang w:val="en"/>
+          <w14:ligatures w14:val="none"/>
+        </w:rPr>
+        <w:t xml:space="preserve"> </w:t>
       </w:r>
       <w:r>
         <w:rPr>
@@ -3381,41 +3360,23 @@
     </w:p>
     <w:p>
       <w:pPr>
-        <w:spacing w:before="280" w:after="80" w:line="276" w:lineRule="auto"/>
-        <w:outlineLvl w:val="1"/>
-        <w:rPr>
-          <w:rFonts w:asciiTheme="majorHAnsi" w:eastAsiaTheme="majorEastAsia" w:hAnsiTheme="majorHAnsi" w:cstheme="majorBidi"/>
-          <w:color w:val="2F5496" w:themeColor="accent1" w:themeShade="BF"/>
-          <w:kern w:val="0"/>
-          <w:sz w:val="32"/>
-          <w:szCs w:val="32"/>
-          <w:lang w:val="en"/>
-          <w14:ligatures w14:val="none"/>
+        <w:pStyle w:val="Heading2"/>
+        <w:rPr>
+          <w:lang w:val="en"/>
         </w:rPr>
       </w:pPr>
       <w:bookmarkStart w:id="9" w:name="_n7qu9mjuivj2" w:colFirst="0" w:colLast="0"/>
       <w:bookmarkEnd w:id="9"/>
       <w:r>
         <w:rPr>
-          <w:rFonts w:ascii="Segoe UI Emoji" w:eastAsiaTheme="majorEastAsia" w:hAnsi="Segoe UI Emoji" w:cs="Segoe UI Emoji"/>
-          <w:color w:val="2F5496" w:themeColor="accent1" w:themeShade="BF"/>
-          <w:kern w:val="0"/>
-          <w:sz w:val="32"/>
-          <w:szCs w:val="32"/>
-          <w:lang w:val="en"/>
-          <w14:ligatures w14:val="none"/>
+          <w:rFonts w:ascii="Segoe UI Emoji" w:hAnsi="Segoe UI Emoji" w:cs="Segoe UI Emoji"/>
+          <w:lang w:val="en"/>
         </w:rPr>
         <w:t>📋</w:t>
       </w:r>
       <w:r>
         <w:rPr>
-          <w:rFonts w:asciiTheme="majorHAnsi" w:eastAsiaTheme="majorEastAsia" w:hAnsiTheme="majorHAnsi" w:cstheme="majorBidi"/>
-          <w:color w:val="2F5496" w:themeColor="accent1" w:themeShade="BF"/>
-          <w:kern w:val="0"/>
-          <w:sz w:val="32"/>
-          <w:szCs w:val="32"/>
-          <w:lang w:val="en"/>
-          <w14:ligatures w14:val="none"/>
+          <w:lang w:val="en"/>
         </w:rPr>
         <w:t xml:space="preserve"> Comparison Table</w:t>
       </w:r>
@@ -3457,18 +3418,33 @@
         </w:rPr>
         <w:t xml:space="preserve">: </w:t>
       </w:r>
-      <w:r>
-        <w:rPr>
-          <w:rFonts w:ascii="Arial" w:eastAsia="Arial" w:hAnsi="Arial" w:cs="Arial"/>
-          <w:b/>
-          <w:kern w:val="0"/>
-          <w:sz w:val="22"/>
-          <w:szCs w:val="22"/>
-          <w:shd w:val="clear" w:color="auto" w:fill="B7B7B7"/>
-          <w:lang w:val="en"/>
-          <w14:ligatures w14:val="none"/>
-        </w:rPr>
-        <w:t xml:space="preserve">Chatgpt </w:t>
+      <w:proofErr w:type="spellStart"/>
+      <w:r>
+        <w:rPr>
+          <w:rFonts w:ascii="Arial" w:eastAsia="Arial" w:hAnsi="Arial" w:cs="Arial"/>
+          <w:b/>
+          <w:kern w:val="0"/>
+          <w:sz w:val="22"/>
+          <w:szCs w:val="22"/>
+          <w:shd w:val="clear" w:color="auto" w:fill="B7B7B7"/>
+          <w:lang w:val="en"/>
+          <w14:ligatures w14:val="none"/>
+        </w:rPr>
+        <w:t>Chatgpt</w:t>
+      </w:r>
+      <w:proofErr w:type="spellEnd"/>
+      <w:r>
+        <w:rPr>
+          <w:rFonts w:ascii="Arial" w:eastAsia="Arial" w:hAnsi="Arial" w:cs="Arial"/>
+          <w:b/>
+          <w:kern w:val="0"/>
+          <w:sz w:val="22"/>
+          <w:szCs w:val="22"/>
+          <w:shd w:val="clear" w:color="auto" w:fill="B7B7B7"/>
+          <w:lang w:val="en"/>
+          <w14:ligatures w14:val="none"/>
+        </w:rPr>
+        <w:t xml:space="preserve"> </w:t>
       </w:r>
       <w:r>
         <w:rPr>
@@ -3816,6 +3792,7 @@
                 <w:lang w:val="en"/>
                 <w14:ligatures w14:val="none"/>
               </w:rPr>
+              <w:lastRenderedPageBreak/>
               <w:t>Unicast</w:t>
             </w:r>
           </w:p>
@@ -4318,41 +4295,23 @@
     </w:p>
     <w:p>
       <w:pPr>
-        <w:spacing w:before="280" w:after="80" w:line="276" w:lineRule="auto"/>
-        <w:outlineLvl w:val="1"/>
-        <w:rPr>
-          <w:rFonts w:asciiTheme="majorHAnsi" w:eastAsiaTheme="majorEastAsia" w:hAnsiTheme="majorHAnsi" w:cstheme="majorBidi"/>
-          <w:color w:val="2F5496" w:themeColor="accent1" w:themeShade="BF"/>
-          <w:kern w:val="0"/>
-          <w:sz w:val="32"/>
-          <w:szCs w:val="32"/>
-          <w:lang w:val="en"/>
-          <w14:ligatures w14:val="none"/>
+        <w:pStyle w:val="Heading2"/>
+        <w:rPr>
+          <w:lang w:val="en"/>
         </w:rPr>
       </w:pPr>
       <w:bookmarkStart w:id="10" w:name="_fjgr2phs5wjy" w:colFirst="0" w:colLast="0"/>
       <w:bookmarkEnd w:id="10"/>
       <w:r>
         <w:rPr>
-          <w:rFonts w:ascii="Segoe UI Emoji" w:eastAsiaTheme="majorEastAsia" w:hAnsi="Segoe UI Emoji" w:cs="Segoe UI Emoji"/>
-          <w:color w:val="2F5496" w:themeColor="accent1" w:themeShade="BF"/>
-          <w:kern w:val="0"/>
-          <w:sz w:val="32"/>
-          <w:szCs w:val="32"/>
-          <w:lang w:val="en"/>
-          <w14:ligatures w14:val="none"/>
+          <w:rFonts w:ascii="Segoe UI Emoji" w:hAnsi="Segoe UI Emoji" w:cs="Segoe UI Emoji"/>
+          <w:lang w:val="en"/>
         </w:rPr>
         <w:t>🔧</w:t>
       </w:r>
       <w:r>
         <w:rPr>
-          <w:rFonts w:asciiTheme="majorHAnsi" w:eastAsiaTheme="majorEastAsia" w:hAnsiTheme="majorHAnsi" w:cstheme="majorBidi"/>
-          <w:color w:val="2F5496" w:themeColor="accent1" w:themeShade="BF"/>
-          <w:kern w:val="0"/>
-          <w:sz w:val="32"/>
-          <w:szCs w:val="32"/>
-          <w:lang w:val="en"/>
-          <w14:ligatures w14:val="none"/>
+          <w:lang w:val="en"/>
         </w:rPr>
         <w:t xml:space="preserve"> Protocols Using Multicast</w:t>
       </w:r>
@@ -4394,18 +4353,33 @@
         </w:rPr>
         <w:t xml:space="preserve">: </w:t>
       </w:r>
-      <w:r>
-        <w:rPr>
-          <w:rFonts w:ascii="Arial" w:eastAsia="Arial" w:hAnsi="Arial" w:cs="Arial"/>
-          <w:b/>
-          <w:kern w:val="0"/>
-          <w:sz w:val="22"/>
-          <w:szCs w:val="22"/>
-          <w:shd w:val="clear" w:color="auto" w:fill="B7B7B7"/>
-          <w:lang w:val="en"/>
-          <w14:ligatures w14:val="none"/>
-        </w:rPr>
-        <w:t xml:space="preserve">Chatgpt </w:t>
+      <w:proofErr w:type="spellStart"/>
+      <w:r>
+        <w:rPr>
+          <w:rFonts w:ascii="Arial" w:eastAsia="Arial" w:hAnsi="Arial" w:cs="Arial"/>
+          <w:b/>
+          <w:kern w:val="0"/>
+          <w:sz w:val="22"/>
+          <w:szCs w:val="22"/>
+          <w:shd w:val="clear" w:color="auto" w:fill="B7B7B7"/>
+          <w:lang w:val="en"/>
+          <w14:ligatures w14:val="none"/>
+        </w:rPr>
+        <w:t>Chatgpt</w:t>
+      </w:r>
+      <w:proofErr w:type="spellEnd"/>
+      <w:r>
+        <w:rPr>
+          <w:rFonts w:ascii="Arial" w:eastAsia="Arial" w:hAnsi="Arial" w:cs="Arial"/>
+          <w:b/>
+          <w:kern w:val="0"/>
+          <w:sz w:val="22"/>
+          <w:szCs w:val="22"/>
+          <w:shd w:val="clear" w:color="auto" w:fill="B7B7B7"/>
+          <w:lang w:val="en"/>
+          <w14:ligatures w14:val="none"/>
+        </w:rPr>
+        <w:t xml:space="preserve"> </w:t>
       </w:r>
       <w:r>
         <w:rPr>
@@ -6072,7 +6046,6 @@
     <w:next w:val="Normal"/>
     <w:link w:val="Heading2Char"/>
     <w:uiPriority w:val="9"/>
-    <w:semiHidden/>
     <w:unhideWhenUsed/>
     <w:qFormat/>
     <w:rsid w:val="00BB053A"/>
@@ -6289,7 +6262,6 @@
     <w:basedOn w:val="DefaultParagraphFont"/>
     <w:link w:val="Heading2"/>
     <w:uiPriority w:val="9"/>
-    <w:semiHidden/>
     <w:rsid w:val="00BB053A"/>
     <w:rPr>
       <w:rFonts w:asciiTheme="majorHAnsi" w:eastAsiaTheme="majorEastAsia" w:hAnsiTheme="majorHAnsi" w:cstheme="majorBidi"/>
